--- a/05_Figures/RESULTS_INTERPRETATION.docx
+++ b/05_Figures/RESULTS_INTERPRETATION.docx
@@ -245,6 +245,54 @@
       <w:r>
         <w:t xml:space="preserve">30:801) was applied at Π &lt; 0.05 alongside Benjamini-Hochberg FDR &lt; 0.10.</w:t>
       </w:r>
+      <w:r>
+        <w:t xml:space="preserve"> </w:t>
+      </w:r>
+      <w:r>
+        <w:t xml:space="preserve">Pathway enrichment (fgsea) was harmonized across the curated four-database</w:t>
+      </w:r>
+      <w:r>
+        <w:t xml:space="preserve"> </w:t>
+      </w:r>
+      <w:r>
+        <w:t xml:space="preserve">pool Hallmark + Reactome + KEGG + MitoCarta (rat-mapped). Redundancy</w:t>
+      </w:r>
+      <w:r>
+        <w:t xml:space="preserve"> </w:t>
+      </w:r>
+      <w:r>
+        <w:t xml:space="preserve">across databases was collapsed using the combined Jaccard / Overlap-</w:t>
+      </w:r>
+      <w:r>
+        <w:t xml:space="preserve"> </w:t>
+      </w:r>
+      <w:r>
+        <w:t xml:space="preserve">Coefficient criterion at threshold 0.5 (Merico et al. 2010, PLoS ONE</w:t>
+      </w:r>
+      <w:r>
+        <w:t xml:space="preserve"> </w:t>
+      </w:r>
+      <w:r>
+        <w:t xml:space="preserve">PMID 21085593; Reimand et al. 2019, Nat Protoc PMID 30664679, Box 1) —</w:t>
+      </w:r>
+      <w:r>
+        <w:t xml:space="preserve"> </w:t>
+      </w:r>
+      <w:r>
+        <w:t xml:space="preserve">the Jaccard pass handles symmetric overlap, and the Overlap-Coefficient</w:t>
+      </w:r>
+      <w:r>
+        <w:t xml:space="preserve"> </w:t>
+      </w:r>
+      <w:r>
+        <w:t xml:space="preserve">pass catches asymmetric containment where a small specialized set is</w:t>
+      </w:r>
+      <w:r>
+        <w:t xml:space="preserve"> </w:t>
+      </w:r>
+      <w:r>
+        <w:t xml:space="preserve">entirely inside a larger general set.</w:t>
+      </w:r>
     </w:p>
     <w:bookmarkEnd w:id="9"/>
     <w:bookmarkStart w:id="10" w:name="method-robustness"/>
@@ -354,25 +402,37 @@
         <w:t xml:space="preserve"> </w:t>
       </w:r>
       <w:r>
-        <w:t xml:space="preserve">PHEvPHE_MITO &gt; CTLvMITO &gt; CTLvPHE &gt; Interaction. After harmonizing</w:t>
-      </w:r>
-      <w:r>
-        <w:t xml:space="preserve"> </w:t>
-      </w:r>
-      <w:r>
-        <w:t xml:space="preserve">Hallmark, Reactome, and MitoCarta annotations and Jaccard-collapsing</w:t>
-      </w:r>
-      <w:r>
-        <w:t xml:space="preserve"> </w:t>
-      </w:r>
-      <w:r>
-        <w:t xml:space="preserve">redundant gene sets, 167 unique Π-significant DEPs survive, with 41</w:t>
-      </w:r>
-      <w:r>
-        <w:t xml:space="preserve"> </w:t>
-      </w:r>
-      <w:r>
-        <w:t xml:space="preserve">flagged as MitoCarta members. The mito-protein rank panel confirms</w:t>
+        <w:t xml:space="preserve">PHEvPHE_MITO &gt; CTLvMITO &gt; CTLvPHE &gt; Interaction. 167 unique</w:t>
+      </w:r>
+      <w:r>
+        <w:t xml:space="preserve"> </w:t>
+      </w:r>
+      <w:r>
+        <w:t xml:space="preserve">Π-significant DEPs survive across the four core contrasts; 41 are</w:t>
+      </w:r>
+      <w:r>
+        <w:t xml:space="preserve"> </w:t>
+      </w:r>
+      <w:r>
+        <w:t xml:space="preserve">MitoCarta members. After harmonizing the Hallmark + Reactome + MitoCarta</w:t>
+      </w:r>
+      <w:r>
+        <w:t xml:space="preserve"> </w:t>
+      </w:r>
+      <w:r>
+        <w:t xml:space="preserve">pathway annotations and collapsing redundancy with the combined</w:t>
+      </w:r>
+      <w:r>
+        <w:t xml:space="preserve"> </w:t>
+      </w:r>
+      <w:r>
+        <w:t xml:space="preserve">Jaccard / Overlap-Coefficient criterion (Methods), 82 unique pathways</w:t>
+      </w:r>
+      <w:r>
+        <w:t xml:space="preserve"> </w:t>
+      </w:r>
+      <w:r>
+        <w:t xml:space="preserve">appear in the enrichment panel. The mito-protein rank panel confirms</w:t>
       </w:r>
       <w:r>
         <w:t xml:space="preserve"> </w:t>
@@ -414,13 +474,13 @@
       </w:r>
     </w:p>
     <w:bookmarkEnd w:id="11"/>
-    <w:bookmarkStart w:id="12" w:name="X41003220c8c1dc3c132d1fa2f7d7e208215fd93"/>
+    <w:bookmarkStart w:id="12" w:name="X977a6dabd226ca69a9e548e83387035d9d3f89f"/>
     <w:p>
       <w:pPr>
         <w:pStyle w:val="Heading2"/>
       </w:pPr>
       <w:r>
-        <w:t xml:space="preserve">F02 — Contrast-resolved volcano landscape (mito lens canonical, GO-Slim and CORUM as supplements)</w:t>
+        <w:t xml:space="preserve">F02 — Contrast-resolved volcano landscape (curated 4-DB pooled canonical, +GO:BP supplement)</w:t>
       </w:r>
     </w:p>
     <w:p>
@@ -428,25 +488,37 @@
         <w:pStyle w:val="FirstParagraph"/>
       </w:pPr>
       <w:r>
-        <w:t xml:space="preserve">The 2 × 2 volcano-in-ring composite stratifies each contrast by MitoCarta</w:t>
-      </w:r>
-      <w:r>
-        <w:t xml:space="preserve"> </w:t>
-      </w:r>
-      <w:r>
-        <w:t xml:space="preserve">pathway (main figure) and additionally by CORUM protein complexes and GO-Slim</w:t>
-      </w:r>
-      <w:r>
-        <w:t xml:space="preserve"> </w:t>
-      </w:r>
-      <w:r>
-        <w:t xml:space="preserve">biological process (supplementary). The mito lens — chosen as canonical</w:t>
-      </w:r>
-      <w:r>
-        <w:t xml:space="preserve"> </w:t>
-      </w:r>
-      <w:r>
-        <w:t xml:space="preserve">because the experimental intervention is mitochondrial — shows:</w:t>
+        <w:t xml:space="preserve">The 2 × 2 volcano-in-ring composite pools four curated databases</w:t>
+      </w:r>
+      <w:r>
+        <w:t xml:space="preserve"> </w:t>
+      </w:r>
+      <w:r>
+        <w:t xml:space="preserve">(Hallmark + Reactome + KEGG + MitoCarta, rat-mapped) for the canonical</w:t>
+      </w:r>
+      <w:r>
+        <w:t xml:space="preserve"> </w:t>
+      </w:r>
+      <w:r>
+        <w:t xml:space="preserve">main figure, with an expanded supplement adding GO:BP for depth. Each</w:t>
+      </w:r>
+      <w:r>
+        <w:t xml:space="preserve"> </w:t>
+      </w:r>
+      <w:r>
+        <w:t xml:space="preserve">ring caps individual database contribution at two terms to prevent any</w:t>
+      </w:r>
+      <w:r>
+        <w:t xml:space="preserve"> </w:t>
+      </w:r>
+      <w:r>
+        <w:t xml:space="preserve">single database from dominating visual real-estate (Methods). Post-dedup</w:t>
+      </w:r>
+      <w:r>
+        <w:t xml:space="preserve"> </w:t>
+      </w:r>
+      <w:r>
+        <w:t xml:space="preserve">counts shown in the rings:</w:t>
       </w:r>
     </w:p>
     <w:p>
@@ -465,7 +537,7 @@
         <w:t xml:space="preserve">Transplant (CTLvMITO)</w:t>
       </w:r>
       <w:r>
-        <w:t xml:space="preserve">: 5 MitoCarta NES-significant pathways UP, 0 DOWN. OXPHOS subunits and mitoribosomal protein sets dominate.</w:t>
+        <w:t xml:space="preserve">: 9 pathways (6 up / 3 down). HALLMARK_OXIDATIVE_PHOSPHORYLATION is the strongest single signal (padj 1.3 × 10⁻⁶), with REACTOME_AEROBIC_RESPIRATION, MITOCARTA_MITORIBOSOME, MITOCARTA_TCA_CYCLE, and KEGG_GLYCOLYSIS triangulating the mitochondrial-delivery signature from four independent annotation perspectives.</w:t>
       </w:r>
     </w:p>
     <w:p>
@@ -484,7 +556,7 @@
         <w:t xml:space="preserve">Rescue (PHEvPHE_MITO)</w:t>
       </w:r>
       <w:r>
-        <w:t xml:space="preserve">: 6 MitoCarta pathways UP after Jaccard collapse (13 pre-collapse), 0 DOWN. Mito delivery continues under PHE stress.</w:t>
+        <w:t xml:space="preserve">: 11 pathways (6 up / 5 down). HALLMARK_OXPHOS dominates UP (padj 1.5 × 10⁻¹⁶, the strongest single signal in the dataset), with HALLMARK_FATTY_ACID_METABOLISM and REACTOME_MITOCHONDRIAL_PROTEIN_DEGRADATION also UP. HALLMARK_EPITHELIAL_MESENCHYMAL_TRANSITION, REACTOME_COLLAGEN_TRIMERIZATION, and FIBRONECTIN_MATRIX are DOWN — the reverse-image of the PHE-induced fibrotic signature (rescue of disease).</w:t>
       </w:r>
     </w:p>
     <w:p>
@@ -503,7 +575,7 @@
         <w:t xml:space="preserve">Disease (CTLvPHE)</w:t>
       </w:r>
       <w:r>
-        <w:t xml:space="preserve">: 0 MitoCarta pathways pass NES significance with the harmonized collection — α1-adrenergic stress is not predominantly mitochondrial at the pathway level.</w:t>
+        <w:t xml:space="preserve">: 8 pathways (5 up / 3 down) — populated for the first time under the pooled lens. KEGG_ECM_RECEPTOR_INTERACTION (padj 0.002), REACTOME_STRIATED_MUSCLE_CONTRACTION (padj 0.007), REACTOME_FORMATION_OF_DYSTROPHIN_GLYCOPROTEIN_COMPLEX, HALLMARK_EPITHELIAL_MESENCHYMAL_TRANSITION, and KEGG_DILATED_CARDIOMYOPATHY are UP, recovering the Hahn 2014 (PMID 24794531) PHE-driven fibrotic / sarcomeric / ECM-remodeling axis at pathway resolution. HALLMARK_MYC_TARGETS_V1, REACTOME_DNA_REPLICATION, and HALLMARK_E2F_TARGETS are DOWN — proliferation arrest paired with hypertrophy, classic for terminally-differentiating cardiomyoblasts under α1-adrenergic stress.</w:t>
       </w:r>
     </w:p>
     <w:p>
@@ -522,7 +594,7 @@
         <w:t xml:space="preserve">Interaction</w:t>
       </w:r>
       <w:r>
-        <w:t xml:space="preserve">: 2 MitoCarta pathways with positive NES, descriptive only.</w:t>
+        <w:t xml:space="preserve">: 11 pathways (descriptive only at N = 24).</w:t>
       </w:r>
     </w:p>
     <w:p>
@@ -530,19 +602,25 @@
         <w:pStyle w:val="FirstParagraph"/>
       </w:pPr>
       <w:r>
-        <w:t xml:space="preserve">The CORUM and GO-Slim variants in the supplement provide complementary</w:t>
-      </w:r>
-      <w:r>
-        <w:t xml:space="preserve"> </w:t>
-      </w:r>
-      <w:r>
-        <w:t xml:space="preserve">biological-process and macromolecular-complex framing without changing the</w:t>
-      </w:r>
-      <w:r>
-        <w:t xml:space="preserve"> </w:t>
-      </w:r>
-      <w:r>
-        <w:t xml:space="preserve">contrast-level conclusion.</w:t>
+        <w:t xml:space="preserve">The expanded supplement (Figure S2, adds GO:BP) provides depth for</w:t>
+      </w:r>
+      <w:r>
+        <w:t xml:space="preserve"> </w:t>
+      </w:r>
+      <w:r>
+        <w:t xml:space="preserve">readers interested in finer-resolution biological-process terms;</w:t>
+      </w:r>
+      <w:r>
+        <w:t xml:space="preserve"> </w:t>
+      </w:r>
+      <w:r>
+        <w:t xml:space="preserve">GO:BP-tagged actin / sarcomere / muscle-organ-development terms</w:t>
+      </w:r>
+      <w:r>
+        <w:t xml:space="preserve"> </w:t>
+      </w:r>
+      <w:r>
+        <w:t xml:space="preserve">triangulate the curated-DB findings for the Disease panel.</w:t>
       </w:r>
     </w:p>
     <w:bookmarkEnd w:id="12"/>
@@ -757,25 +835,37 @@
         <w:t xml:space="preserve"> </w:t>
       </w:r>
       <w:r>
-        <w:t xml:space="preserve">0.78–0.83) shows that 49 sets pass FDR &lt; 0.05 under PHE+Mito Rescue,</w:t>
-      </w:r>
-      <w:r>
-        <w:t xml:space="preserve"> </w:t>
-      </w:r>
-      <w:r>
-        <w:t xml:space="preserve">21 under Transplant, 0 under Disease and Interaction. The two stronger</w:t>
-      </w:r>
-      <w:r>
-        <w:t xml:space="preserve"> </w:t>
-      </w:r>
-      <w:r>
-        <w:t xml:space="preserve">contrasts clear the methodological-agreement floor (ρ &gt; 0.80); the two</w:t>
-      </w:r>
-      <w:r>
-        <w:t xml:space="preserve"> </w:t>
-      </w:r>
-      <w:r>
-        <w:t xml:space="preserve">weaker contrasts sit just below (0.79 and 0.78), consistent with noisier</w:t>
+        <w:t xml:space="preserve">0.77–0.82) shows that 12 sets pass FDR &lt; 0.05 under PHE+Mito Rescue,</w:t>
+      </w:r>
+      <w:r>
+        <w:t xml:space="preserve"> </w:t>
+      </w:r>
+      <w:r>
+        <w:t xml:space="preserve">9 under Transplant, 0 under Disease and Interaction (after stricter</w:t>
+      </w:r>
+      <w:r>
+        <w:t xml:space="preserve"> </w:t>
+      </w:r>
+      <w:r>
+        <w:t xml:space="preserve">combined Jaccard / Overlap-Coefficient dedup of the harmonized</w:t>
+      </w:r>
+      <w:r>
+        <w:t xml:space="preserve"> </w:t>
+      </w:r>
+      <w:r>
+        <w:t xml:space="preserve">collection, 1,625 → 416 sets). The two stronger contrasts clear or</w:t>
+      </w:r>
+      <w:r>
+        <w:t xml:space="preserve"> </w:t>
+      </w:r>
+      <w:r>
+        <w:t xml:space="preserve">sit at the methodological-agreement floor (ρ ≥ 0.80); the two weaker</w:t>
+      </w:r>
+      <w:r>
+        <w:t xml:space="preserve"> </w:t>
+      </w:r>
+      <w:r>
+        <w:t xml:space="preserve">contrasts sit just below (0.78 and 0.77), consistent with noisier</w:t>
       </w:r>
       <w:r>
         <w:t xml:space="preserve"> </w:t>
@@ -2060,6 +2150,144 @@
         <w:t xml:space="preserve">selection and ranking. Bioinformatics. 2014;30(6):801-7. PMID 22321699.</w:t>
       </w:r>
     </w:p>
+    <w:p>
+      <w:pPr>
+        <w:pStyle w:val="Compact"/>
+        <w:numPr>
+          <w:ilvl w:val="0"/>
+          <w:numId w:val="1003"/>
+        </w:numPr>
+      </w:pPr>
+      <w:r>
+        <w:t xml:space="preserve">Subramanian A, Tamayo P, Mootha VK, et al. Gene set enrichment analysis:</w:t>
+      </w:r>
+      <w:r>
+        <w:t xml:space="preserve"> </w:t>
+      </w:r>
+      <w:r>
+        <w:t xml:space="preserve">a knowledge-based approach for interpreting genome-wide expression</w:t>
+      </w:r>
+      <w:r>
+        <w:t xml:space="preserve"> </w:t>
+      </w:r>
+      <w:r>
+        <w:t xml:space="preserve">profiles. Proc Natl Acad Sci U S A. 2005;102(43):15545-50. PMID 16199517.</w:t>
+      </w:r>
+    </w:p>
+    <w:p>
+      <w:pPr>
+        <w:pStyle w:val="Compact"/>
+        <w:numPr>
+          <w:ilvl w:val="0"/>
+          <w:numId w:val="1003"/>
+        </w:numPr>
+      </w:pPr>
+      <w:r>
+        <w:t xml:space="preserve">Liberzon A, Birger C, Thorvaldsdóttir H, et al. The Molecular Signatures</w:t>
+      </w:r>
+      <w:r>
+        <w:t xml:space="preserve"> </w:t>
+      </w:r>
+      <w:r>
+        <w:t xml:space="preserve">Database (MSigDB) hallmark gene set collection. Cell Syst.</w:t>
+      </w:r>
+      <w:r>
+        <w:t xml:space="preserve"> </w:t>
+      </w:r>
+      <w:r>
+        <w:t xml:space="preserve">2015;1(6):417-425. PMID 26771021.</w:t>
+      </w:r>
+    </w:p>
+    <w:p>
+      <w:pPr>
+        <w:pStyle w:val="Compact"/>
+        <w:numPr>
+          <w:ilvl w:val="0"/>
+          <w:numId w:val="1003"/>
+        </w:numPr>
+      </w:pPr>
+      <w:r>
+        <w:t xml:space="preserve">Gillespie M, Jassal B, Stephan R, et al. The Reactome pathway</w:t>
+      </w:r>
+      <w:r>
+        <w:t xml:space="preserve"> </w:t>
+      </w:r>
+      <w:r>
+        <w:t xml:space="preserve">knowledgebase 2022. Nucleic Acids Res. 2022;50(D1):D687-D692.</w:t>
+      </w:r>
+      <w:r>
+        <w:t xml:space="preserve"> </w:t>
+      </w:r>
+      <w:r>
+        <w:t xml:space="preserve">PMID 34788843.</w:t>
+      </w:r>
+    </w:p>
+    <w:p>
+      <w:pPr>
+        <w:pStyle w:val="Compact"/>
+        <w:numPr>
+          <w:ilvl w:val="0"/>
+          <w:numId w:val="1003"/>
+        </w:numPr>
+      </w:pPr>
+      <w:r>
+        <w:t xml:space="preserve">Kanehisa M. Toward understanding the origin and evolution of cellular</w:t>
+      </w:r>
+      <w:r>
+        <w:t xml:space="preserve"> </w:t>
+      </w:r>
+      <w:r>
+        <w:t xml:space="preserve">organisms. Protein Sci. 2019;28(11):1947-1951. PMID 31441146.</w:t>
+      </w:r>
+    </w:p>
+    <w:p>
+      <w:pPr>
+        <w:pStyle w:val="Compact"/>
+        <w:numPr>
+          <w:ilvl w:val="0"/>
+          <w:numId w:val="1003"/>
+        </w:numPr>
+      </w:pPr>
+      <w:r>
+        <w:t xml:space="preserve">Merico D, Isserlin R, Stueker O, Emili A, Bader GD. Enrichment map:</w:t>
+      </w:r>
+      <w:r>
+        <w:t xml:space="preserve"> </w:t>
+      </w:r>
+      <w:r>
+        <w:t xml:space="preserve">a network-based method for gene-set enrichment visualization and</w:t>
+      </w:r>
+      <w:r>
+        <w:t xml:space="preserve"> </w:t>
+      </w:r>
+      <w:r>
+        <w:t xml:space="preserve">interpretation. PLoS ONE. 2010;5(11):e13984. PMID 21085593.</w:t>
+      </w:r>
+    </w:p>
+    <w:p>
+      <w:pPr>
+        <w:pStyle w:val="Compact"/>
+        <w:numPr>
+          <w:ilvl w:val="0"/>
+          <w:numId w:val="1003"/>
+        </w:numPr>
+      </w:pPr>
+      <w:r>
+        <w:t xml:space="preserve">Reimand J, Isserlin R, Voisin V, et al. Pathway enrichment analysis</w:t>
+      </w:r>
+      <w:r>
+        <w:t xml:space="preserve"> </w:t>
+      </w:r>
+      <w:r>
+        <w:t xml:space="preserve">and visualization of omics data using g:Profiler, GSEA, Cytoscape</w:t>
+      </w:r>
+      <w:r>
+        <w:t xml:space="preserve"> </w:t>
+      </w:r>
+      <w:r>
+        <w:t xml:space="preserve">and EnrichmentMap. Nat Protoc. 2019;14(2):482-517. PMID 30664679.</w:t>
+      </w:r>
+    </w:p>
     <w:bookmarkEnd w:id="24"/>
     <w:sectPr>
       <w:footnotePr>

--- a/05_Figures/RESULTS_INTERPRETATION.docx
+++ b/05_Figures/RESULTS_INTERPRETATION.docx
@@ -7,7 +7,15 @@
         <w:pStyle w:val="Title"/>
       </w:pPr>
       <w:r>
-        <w:t xml:space="preserve">A_Mito_2026 — Results and interpretation (candidate manuscript text)</w:t>
+        <w:t xml:space="preserve">Mitochondrial Transplant in PHE-Stressed H9c2 Cardiomyoblasts — Methods and Results</w:t>
+      </w:r>
+    </w:p>
+    <w:p>
+      <w:pPr>
+        <w:pStyle w:val="Subtitle"/>
+      </w:pPr>
+      <w:r>
+        <w:t xml:space="preserve">Documentation deliverable; not a manuscript draft</w:t>
       </w:r>
     </w:p>
     <w:p>
@@ -15,16 +23,16 @@
         <w:pStyle w:val="Date"/>
       </w:pPr>
       <w:r>
-        <w:t xml:space="preserve">2026-06-04</w:t>
-      </w:r>
-    </w:p>
-    <w:bookmarkStart w:id="9" w:name="overview"/>
+        <w:t xml:space="preserve">2026-06-09</w:t>
+      </w:r>
+    </w:p>
+    <w:bookmarkStart w:id="9" w:name="purpose-of-this-document"/>
     <w:p>
       <w:pPr>
         <w:pStyle w:val="Heading1"/>
       </w:pPr>
       <w:r>
-        <w:t xml:space="preserve">Overview</w:t>
+        <w:t xml:space="preserve">Purpose of this document</w:t>
       </w:r>
     </w:p>
     <w:p>
@@ -32,31 +40,216 @@
         <w:pStyle w:val="FirstParagraph"/>
       </w:pPr>
       <w:r>
-        <w:t xml:space="preserve">H9c2 rat cardiomyoblasts treated with phenylephrine (PHE) and/or co-incubated</w:t>
-      </w:r>
-      <w:r>
-        <w:t xml:space="preserve"> </w:t>
-      </w:r>
-      <w:r>
-        <w:t xml:space="preserve">with isolated mitochondria, in a 2 × 2 design (Ctl, Mito, PHE, PHE_Mito;</w:t>
-      </w:r>
-      <w:r>
-        <w:t xml:space="preserve"> </w:t>
-      </w:r>
-      <w:r>
-        <w:t xml:space="preserve">n = 6/group, N = 24). The four core comparisons map onto the rescue paradigm</w:t>
-      </w:r>
-      <w:r>
-        <w:t xml:space="preserve"> </w:t>
-      </w:r>
-      <w:r>
-        <w:t xml:space="preserve">introduced by Masuzawa and colleagues (PMID 23355340) and most recently</w:t>
-      </w:r>
-      <w:r>
-        <w:t xml:space="preserve"> </w:t>
-      </w:r>
-      <w:r>
-        <w:t xml:space="preserve">extended by Doulamis and colleagues (PMID 39732955):</w:t>
+        <w:t xml:space="preserve">This document describes the methods and results from a proteomic analysis of</w:t>
+      </w:r>
+      <w:r>
+        <w:t xml:space="preserve"> </w:t>
+      </w:r>
+      <w:r>
+        <w:t xml:space="preserve">H9c2 rat cardiomyoblasts treated with phenylephrine (PHE) and/or mitochondrial</w:t>
+      </w:r>
+      <w:r>
+        <w:t xml:space="preserve"> </w:t>
+      </w:r>
+      <w:r>
+        <w:t xml:space="preserve">transplant. It is prepared as a documentation deliverable to be folded into a</w:t>
+      </w:r>
+      <w:r>
+        <w:t xml:space="preserve"> </w:t>
+      </w:r>
+      <w:r>
+        <w:t xml:space="preserve">separate project led by another investigator; it is</w:t>
+      </w:r>
+      <w:r>
+        <w:t xml:space="preserve"> </w:t>
+      </w:r>
+      <w:r>
+        <w:rPr>
+          <w:b/>
+          <w:bCs/>
+        </w:rPr>
+        <w:t xml:space="preserve">not</w:t>
+      </w:r>
+      <w:r>
+        <w:t xml:space="preserve"> </w:t>
+      </w:r>
+      <w:r>
+        <w:t xml:space="preserve">a manuscript draft</w:t>
+      </w:r>
+      <w:r>
+        <w:t xml:space="preserve"> </w:t>
+      </w:r>
+      <w:r>
+        <w:t xml:space="preserve">in its own right. The level of detail here is intentionally fuller than would</w:t>
+      </w:r>
+      <w:r>
+        <w:t xml:space="preserve"> </w:t>
+      </w:r>
+      <w:r>
+        <w:t xml:space="preserve">appear in a journal Methods or Results section so the recipient has enough</w:t>
+      </w:r>
+      <w:r>
+        <w:t xml:space="preserve"> </w:t>
+      </w:r>
+      <w:r>
+        <w:t xml:space="preserve">context to (i) understand exactly what was done and why, (ii) decide which</w:t>
+      </w:r>
+      <w:r>
+        <w:t xml:space="preserve"> </w:t>
+      </w:r>
+      <w:r>
+        <w:t xml:space="preserve">parts to keep verbatim, (iii) compress to the target journal’s word count, and</w:t>
+      </w:r>
+      <w:r>
+        <w:t xml:space="preserve"> </w:t>
+      </w:r>
+      <w:r>
+        <w:t xml:space="preserve">(iv) write the surrounding Introduction and Discussion.</w:t>
+      </w:r>
+    </w:p>
+    <w:p>
+      <w:pPr>
+        <w:pStyle w:val="BodyText"/>
+      </w:pPr>
+      <w:r>
+        <w:t xml:space="preserve">Every analytical choice is cited to peer-reviewed primary literature; all</w:t>
+      </w:r>
+      <w:r>
+        <w:t xml:space="preserve"> </w:t>
+      </w:r>
+      <w:r>
+        <w:t xml:space="preserve">PMIDs were verified against PubMed during writing.</w:t>
+      </w:r>
+    </w:p>
+    <w:p>
+      <w:r>
+        <w:pict>
+          <v:rect style="width:0;height:1.5pt" o:hralign="center" o:hrstd="t" o:hr="t"/>
+        </w:pict>
+      </w:r>
+    </w:p>
+    <w:bookmarkEnd w:id="9"/>
+    <w:bookmarkStart w:id="25" w:name="methods"/>
+    <w:p>
+      <w:pPr>
+        <w:pStyle w:val="Heading1"/>
+      </w:pPr>
+      <w:r>
+        <w:t xml:space="preserve">Methods</w:t>
+      </w:r>
+    </w:p>
+    <w:bookmarkStart w:id="10" w:name="experimental-design"/>
+    <w:p>
+      <w:pPr>
+        <w:pStyle w:val="Heading2"/>
+      </w:pPr>
+      <w:r>
+        <w:t xml:space="preserve">Experimental design</w:t>
+      </w:r>
+    </w:p>
+    <w:p>
+      <w:pPr>
+        <w:pStyle w:val="FirstParagraph"/>
+      </w:pPr>
+      <w:r>
+        <w:t xml:space="preserve">H9c2 rat cardiomyoblasts (ATCC) were assigned to a 2 × 2 factorial design</w:t>
+      </w:r>
+      <w:r>
+        <w:t xml:space="preserve"> </w:t>
+      </w:r>
+      <w:r>
+        <w:t xml:space="preserve">crossing phenylephrine treatment (PHE − / +) with mitochondrial transplant</w:t>
+      </w:r>
+      <w:r>
+        <w:t xml:space="preserve"> </w:t>
+      </w:r>
+      <w:r>
+        <w:t xml:space="preserve">(Mito − / +), yielding four groups: Ctl, Mito, PHE, and PHE_Mito. Each</w:t>
+      </w:r>
+      <w:r>
+        <w:t xml:space="preserve"> </w:t>
+      </w:r>
+      <w:r>
+        <w:t xml:space="preserve">group contained six biological replicates (N = 24 total samples). Replicates</w:t>
+      </w:r>
+      <w:r>
+        <w:t xml:space="preserve"> </w:t>
+      </w:r>
+      <w:r>
+        <w:t xml:space="preserve">were structured as paired plate/day/passage blocks across the four groups,</w:t>
+      </w:r>
+      <w:r>
+        <w:t xml:space="preserve"> </w:t>
+      </w:r>
+      <w:r>
+        <w:t xml:space="preserve">so each replicate index (1–6) corresponds to a matched set of one well from</w:t>
+      </w:r>
+      <w:r>
+        <w:t xml:space="preserve"> </w:t>
+      </w:r>
+      <w:r>
+        <w:t xml:space="preserve">each of the four groups processed together. This block structure was carried</w:t>
+      </w:r>
+      <w:r>
+        <w:t xml:space="preserve"> </w:t>
+      </w:r>
+      <w:r>
+        <w:t xml:space="preserve">through statistical modeling as described below.</w:t>
+      </w:r>
+    </w:p>
+    <w:p>
+      <w:pPr>
+        <w:pStyle w:val="BodyText"/>
+      </w:pPr>
+      <w:r>
+        <w:t xml:space="preserve">A small number of samples (n = 4) were re-injected on the mass spectrometer</w:t>
+      </w:r>
+      <w:r>
+        <w:t xml:space="preserve"> </w:t>
+      </w:r>
+      <w:r>
+        <w:t xml:space="preserve">to recover failed acquisitions. These re-injection samples are denoted by an</w:t>
+      </w:r>
+      <w:r>
+        <w:t xml:space="preserve"> </w:t>
+      </w:r>
+      <w:r>
+        <w:rPr>
+          <w:rStyle w:val="VerbatimChar"/>
+        </w:rPr>
+        <w:t xml:space="preserve">r</w:t>
+      </w:r>
+      <w:r>
+        <w:t xml:space="preserve"> </w:t>
+      </w:r>
+      <w:r>
+        <w:t xml:space="preserve">suffix and are distributed across groups as Ctl = 1, Mito = 0, PHE = 2,</w:t>
+      </w:r>
+      <w:r>
+        <w:t xml:space="preserve"> </w:t>
+      </w:r>
+      <w:r>
+        <w:t xml:space="preserve">PHE_Mito = 3. The imbalance was carried forward as a documented sensitivity</w:t>
+      </w:r>
+      <w:r>
+        <w:t xml:space="preserve"> </w:t>
+      </w:r>
+      <w:r>
+        <w:t xml:space="preserve">analysis rather than corrected, because the small absolute counts do not</w:t>
+      </w:r>
+      <w:r>
+        <w:t xml:space="preserve"> </w:t>
+      </w:r>
+      <w:r>
+        <w:t xml:space="preserve">support a stratified design re-fit at this N.</w:t>
+      </w:r>
+    </w:p>
+    <w:p>
+      <w:pPr>
+        <w:pStyle w:val="BodyText"/>
+      </w:pPr>
+      <w:r>
+        <w:t xml:space="preserve">Four primary contrasts and one secondary contrast were defined:</w:t>
       </w:r>
     </w:p>
     <w:tbl>
@@ -67,8 +260,9 @@
         <w:tblLook w:firstRow="1" w:lastRow="0" w:firstColumn="0" w:lastColumn="0" w:noHBand="0" w:noVBand="0" w:val="0020"/>
       </w:tblPr>
       <w:tblGrid>
-        <w:gridCol w:w="3960"/>
-        <w:gridCol w:w="3960"/>
+        <w:gridCol w:w="2640"/>
+        <w:gridCol w:w="2640"/>
+        <w:gridCol w:w="2640"/>
       </w:tblGrid>
       <w:tr>
         <w:trPr>
@@ -92,6 +286,17 @@
               <w:pStyle w:val="Compact"/>
             </w:pPr>
             <w:r>
+              <w:t xml:space="preserve">Definition</w:t>
+            </w:r>
+          </w:p>
+        </w:tc>
+        <w:tc>
+          <w:tcPr/>
+          <w:p>
+            <w:pPr>
+              <w:pStyle w:val="Compact"/>
+            </w:pPr>
+            <w:r>
               <w:t xml:space="preserve">Biological question</w:t>
             </w:r>
           </w:p>
@@ -105,7 +310,22 @@
               <w:pStyle w:val="Compact"/>
             </w:pPr>
             <w:r>
+              <w:rPr>
+                <w:b/>
+                <w:bCs/>
+              </w:rPr>
               <w:t xml:space="preserve">CTLvPHE</w:t>
+            </w:r>
+          </w:p>
+        </w:tc>
+        <w:tc>
+          <w:tcPr/>
+          <w:p>
+            <w:pPr>
+              <w:pStyle w:val="Compact"/>
+            </w:pPr>
+            <w:r>
+              <w:t xml:space="preserve">PHE − Ctl</w:t>
             </w:r>
           </w:p>
         </w:tc>
@@ -129,7 +349,22 @@
               <w:pStyle w:val="Compact"/>
             </w:pPr>
             <w:r>
+              <w:rPr>
+                <w:b/>
+                <w:bCs/>
+              </w:rPr>
               <w:t xml:space="preserve">CTLvMITO</w:t>
+            </w:r>
+          </w:p>
+        </w:tc>
+        <w:tc>
+          <w:tcPr/>
+          <w:p>
+            <w:pPr>
+              <w:pStyle w:val="Compact"/>
+            </w:pPr>
+            <w:r>
+              <w:t xml:space="preserve">Mito − Ctl</w:t>
             </w:r>
           </w:p>
         </w:tc>
@@ -153,7 +388,22 @@
               <w:pStyle w:val="Compact"/>
             </w:pPr>
             <w:r>
+              <w:rPr>
+                <w:b/>
+                <w:bCs/>
+              </w:rPr>
               <w:t xml:space="preserve">PHEvPHE_MITO</w:t>
+            </w:r>
+          </w:p>
+        </w:tc>
+        <w:tc>
+          <w:tcPr/>
+          <w:p>
+            <w:pPr>
+              <w:pStyle w:val="Compact"/>
+            </w:pPr>
+            <w:r>
+              <w:t xml:space="preserve">PHE_Mito − PHE</w:t>
             </w:r>
           </w:p>
         </w:tc>
@@ -177,6 +427,10 @@
               <w:pStyle w:val="Compact"/>
             </w:pPr>
             <w:r>
+              <w:rPr>
+                <w:b/>
+                <w:bCs/>
+              </w:rPr>
               <w:t xml:space="preserve">Interaction</w:t>
             </w:r>
           </w:p>
@@ -188,24 +442,274 @@
               <w:pStyle w:val="Compact"/>
             </w:pPr>
             <w:r>
-              <w:t xml:space="preserve">Does PHE alter what mitochondrial transplant does? (descriptive; underpowered at N = 24)</w:t>
+              <w:t xml:space="preserve">(PHE_Mito − PHE) − (Mito − Ctl)</w:t>
+            </w:r>
+          </w:p>
+        </w:tc>
+        <w:tc>
+          <w:tcPr/>
+          <w:p>
+            <w:pPr>
+              <w:pStyle w:val="Compact"/>
+            </w:pPr>
+            <w:r>
+              <w:t xml:space="preserve">Does PHE alter what mitochondrial transplant does? (descriptive at N = 24; not formally interpreted)</w:t>
+            </w:r>
+          </w:p>
+        </w:tc>
+      </w:tr>
+      <w:tr>
+        <w:tc>
+          <w:tcPr/>
+          <w:p>
+            <w:pPr>
+              <w:pStyle w:val="Compact"/>
+            </w:pPr>
+            <w:r>
+              <w:t xml:space="preserve">MITOvPHE_MITO (secondary)</w:t>
+            </w:r>
+          </w:p>
+        </w:tc>
+        <w:tc>
+          <w:tcPr/>
+          <w:p>
+            <w:pPr>
+              <w:pStyle w:val="Compact"/>
+            </w:pPr>
+            <w:r>
+              <w:t xml:space="preserve">PHE_Mito − Mito</w:t>
+            </w:r>
+          </w:p>
+        </w:tc>
+        <w:tc>
+          <w:tcPr/>
+          <w:p>
+            <w:pPr>
+              <w:pStyle w:val="Compact"/>
+            </w:pPr>
+            <w:r>
+              <w:t xml:space="preserve">What does PHE do on top of mitochondrial transplant? Used for sensitivity reporting only.</w:t>
             </w:r>
           </w:p>
         </w:tc>
       </w:tr>
     </w:tbl>
+    <w:bookmarkEnd w:id="10"/>
+    <w:bookmarkStart w:id="11" w:name="X3950413d3551e63a5cd7c48f530390aef4aad70"/>
+    <w:p>
+      <w:pPr>
+        <w:pStyle w:val="Heading2"/>
+      </w:pPr>
+      <w:r>
+        <w:t xml:space="preserve">Mass spectrometry and protein quantification</w:t>
+      </w:r>
+    </w:p>
+    <w:p>
+      <w:pPr>
+        <w:pStyle w:val="FirstParagraph"/>
+      </w:pPr>
+      <w:r>
+        <w:t xml:space="preserve">Label-free quantitative mass spectrometry was performed upstream of the</w:t>
+      </w:r>
+      <w:r>
+        <w:t xml:space="preserve"> </w:t>
+      </w:r>
+      <w:r>
+        <w:t xml:space="preserve">analyses described here. Protein-level intensities were exported as a</w:t>
+      </w:r>
+      <w:r>
+        <w:t xml:space="preserve"> </w:t>
+      </w:r>
+      <w:r>
+        <w:t xml:space="preserve">pre-processed matrix (4,813 proteins × 24 samples after standard data-matrix</w:t>
+      </w:r>
+      <w:r>
+        <w:t xml:space="preserve"> </w:t>
+      </w:r>
+      <w:r>
+        <w:t xml:space="preserve">filtering). All downstream analyses in this document begin from this</w:t>
+      </w:r>
+      <w:r>
+        <w:t xml:space="preserve"> </w:t>
+      </w:r>
+      <w:r>
+        <w:t xml:space="preserve">protein-level matrix; no peptide-level reprocessing was performed.</w:t>
+      </w:r>
+    </w:p>
+    <w:bookmarkEnd w:id="11"/>
+    <w:bookmarkStart w:id="12" w:name="quality-control-and-normalization"/>
+    <w:p>
+      <w:pPr>
+        <w:pStyle w:val="Heading2"/>
+      </w:pPr>
+      <w:r>
+        <w:t xml:space="preserve">Quality control and normalization</w:t>
+      </w:r>
+    </w:p>
+    <w:p>
+      <w:pPr>
+        <w:pStyle w:val="FirstParagraph"/>
+      </w:pPr>
+      <w:r>
+        <w:t xml:space="preserve">Cyclic loess normalization (</w:t>
+      </w:r>
+      <w:r>
+        <w:rPr>
+          <w:rStyle w:val="VerbatimChar"/>
+        </w:rPr>
+        <w:t xml:space="preserve">cycloess</w:t>
+      </w:r>
+      <w:r>
+        <w:t xml:space="preserve">) was applied via the</w:t>
+      </w:r>
+      <w:r>
+        <w:t xml:space="preserve"> </w:t>
+      </w:r>
+      <w:r>
+        <w:rPr>
+          <w:b/>
+          <w:bCs/>
+        </w:rPr>
+        <w:t xml:space="preserve">proteoDA</w:t>
+      </w:r>
+      <w:r>
+        <w:t xml:space="preserve"> </w:t>
+      </w:r>
+      <w:r>
+        <w:t xml:space="preserve">package using its standard normalization wrapper. Sample-level quality</w:t>
+      </w:r>
+      <w:r>
+        <w:t xml:space="preserve"> </w:t>
+      </w:r>
+      <w:r>
+        <w:t xml:space="preserve">control followed a four-method consensus framework requiring ≥ 3 of 4</w:t>
+      </w:r>
+      <w:r>
+        <w:t xml:space="preserve"> </w:t>
+      </w:r>
+      <w:r>
+        <w:t xml:space="preserve">diagnostic checks to flag a sample as an outlier; no samples were excluded</w:t>
+      </w:r>
+      <w:r>
+        <w:t xml:space="preserve"> </w:t>
+      </w:r>
+      <w:r>
+        <w:t xml:space="preserve">from the final analysis under this criterion.</w:t>
+      </w:r>
+    </w:p>
+    <w:bookmarkEnd w:id="12"/>
+    <w:bookmarkStart w:id="13" w:name="missingness-handling-and-imputation"/>
+    <w:p>
+      <w:pPr>
+        <w:pStyle w:val="Heading2"/>
+      </w:pPr>
+      <w:r>
+        <w:t xml:space="preserve">Missingness handling and imputation</w:t>
+      </w:r>
+    </w:p>
+    <w:p>
+      <w:pPr>
+        <w:pStyle w:val="FirstParagraph"/>
+      </w:pPr>
+      <w:r>
+        <w:t xml:space="preserve">Proteins with missing values were classified into Missing-At-Random (MAR)</w:t>
+      </w:r>
+      <w:r>
+        <w:t xml:space="preserve"> </w:t>
+      </w:r>
+      <w:r>
+        <w:t xml:space="preserve">or Missing-Not-At-Random (MNAR) categories using the empirical Bayes</w:t>
+      </w:r>
+      <w:r>
+        <w:t xml:space="preserve"> </w:t>
+      </w:r>
+      <w:r>
+        <w:t xml:space="preserve">mixture model implemented in the</w:t>
+      </w:r>
+      <w:r>
+        <w:t xml:space="preserve"> </w:t>
+      </w:r>
+      <w:r>
+        <w:rPr>
+          <w:b/>
+          <w:bCs/>
+        </w:rPr>
+        <w:t xml:space="preserve">msImpute</w:t>
+      </w:r>
+      <w:r>
+        <w:t xml:space="preserve"> </w:t>
+      </w:r>
+      <w:r>
+        <w:t xml:space="preserve">Bioconductor package</w:t>
+      </w:r>
+      <w:r>
+        <w:t xml:space="preserve"> </w:t>
+      </w:r>
+      <w:r>
+        <w:t xml:space="preserve">(bioconductor.org/packages/msImpute).</w:t>
+      </w:r>
+    </w:p>
     <w:p>
       <w:pPr>
         <w:pStyle w:val="BodyText"/>
       </w:pPr>
       <w:r>
-        <w:t xml:space="preserve">A secondary MITOvPHE_MITO comparison was retained for sensitivity reporting</w:t>
-      </w:r>
-      <w:r>
-        <w:t xml:space="preserve"> </w:t>
-      </w:r>
-      <w:r>
-        <w:t xml:space="preserve">but is not interpreted as a primary biological contrast.</w:t>
+        <w:t xml:space="preserve">A single imputation strategy using</w:t>
+      </w:r>
+      <w:r>
+        <w:t xml:space="preserve"> </w:t>
+      </w:r>
+      <w:r>
+        <w:rPr>
+          <w:b/>
+          <w:bCs/>
+        </w:rPr>
+        <w:t xml:space="preserve">missForest</w:t>
+      </w:r>
+      <w:r>
+        <w:t xml:space="preserve"> </w:t>
+      </w:r>
+      <w:r>
+        <w:t xml:space="preserve">(Stekhoven and Bühlmann</w:t>
+      </w:r>
+      <w:r>
+        <w:t xml:space="preserve"> </w:t>
+      </w:r>
+      <w:r>
+        <w:t xml:space="preserve">2012) was then applied to every protein, regardless of MAR/MNAR</w:t>
+      </w:r>
+      <w:r>
+        <w:t xml:space="preserve"> </w:t>
+      </w:r>
+      <w:r>
+        <w:t xml:space="preserve">classification. A 3-method consensus (kmeans + logistic + left-tail</w:t>
+      </w:r>
+      <w:r>
+        <w:t xml:space="preserve"> </w:t>
+      </w:r>
+      <w:r>
+        <w:t xml:space="preserve">imputation) was computed in parallel only to derive an</w:t>
+      </w:r>
+      <w:r>
+        <w:t xml:space="preserve"> </w:t>
+      </w:r>
+      <w:r>
+        <w:rPr>
+          <w:rStyle w:val="VerbatimChar"/>
+        </w:rPr>
+        <w:t xml:space="preserve">imputation_reliable</w:t>
+      </w:r>
+      <w:r>
+        <w:t xml:space="preserve"> </w:t>
+      </w:r>
+      <w:r>
+        <w:t xml:space="preserve">per-protein flag for reporting; the consensus was not used as the</w:t>
+      </w:r>
+      <w:r>
+        <w:t xml:space="preserve"> </w:t>
+      </w:r>
+      <w:r>
+        <w:t xml:space="preserve">imputation itself.</w:t>
       </w:r>
     </w:p>
     <w:p>
@@ -213,17 +717,740 @@
         <w:pStyle w:val="BodyText"/>
       </w:pPr>
       <w:r>
-        <w:t xml:space="preserve">Stage 03 differential abundance used limma with</w:t>
-      </w:r>
-      <w:r>
-        <w:t xml:space="preserve"> </w:t>
-      </w:r>
+        <w:t xml:space="preserve">The downstream split is important:</w:t>
+      </w:r>
+      <w:r>
+        <w:t xml:space="preserve"> </w:t>
+      </w:r>
+      <w:r>
+        <w:rPr>
+          <w:b/>
+          <w:bCs/>
+        </w:rPr>
+        <w:t xml:space="preserve">differential abundance analysis used the</w:t>
+      </w:r>
+      <w:r>
+        <w:rPr>
+          <w:b/>
+          <w:bCs/>
+        </w:rPr>
+        <w:t xml:space="preserve"> </w:t>
+      </w:r>
+      <w:r>
+        <w:rPr>
+          <w:b/>
+          <w:bCs/>
+        </w:rPr>
+        <w:t xml:space="preserve">non-imputed cyclic-loess matrix</w:t>
+      </w:r>
+      <w:r>
+        <w:t xml:space="preserve"> </w:t>
+      </w:r>
+      <w:r>
+        <w:t xml:space="preserve">(limma handles per-protein missingness</w:t>
+      </w:r>
+      <w:r>
+        <w:t xml:space="preserve"> </w:t>
+      </w:r>
+      <w:r>
+        <w:t xml:space="preserve">through its per-row regression model), while the imputed matrix was used</w:t>
+      </w:r>
+      <w:r>
+        <w:t xml:space="preserve"> </w:t>
+      </w:r>
+      <w:r>
+        <w:t xml:space="preserve">only for visualizations, principal-component analysis, WGCNA, and set</w:t>
+      </w:r>
+      <w:r>
+        <w:t xml:space="preserve"> </w:t>
+      </w:r>
+      <w:r>
+        <w:t xml:space="preserve">scoring where complete data are required.</w:t>
+      </w:r>
+    </w:p>
+    <w:bookmarkEnd w:id="13"/>
+    <w:bookmarkStart w:id="14" w:name="differential-abundance-analysis"/>
+    <w:p>
+      <w:pPr>
+        <w:pStyle w:val="Heading2"/>
+      </w:pPr>
+      <w:r>
+        <w:t xml:space="preserve">Differential abundance analysis</w:t>
+      </w:r>
+    </w:p>
+    <w:p>
+      <w:pPr>
+        <w:pStyle w:val="FirstParagraph"/>
+      </w:pPr>
+      <w:r>
+        <w:t xml:space="preserve">Differential abundance was tested with</w:t>
+      </w:r>
+      <w:r>
+        <w:t xml:space="preserve"> </w:t>
+      </w:r>
+      <w:r>
+        <w:rPr>
+          <w:b/>
+          <w:bCs/>
+        </w:rPr>
+        <w:t xml:space="preserve">limma</w:t>
+      </w:r>
+      <w:r>
+        <w:t xml:space="preserve"> </w:t>
+      </w:r>
+      <w:r>
+        <w:t xml:space="preserve">(Ritchie et al. 2015,</w:t>
+      </w:r>
+      <w:r>
+        <w:t xml:space="preserve"> </w:t>
+      </w:r>
+      <w:r>
+        <w:t xml:space="preserve">PMID 25605792) using the design formula</w:t>
+      </w:r>
+    </w:p>
+    <w:p>
+      <w:pPr>
+        <w:pStyle w:val="SourceCode"/>
+      </w:pPr>
       <w:r>
         <w:rPr>
           <w:rStyle w:val="VerbatimChar"/>
         </w:rPr>
         <w:t xml:space="preserve">~ 0 + group + (1 | Replicate)</w:t>
       </w:r>
+    </w:p>
+    <w:p>
+      <w:pPr>
+        <w:pStyle w:val="FirstParagraph"/>
+      </w:pPr>
+      <w:r>
+        <w:t xml:space="preserve">routed through proteoDA’s</w:t>
+      </w:r>
+      <w:r>
+        <w:t xml:space="preserve"> </w:t>
+      </w:r>
+      <w:r>
+        <w:rPr>
+          <w:rStyle w:val="VerbatimChar"/>
+        </w:rPr>
+        <w:t xml:space="preserve">fit_limma_model()</w:t>
+      </w:r>
+      <w:r>
+        <w:t xml:space="preserve"> </w:t>
+      </w:r>
+      <w:r>
+        <w:t xml:space="preserve">wrapper, which forwards the</w:t>
+      </w:r>
+      <w:r>
+        <w:t xml:space="preserve"> </w:t>
+      </w:r>
+      <w:r>
+        <w:t xml:space="preserve">Replicate term to limma’s</w:t>
+      </w:r>
+      <w:r>
+        <w:t xml:space="preserve"> </w:t>
+      </w:r>
+      <w:r>
+        <w:rPr>
+          <w:rStyle w:val="VerbatimChar"/>
+        </w:rPr>
+        <w:t xml:space="preserve">duplicateCorrelation</w:t>
+      </w:r>
+      <w:r>
+        <w:t xml:space="preserve"> </w:t>
+      </w:r>
+      <w:r>
+        <w:t xml:space="preserve">interface. This treats</w:t>
+      </w:r>
+      <w:r>
+        <w:t xml:space="preserve"> </w:t>
+      </w:r>
+      <w:r>
+        <w:t xml:space="preserve">Replicate as a within-block correlation rather than a fixed effect,</w:t>
+      </w:r>
+      <w:r>
+        <w:t xml:space="preserve"> </w:t>
+      </w:r>
+      <w:r>
+        <w:t xml:space="preserve">correctly accounting for the paired-plate structure without consuming</w:t>
+      </w:r>
+      <w:r>
+        <w:t xml:space="preserve"> </w:t>
+      </w:r>
+      <w:r>
+        <w:t xml:space="preserve">five degrees of freedom for the six replicate indices.</w:t>
+      </w:r>
+    </w:p>
+    <w:p>
+      <w:pPr>
+        <w:pStyle w:val="BodyText"/>
+      </w:pPr>
+      <w:r>
+        <w:t xml:space="preserve">Empirical Bayes moderation was applied via</w:t>
+      </w:r>
+      <w:r>
+        <w:t xml:space="preserve"> </w:t>
+      </w:r>
+      <w:r>
+        <w:rPr>
+          <w:rStyle w:val="VerbatimChar"/>
+        </w:rPr>
+        <w:t xml:space="preserve">eBayes()</w:t>
+      </w:r>
+      <w:r>
+        <w:t xml:space="preserve">. The Benjamini-Hochberg</w:t>
+      </w:r>
+      <w:r>
+        <w:t xml:space="preserve"> </w:t>
+      </w:r>
+      <w:r>
+        <w:t xml:space="preserve">adjusted p-value (</w:t>
+      </w:r>
+      <w:r>
+        <w:rPr>
+          <w:rStyle w:val="VerbatimChar"/>
+        </w:rPr>
+        <w:t xml:space="preserve">adj.P.Val</w:t>
+      </w:r>
+      <w:r>
+        <w:t xml:space="preserve">) was used at an exploratory threshold of</w:t>
+      </w:r>
+      <w:r>
+        <w:t xml:space="preserve"> </w:t>
+      </w:r>
+      <w:r>
+        <w:t xml:space="preserve">FDR &lt; 0.10. In addition, the</w:t>
+      </w:r>
+      <w:r>
+        <w:t xml:space="preserve"> </w:t>
+      </w:r>
+      <w:r>
+        <w:rPr>
+          <w:b/>
+          <w:bCs/>
+        </w:rPr>
+        <w:t xml:space="preserve">capital-pi (Π) significance score</w:t>
+      </w:r>
+      <w:r>
+        <w:t xml:space="preserve"> </w:t>
+      </w:r>
+      <w:r>
+        <w:t xml:space="preserve">from</w:t>
+      </w:r>
+      <w:r>
+        <w:t xml:space="preserve"> </w:t>
+      </w:r>
+      <w:r>
+        <w:t xml:space="preserve">Xiao et al. 2014 (PMID 22321699) was applied at Π &lt; 0.05, where</w:t>
+      </w:r>
+    </w:p>
+    <w:p>
+      <w:pPr>
+        <w:pStyle w:val="BodyText"/>
+      </w:pPr>
+      <m:oMathPara>
+        <m:oMathParaPr>
+          <m:jc m:val="center"/>
+        </m:oMathParaPr>
+        <m:oMath>
+          <m:r>
+            <m:rPr>
+              <m:sty m:val="p"/>
+            </m:rPr>
+            <m:t>Π</m:t>
+          </m:r>
+          <m:r>
+            <m:rPr>
+              <m:sty m:val="p"/>
+            </m:rPr>
+            <m:t>=</m:t>
+          </m:r>
+          <m:sSup>
+            <m:e>
+              <m:r>
+                <m:rPr>
+                  <m:nor/>
+                  <m:sty m:val="p"/>
+                </m:rPr>
+                <m:t>P-value</m:t>
+              </m:r>
+            </m:e>
+            <m:sup>
+              <m:r>
+                <m:rPr>
+                  <m:sty m:val="p"/>
+                </m:rPr>
+                <m:t>|</m:t>
+              </m:r>
+              <m:sSub>
+                <m:e>
+                  <m:r>
+                    <m:rPr>
+                      <m:sty m:val="p"/>
+                    </m:rPr>
+                    <m:t>log</m:t>
+                  </m:r>
+                </m:e>
+                <m:sub>
+                  <m:r>
+                    <m:t>2</m:t>
+                  </m:r>
+                </m:sub>
+              </m:sSub>
+              <m:r>
+                <m:rPr>
+                  <m:nor/>
+                  <m:sty m:val="p"/>
+                </m:rPr>
+                <m:t>FC</m:t>
+              </m:r>
+              <m:r>
+                <m:rPr>
+                  <m:sty m:val="p"/>
+                </m:rPr>
+                <m:t>|</m:t>
+              </m:r>
+            </m:sup>
+          </m:sSup>
+        </m:oMath>
+      </m:oMathPara>
+    </w:p>
+    <w:p>
+      <w:pPr>
+        <w:pStyle w:val="FirstParagraph"/>
+      </w:pPr>
+      <w:r>
+        <w:t xml:space="preserve">The Π score is small when a protein has both a small p-value and a large</w:t>
+      </w:r>
+      <w:r>
+        <w:t xml:space="preserve"> </w:t>
+      </w:r>
+      <w:r>
+        <w:t xml:space="preserve">fold change, which weights signed effect size and statistical significance</w:t>
+      </w:r>
+      <w:r>
+        <w:t xml:space="preserve"> </w:t>
+      </w:r>
+      <w:r>
+        <w:t xml:space="preserve">together. Calling proteins as differentially abundant (DEPs) on Π &lt; 0.05</w:t>
+      </w:r>
+      <w:r>
+        <w:t xml:space="preserve"> </w:t>
+      </w:r>
+      <w:r>
+        <w:t xml:space="preserve">is a commonly-used effect-size-aware alternative to thresholding on</w:t>
+      </w:r>
+      <w:r>
+        <w:t xml:space="preserve"> </w:t>
+      </w:r>
+      <w:r>
+        <w:t xml:space="preserve">adj.P.Val alone.</w:t>
+      </w:r>
+    </w:p>
+    <w:bookmarkEnd w:id="14"/>
+    <w:bookmarkStart w:id="19" w:name="pathway-enrichment-analysis"/>
+    <w:p>
+      <w:pPr>
+        <w:pStyle w:val="Heading2"/>
+      </w:pPr>
+      <w:r>
+        <w:t xml:space="preserve">Pathway enrichment analysis</w:t>
+      </w:r>
+    </w:p>
+    <w:bookmarkStart w:id="15" w:name="gene-set-databases"/>
+    <w:p>
+      <w:pPr>
+        <w:pStyle w:val="Heading3"/>
+      </w:pPr>
+      <w:r>
+        <w:t xml:space="preserve">Gene set databases</w:t>
+      </w:r>
+    </w:p>
+    <w:p>
+      <w:pPr>
+        <w:pStyle w:val="FirstParagraph"/>
+      </w:pPr>
+      <w:r>
+        <w:t xml:space="preserve">Pathway enrichment was performed against a curated four-database pool:</w:t>
+      </w:r>
+    </w:p>
+    <w:tbl>
+      <w:tblPr>
+        <w:tblStyle w:val="Table"/>
+        <w:tblW w:type="pct" w:w="5000"/>
+        <w:tblLayout w:type="fixed"/>
+        <w:tblLook w:firstRow="1" w:lastRow="0" w:firstColumn="0" w:lastColumn="0" w:noHBand="0" w:noVBand="0" w:val="0020"/>
+      </w:tblPr>
+      <w:tblGrid>
+        <w:gridCol w:w="2640"/>
+        <w:gridCol w:w="2640"/>
+        <w:gridCol w:w="2640"/>
+      </w:tblGrid>
+      <w:tr>
+        <w:trPr>
+          <w:tblHeader w:val="on"/>
+        </w:trPr>
+        <w:tc>
+          <w:tcPr/>
+          <w:p>
+            <w:pPr>
+              <w:pStyle w:val="Compact"/>
+            </w:pPr>
+            <w:r>
+              <w:t xml:space="preserve">Database</w:t>
+            </w:r>
+          </w:p>
+        </w:tc>
+        <w:tc>
+          <w:tcPr/>
+          <w:p>
+            <w:pPr>
+              <w:pStyle w:val="Compact"/>
+            </w:pPr>
+            <w:r>
+              <w:t xml:space="preserve">Rat sets (size 10–500)</w:t>
+            </w:r>
+          </w:p>
+        </w:tc>
+        <w:tc>
+          <w:tcPr/>
+          <w:p>
+            <w:pPr>
+              <w:pStyle w:val="Compact"/>
+            </w:pPr>
+            <w:r>
+              <w:t xml:space="preserve">Source / rationale</w:t>
+            </w:r>
+          </w:p>
+        </w:tc>
+      </w:tr>
+      <w:tr>
+        <w:tc>
+          <w:tcPr/>
+          <w:p>
+            <w:pPr>
+              <w:pStyle w:val="Compact"/>
+            </w:pPr>
+            <w:r>
+              <w:rPr>
+                <w:b/>
+                <w:bCs/>
+              </w:rPr>
+              <w:t xml:space="preserve">MSigDB Hallmark</w:t>
+            </w:r>
+          </w:p>
+        </w:tc>
+        <w:tc>
+          <w:tcPr/>
+          <w:p>
+            <w:pPr>
+              <w:pStyle w:val="Compact"/>
+            </w:pPr>
+            <w:r>
+              <w:t xml:space="preserve">50</w:t>
+            </w:r>
+          </w:p>
+        </w:tc>
+        <w:tc>
+          <w:tcPr/>
+          <w:p>
+            <w:pPr>
+              <w:pStyle w:val="Compact"/>
+            </w:pPr>
+            <w:r>
+              <w:t xml:space="preserve">Liberzon et al. 2015 (PMID 26771021). Refined, non-redundant gene-set collection purpose-built for GSEA as the primary analysis layer.</w:t>
+            </w:r>
+          </w:p>
+        </w:tc>
+      </w:tr>
+      <w:tr>
+        <w:tc>
+          <w:tcPr/>
+          <w:p>
+            <w:pPr>
+              <w:pStyle w:val="Compact"/>
+            </w:pPr>
+            <w:r>
+              <w:rPr>
+                <w:b/>
+                <w:bCs/>
+              </w:rPr>
+              <w:t xml:space="preserve">Reactome</w:t>
+            </w:r>
+          </w:p>
+        </w:tc>
+        <w:tc>
+          <w:tcPr/>
+          <w:p>
+            <w:pPr>
+              <w:pStyle w:val="Compact"/>
+            </w:pPr>
+            <w:r>
+              <w:t xml:space="preserve">1,839</w:t>
+            </w:r>
+          </w:p>
+        </w:tc>
+        <w:tc>
+          <w:tcPr/>
+          <w:p>
+            <w:pPr>
+              <w:pStyle w:val="Compact"/>
+            </w:pPr>
+            <w:r>
+              <w:t xml:space="preserve">Gillespie et al. 2022 (PMID 34788843). Hierarchical, hand-curated canonical pathway knowledgebase.</w:t>
+            </w:r>
+          </w:p>
+        </w:tc>
+      </w:tr>
+      <w:tr>
+        <w:tc>
+          <w:tcPr/>
+          <w:p>
+            <w:pPr>
+              <w:pStyle w:val="Compact"/>
+            </w:pPr>
+            <w:r>
+              <w:rPr>
+                <w:b/>
+                <w:bCs/>
+              </w:rPr>
+              <w:t xml:space="preserve">KEGG</w:t>
+            </w:r>
+          </w:p>
+        </w:tc>
+        <w:tc>
+          <w:tcPr/>
+          <w:p>
+            <w:pPr>
+              <w:pStyle w:val="Compact"/>
+            </w:pPr>
+            <w:r>
+              <w:t xml:space="preserve">186</w:t>
+            </w:r>
+          </w:p>
+        </w:tc>
+        <w:tc>
+          <w:tcPr/>
+          <w:p>
+            <w:pPr>
+              <w:pStyle w:val="Compact"/>
+            </w:pPr>
+            <w:r>
+              <w:t xml:space="preserve">Kanehisa 2019 (PMID 31441146). Familiar cardiology / signaling pathway labels (ECM-receptor interaction, MAPK, PI3K-Akt, oxidative phosphorylation).</w:t>
+            </w:r>
+          </w:p>
+        </w:tc>
+      </w:tr>
+      <w:tr>
+        <w:tc>
+          <w:tcPr/>
+          <w:p>
+            <w:pPr>
+              <w:pStyle w:val="Compact"/>
+            </w:pPr>
+            <w:r>
+              <w:rPr>
+                <w:b/>
+                <w:bCs/>
+              </w:rPr>
+              <w:t xml:space="preserve">MitoCarta 3.0</w:t>
+            </w:r>
+          </w:p>
+        </w:tc>
+        <w:tc>
+          <w:tcPr/>
+          <w:p>
+            <w:pPr>
+              <w:pStyle w:val="Compact"/>
+            </w:pPr>
+            <w:r>
+              <w:t xml:space="preserve">103</w:t>
+            </w:r>
+          </w:p>
+        </w:tc>
+        <w:tc>
+          <w:tcPr/>
+          <w:p>
+            <w:pPr>
+              <w:pStyle w:val="Compact"/>
+            </w:pPr>
+            <w:r>
+              <w:t xml:space="preserve">Rath et al. 2021 (PMID 33174596). Mitochondrial-localized protein inventory with sub-organelle and hierarchical functional annotations (Complex I-V subunits, mitoribosome, TCA cycle, etc.).</w:t>
+            </w:r>
+          </w:p>
+        </w:tc>
+      </w:tr>
+    </w:tbl>
+    <w:p>
+      <w:pPr>
+        <w:pStyle w:val="BodyText"/>
+      </w:pPr>
+      <w:r>
+        <w:t xml:space="preserve">All sets were retrieved as human gene symbols and orthology-mapped to rat</w:t>
+      </w:r>
+      <w:r>
+        <w:t xml:space="preserve"> </w:t>
+      </w:r>
+      <w:r>
+        <w:t xml:space="preserve">using</w:t>
+      </w:r>
+      <w:r>
+        <w:t xml:space="preserve"> </w:t>
+      </w:r>
+      <w:r>
+        <w:rPr>
+          <w:b/>
+          <w:bCs/>
+        </w:rPr>
+        <w:t xml:space="preserve">msigdbr</w:t>
+      </w:r>
+      <w:r>
+        <w:t xml:space="preserve"> </w:t>
+      </w:r>
+      <w:r>
+        <w:t xml:space="preserve">for MSigDB collections and</w:t>
+      </w:r>
+      <w:r>
+        <w:t xml:space="preserve"> </w:t>
+      </w:r>
+      <w:r>
+        <w:rPr>
+          <w:b/>
+          <w:bCs/>
+        </w:rPr>
+        <w:t xml:space="preserve">babelgene</w:t>
+      </w:r>
+      <w:r>
+        <w:t xml:space="preserve"> </w:t>
+      </w:r>
+      <w:r>
+        <w:t xml:space="preserve">for CORUM and</w:t>
+      </w:r>
+      <w:r>
+        <w:t xml:space="preserve"> </w:t>
+      </w:r>
+      <w:r>
+        <w:t xml:space="preserve">MitoCarta (the latter was originally curated in mouse and human).</w:t>
+      </w:r>
+    </w:p>
+    <w:p>
+      <w:pPr>
+        <w:pStyle w:val="BodyText"/>
+      </w:pPr>
+      <w:r>
+        <w:t xml:space="preserve">For one supplementary expanded composite, the canonical four-database pool</w:t>
+      </w:r>
+      <w:r>
+        <w:t xml:space="preserve"> </w:t>
+      </w:r>
+      <w:r>
+        <w:t xml:space="preserve">was augmented with</w:t>
+      </w:r>
+      <w:r>
+        <w:t xml:space="preserve"> </w:t>
+      </w:r>
+      <w:r>
+        <w:rPr>
+          <w:b/>
+          <w:bCs/>
+        </w:rPr>
+        <w:t xml:space="preserve">GO:BP</w:t>
+      </w:r>
+      <w:r>
+        <w:t xml:space="preserve"> </w:t>
+      </w:r>
+      <w:r>
+        <w:t xml:space="preserve">(7,535 rat sets) to provide finer biological-</w:t>
+      </w:r>
+      <w:r>
+        <w:t xml:space="preserve"> </w:t>
+      </w:r>
+      <w:r>
+        <w:t xml:space="preserve">process resolution. MitoCarta sub-organelle compartment sets (IMM, IMS,</w:t>
+      </w:r>
+      <w:r>
+        <w:t xml:space="preserve"> </w:t>
+      </w:r>
+      <w:r>
+        <w:t xml:space="preserve">Matrix, OMM) were excluded from enrichment because they describe spatial</w:t>
+      </w:r>
+      <w:r>
+        <w:t xml:space="preserve"> </w:t>
+      </w:r>
+      <w:r>
+        <w:t xml:space="preserve">localization rather than functional biology.</w:t>
+      </w:r>
+    </w:p>
+    <w:bookmarkEnd w:id="15"/>
+    <w:bookmarkStart w:id="16" w:name="enrichment-statistic"/>
+    <w:p>
+      <w:pPr>
+        <w:pStyle w:val="Heading3"/>
+      </w:pPr>
+      <w:r>
+        <w:t xml:space="preserve">Enrichment statistic</w:t>
+      </w:r>
+    </w:p>
+    <w:p>
+      <w:pPr>
+        <w:pStyle w:val="FirstParagraph"/>
+      </w:pPr>
+      <w:r>
+        <w:t xml:space="preserve">Per-contrast pathway enrichment was computed with</w:t>
+      </w:r>
+      <w:r>
+        <w:t xml:space="preserve"> </w:t>
+      </w:r>
+      <w:r>
+        <w:rPr>
+          <w:b/>
+          <w:bCs/>
+        </w:rPr>
+        <w:t xml:space="preserve">fgsea</w:t>
+      </w:r>
+      <w:r>
+        <w:t xml:space="preserve"> </w:t>
+      </w:r>
+      <w:r>
+        <w:t xml:space="preserve">(Korotkevich</w:t>
+      </w:r>
+      <w:r>
+        <w:t xml:space="preserve"> </w:t>
+      </w:r>
+      <w:r>
+        <w:t xml:space="preserve">et al. 2021,</w:t>
+      </w:r>
+      <w:r>
+        <w:t xml:space="preserve"> </w:t>
+      </w:r>
+      <w:r>
+        <w:rPr>
+          <w:i/>
+          <w:iCs/>
+        </w:rPr>
+        <w:t xml:space="preserve">bioRxiv</w:t>
+      </w:r>
+      <w:r>
+        <w:t xml:space="preserve"> </w:t>
+      </w:r>
+      <w:r>
+        <w:t xml:space="preserve">doi: 10.1101/060012) ranking proteins by their</w:t>
+      </w:r>
+      <w:r>
+        <w:t xml:space="preserve"> </w:t>
+      </w:r>
+      <w:r>
+        <w:t xml:space="preserve">limma moderated t-statistic. fgsea parameters:</w:t>
+      </w:r>
+      <w:r>
+        <w:t xml:space="preserve"> </w:t>
+      </w:r>
+      <w:r>
+        <w:rPr>
+          <w:rStyle w:val="VerbatimChar"/>
+        </w:rPr>
+        <w:t xml:space="preserve">minSize = 10</w:t>
+      </w:r>
       <w:r>
         <w:t xml:space="preserve">,</w:t>
       </w:r>
@@ -231,77 +1458,41 @@
         <w:t xml:space="preserve"> </w:t>
       </w:r>
       <w:r>
-        <w:t xml:space="preserve">routed through proteoDA’s duplicateCorrelation interface. The capital-pi</w:t>
-      </w:r>
-      <w:r>
-        <w:t xml:space="preserve"> </w:t>
-      </w:r>
-      <w:r>
-        <w:t xml:space="preserve">significance score (Π = P-value^|logFC|; Xiao et al. 2014, Bioinformatics</w:t>
-      </w:r>
-      <w:r>
-        <w:t xml:space="preserve"> </w:t>
-      </w:r>
-      <w:r>
-        <w:t xml:space="preserve">30:801) was applied at Π &lt; 0.05 alongside Benjamini-Hochberg FDR &lt; 0.10.</w:t>
-      </w:r>
-      <w:r>
-        <w:t xml:space="preserve"> </w:t>
-      </w:r>
-      <w:r>
-        <w:t xml:space="preserve">Pathway enrichment (fgsea) was harmonized across the curated four-database</w:t>
-      </w:r>
-      <w:r>
-        <w:t xml:space="preserve"> </w:t>
-      </w:r>
-      <w:r>
-        <w:t xml:space="preserve">pool Hallmark + Reactome + KEGG + MitoCarta (rat-mapped). Redundancy</w:t>
-      </w:r>
-      <w:r>
-        <w:t xml:space="preserve"> </w:t>
-      </w:r>
-      <w:r>
-        <w:t xml:space="preserve">across databases was collapsed using the combined Jaccard / Overlap-</w:t>
-      </w:r>
-      <w:r>
-        <w:t xml:space="preserve"> </w:t>
-      </w:r>
-      <w:r>
-        <w:t xml:space="preserve">Coefficient criterion at threshold 0.5 (Merico et al. 2010, PLoS ONE</w:t>
-      </w:r>
-      <w:r>
-        <w:t xml:space="preserve"> </w:t>
-      </w:r>
-      <w:r>
-        <w:t xml:space="preserve">PMID 21085593; Reimand et al. 2019, Nat Protoc PMID 30664679, Box 1) —</w:t>
-      </w:r>
-      <w:r>
-        <w:t xml:space="preserve"> </w:t>
-      </w:r>
-      <w:r>
-        <w:t xml:space="preserve">the Jaccard pass handles symmetric overlap, and the Overlap-Coefficient</w:t>
-      </w:r>
-      <w:r>
-        <w:t xml:space="preserve"> </w:t>
-      </w:r>
-      <w:r>
-        <w:t xml:space="preserve">pass catches asymmetric containment where a small specialized set is</w:t>
-      </w:r>
-      <w:r>
-        <w:t xml:space="preserve"> </w:t>
-      </w:r>
-      <w:r>
-        <w:t xml:space="preserve">entirely inside a larger general set.</w:t>
-      </w:r>
-    </w:p>
-    <w:bookmarkEnd w:id="9"/>
-    <w:bookmarkStart w:id="10" w:name="method-robustness"/>
-    <w:p>
-      <w:pPr>
-        <w:pStyle w:val="Heading1"/>
-      </w:pPr>
-      <w:r>
-        <w:t xml:space="preserve">Method robustness</w:t>
+        <w:rPr>
+          <w:rStyle w:val="VerbatimChar"/>
+        </w:rPr>
+        <w:t xml:space="preserve">maxSize = 500</w:t>
+      </w:r>
+      <w:r>
+        <w:t xml:space="preserve">,</w:t>
+      </w:r>
+      <w:r>
+        <w:t xml:space="preserve"> </w:t>
+      </w:r>
+      <w:r>
+        <w:rPr>
+          <w:rStyle w:val="VerbatimChar"/>
+        </w:rPr>
+        <w:t xml:space="preserve">eps = 0</w:t>
+      </w:r>
+      <w:r>
+        <w:t xml:space="preserve">. Set size limits (10 ≤ size ≤ 500) exclude both</w:t>
+      </w:r>
+      <w:r>
+        <w:t xml:space="preserve"> </w:t>
+      </w:r>
+      <w:r>
+        <w:t xml:space="preserve">underpowered very-small sets and uninformatively-large generic sets.</w:t>
+      </w:r>
+    </w:p>
+    <w:bookmarkEnd w:id="16"/>
+    <w:bookmarkStart w:id="17" w:name="redundancy-collapse"/>
+    <w:p>
+      <w:pPr>
+        <w:pStyle w:val="Heading3"/>
+      </w:pPr>
+      <w:r>
+        <w:t xml:space="preserve">Redundancy collapse</w:t>
       </w:r>
     </w:p>
     <w:p>
@@ -309,142 +1500,76 @@
         <w:pStyle w:val="FirstParagraph"/>
       </w:pPr>
       <w:r>
-        <w:t xml:space="preserve">Imputation sensitivity (per-contrast Spearman ρ between the primary missForest</w:t>
-      </w:r>
-      <w:r>
-        <w:t xml:space="preserve"> </w:t>
-      </w:r>
-      <w:r>
-        <w:t xml:space="preserve">matrix and an alternative imputation) was ≥ 0.992 for all five contrasts.</w:t>
-      </w:r>
-      <w:r>
-        <w:t xml:space="preserve"> </w:t>
-      </w:r>
-      <w:r>
-        <w:t xml:space="preserve">Reinjection sensitivity (per-contrast Spearman ρ with the four r-suffixed</w:t>
-      </w:r>
-      <w:r>
-        <w:t xml:space="preserve"> </w:t>
-      </w:r>
-      <w:r>
-        <w:t xml:space="preserve">samples removed) was ≥ 0.95 for the four core contrasts and 0.82 for the</w:t>
-      </w:r>
-      <w:r>
-        <w:t xml:space="preserve"> </w:t>
-      </w:r>
-      <w:r>
-        <w:t xml:space="preserve">secondary MITOvPHE_MITO comparison; the imbalance (Ctl 1, Mito 0, PHE 2,</w:t>
-      </w:r>
-      <w:r>
-        <w:t xml:space="preserve"> </w:t>
-      </w:r>
-      <w:r>
-        <w:t xml:space="preserve">PHE_Mito 3) is the largest open caveat in the dataset. Robust empirical-Bayes</w:t>
-      </w:r>
-      <w:r>
-        <w:t xml:space="preserve"> </w:t>
-      </w:r>
-      <w:r>
-        <w:t xml:space="preserve">moderation returned identical FDR and Π counts to the default in all</w:t>
-      </w:r>
-      <w:r>
-        <w:t xml:space="preserve"> </w:t>
-      </w:r>
-      <w:r>
-        <w:t xml:space="preserve">contrasts, indicating that variance moderation choice is not a driver of the</w:t>
-      </w:r>
-      <w:r>
-        <w:t xml:space="preserve"> </w:t>
-      </w:r>
-      <w:r>
-        <w:t xml:space="preserve">called proteins.</w:t>
-      </w:r>
-    </w:p>
-    <w:bookmarkEnd w:id="10"/>
-    <w:bookmarkStart w:id="17" w:name="figure-by-figure-interpretation"/>
-    <w:p>
-      <w:pPr>
-        <w:pStyle w:val="Heading1"/>
-      </w:pPr>
-      <w:r>
-        <w:t xml:space="preserve">Figure-by-figure interpretation</w:t>
-      </w:r>
-    </w:p>
-    <w:bookmarkStart w:id="11" w:name="X62245c02a582bb3c95a86a9034d110ad88cce71"/>
-    <w:p>
-      <w:pPr>
-        <w:pStyle w:val="Heading2"/>
-      </w:pPr>
-      <w:r>
-        <w:t xml:space="preserve">F01 — Sample structure and proteome-wide picture</w:t>
-      </w:r>
-    </w:p>
-    <w:p>
-      <w:pPr>
-        <w:pStyle w:val="FirstParagraph"/>
-      </w:pPr>
-      <w:r>
-        <w:t xml:space="preserve">Principal-component analysis separates the four groups along PC1</w:t>
-      </w:r>
-      <w:r>
-        <w:t xml:space="preserve"> </w:t>
-      </w:r>
-      <w:r>
-        <w:t xml:space="preserve">(group main effect: PERMANOVA pseudo-F p = 4 × 10⁻⁴). Per-protein</w:t>
-      </w:r>
-      <w:r>
-        <w:t xml:space="preserve"> </w:t>
-      </w:r>
-      <w:r>
-        <w:t xml:space="preserve">significance shows the expected ordering of effect sizes:</w:t>
-      </w:r>
-      <w:r>
-        <w:t xml:space="preserve"> </w:t>
-      </w:r>
-      <w:r>
-        <w:t xml:space="preserve">PHEvPHE_MITO &gt; CTLvMITO &gt; CTLvPHE &gt; Interaction. 167 unique</w:t>
-      </w:r>
-      <w:r>
-        <w:t xml:space="preserve"> </w:t>
-      </w:r>
-      <w:r>
-        <w:t xml:space="preserve">Π-significant DEPs survive across the four core contrasts; 41 are</w:t>
-      </w:r>
-      <w:r>
-        <w:t xml:space="preserve"> </w:t>
-      </w:r>
-      <w:r>
-        <w:t xml:space="preserve">MitoCarta members. After harmonizing the Hallmark + Reactome + MitoCarta</w:t>
-      </w:r>
-      <w:r>
-        <w:t xml:space="preserve"> </w:t>
-      </w:r>
-      <w:r>
-        <w:t xml:space="preserve">pathway annotations and collapsing redundancy with the combined</w:t>
-      </w:r>
-      <w:r>
-        <w:t xml:space="preserve"> </w:t>
-      </w:r>
-      <w:r>
-        <w:t xml:space="preserve">Jaccard / Overlap-Coefficient criterion (Methods), 82 unique pathways</w:t>
-      </w:r>
-      <w:r>
-        <w:t xml:space="preserve"> </w:t>
-      </w:r>
-      <w:r>
-        <w:t xml:space="preserve">appear in the enrichment panel. The mito-protein rank panel confirms</w:t>
-      </w:r>
-      <w:r>
-        <w:t xml:space="preserve"> </w:t>
-      </w:r>
-      <w:r>
-        <w:t xml:space="preserve">that the mito-transplanted contrasts pull mitochondrial proteins to</w:t>
-      </w:r>
-      <w:r>
-        <w:t xml:space="preserve"> </w:t>
-      </w:r>
-      <w:r>
-        <w:t xml:space="preserve">the upper tail of the effect-size distribution.</w:t>
+        <w:t xml:space="preserve">A standard problem in multi-database GSEA is that the same underlying</w:t>
+      </w:r>
+      <w:r>
+        <w:t xml:space="preserve"> </w:t>
+      </w:r>
+      <w:r>
+        <w:t xml:space="preserve">biology often appears in several databases under different names — for</w:t>
+      </w:r>
+      <w:r>
+        <w:t xml:space="preserve"> </w:t>
+      </w:r>
+      <w:r>
+        <w:t xml:space="preserve">example, OXPHOS biology surfaces as</w:t>
+      </w:r>
+      <w:r>
+        <w:t xml:space="preserve"> </w:t>
+      </w:r>
+      <w:r>
+        <w:rPr>
+          <w:rStyle w:val="VerbatimChar"/>
+        </w:rPr>
+        <w:t xml:space="preserve">HALLMARK_OXIDATIVE_PHOSPHORYLATION</w:t>
+      </w:r>
+      <w:r>
+        <w:t xml:space="preserve">,</w:t>
+      </w:r>
+      <w:r>
+        <w:t xml:space="preserve"> </w:t>
+      </w:r>
+      <w:r>
+        <w:rPr>
+          <w:rStyle w:val="VerbatimChar"/>
+        </w:rPr>
+        <w:t xml:space="preserve">REACTOME_AEROBIC_RESPIRATION_AND_RESPIRATORY_ELECTRON_TRANSPORT</w:t>
+      </w:r>
+      <w:r>
+        <w:t xml:space="preserve">,</w:t>
+      </w:r>
+      <w:r>
+        <w:t xml:space="preserve"> </w:t>
+      </w:r>
+      <w:r>
+        <w:rPr>
+          <w:rStyle w:val="VerbatimChar"/>
+        </w:rPr>
+        <w:t xml:space="preserve">KEGG_OXIDATIVE_PHOSPHORYLATION</w:t>
+      </w:r>
+      <w:r>
+        <w:t xml:space="preserve">, and</w:t>
+      </w:r>
+      <w:r>
+        <w:t xml:space="preserve"> </w:t>
+      </w:r>
+      <w:r>
+        <w:rPr>
+          <w:rStyle w:val="VerbatimChar"/>
+        </w:rPr>
+        <w:t xml:space="preserve">MITOCARTA_OXPHOS_COMPLEX_V_SUBUNITS</w:t>
+      </w:r>
+      <w:r>
+        <w:t xml:space="preserve"> </w:t>
+      </w:r>
+      <w:r>
+        <w:t xml:space="preserve">simultaneously. Without collapse, the same biology occupies multiple slots</w:t>
+      </w:r>
+      <w:r>
+        <w:t xml:space="preserve"> </w:t>
+      </w:r>
+      <w:r>
+        <w:t xml:space="preserve">in a figure or table, crowding out other distinct findings.</w:t>
       </w:r>
     </w:p>
     <w:p>
@@ -452,73 +1577,82 @@
         <w:pStyle w:val="BodyText"/>
       </w:pPr>
       <w:r>
-        <w:t xml:space="preserve">The pipeline supplement (F01_QC_supplementary.xlsx) shows that normalization</w:t>
-      </w:r>
-      <w:r>
-        <w:t xml:space="preserve"> </w:t>
-      </w:r>
-      <w:r>
-        <w:t xml:space="preserve">(cycloess), missingness classification (msImpute EBM into MAR/MNAR), and</w:t>
-      </w:r>
-      <w:r>
-        <w:t xml:space="preserve"> </w:t>
-      </w:r>
-      <w:r>
-        <w:t xml:space="preserve">imputation (single missForest applied to all proteins) recover sample</w:t>
-      </w:r>
-      <w:r>
-        <w:t xml:space="preserve"> </w:t>
-      </w:r>
-      <w:r>
-        <w:t xml:space="preserve">clustering consistent with the design.</w:t>
-      </w:r>
-    </w:p>
-    <w:bookmarkEnd w:id="11"/>
-    <w:bookmarkStart w:id="12" w:name="X977a6dabd226ca69a9e548e83387035d9d3f89f"/>
-    <w:p>
-      <w:pPr>
-        <w:pStyle w:val="Heading2"/>
-      </w:pPr>
-      <w:r>
-        <w:t xml:space="preserve">F02 — Contrast-resolved volcano landscape (curated 4-DB pooled canonical, +GO:BP supplement)</w:t>
-      </w:r>
-    </w:p>
-    <w:p>
-      <w:pPr>
-        <w:pStyle w:val="FirstParagraph"/>
-      </w:pPr>
-      <w:r>
-        <w:t xml:space="preserve">The 2 × 2 volcano-in-ring composite pools four curated databases</w:t>
-      </w:r>
-      <w:r>
-        <w:t xml:space="preserve"> </w:t>
-      </w:r>
-      <w:r>
-        <w:t xml:space="preserve">(Hallmark + Reactome + KEGG + MitoCarta, rat-mapped) for the canonical</w:t>
-      </w:r>
-      <w:r>
-        <w:t xml:space="preserve"> </w:t>
-      </w:r>
-      <w:r>
-        <w:t xml:space="preserve">main figure, with an expanded supplement adding GO:BP for depth. Each</w:t>
-      </w:r>
-      <w:r>
-        <w:t xml:space="preserve"> </w:t>
-      </w:r>
-      <w:r>
-        <w:t xml:space="preserve">ring caps individual database contribution at two terms to prevent any</w:t>
-      </w:r>
-      <w:r>
-        <w:t xml:space="preserve"> </w:t>
-      </w:r>
-      <w:r>
-        <w:t xml:space="preserve">single database from dominating visual real-estate (Methods). Post-dedup</w:t>
-      </w:r>
-      <w:r>
-        <w:t xml:space="preserve"> </w:t>
-      </w:r>
-      <w:r>
-        <w:t xml:space="preserve">counts shown in the rings:</w:t>
+        <w:t xml:space="preserve">This analysis collapses redundant sets using the</w:t>
+      </w:r>
+      <w:r>
+        <w:t xml:space="preserve"> </w:t>
+      </w:r>
+      <w:r>
+        <w:rPr>
+          <w:b/>
+          <w:bCs/>
+        </w:rPr>
+        <w:t xml:space="preserve">combined Jaccard /</w:t>
+      </w:r>
+      <w:r>
+        <w:rPr>
+          <w:b/>
+          <w:bCs/>
+        </w:rPr>
+        <w:t xml:space="preserve"> </w:t>
+      </w:r>
+      <w:r>
+        <w:rPr>
+          <w:b/>
+          <w:bCs/>
+        </w:rPr>
+        <w:t xml:space="preserve">Overlap-Coefficient criterion</w:t>
+      </w:r>
+      <w:r>
+        <w:t xml:space="preserve"> </w:t>
+      </w:r>
+      <w:r>
+        <w:t xml:space="preserve">at threshold 0.5, which is the</w:t>
+      </w:r>
+      <w:r>
+        <w:t xml:space="preserve"> </w:t>
+      </w:r>
+      <w:r>
+        <w:t xml:space="preserve">EnrichmentMap default (Merico et al. 2010, PMID 21085593; Reimand et al.</w:t>
+      </w:r>
+      <w:r>
+        <w:t xml:space="preserve"> </w:t>
+      </w:r>
+      <w:r>
+        <w:t xml:space="preserve">2019, PMID 30664679, Box 1). Two coefficients are checked for each pair</w:t>
+      </w:r>
+      <w:r>
+        <w:t xml:space="preserve"> </w:t>
+      </w:r>
+      <w:r>
+        <w:t xml:space="preserve">of significant sets</w:t>
+      </w:r>
+      <w:r>
+        <w:t xml:space="preserve"> </w:t>
+      </w:r>
+      <w:r>
+        <w:rPr>
+          <w:rStyle w:val="VerbatimChar"/>
+        </w:rPr>
+        <w:t xml:space="preserve">A</w:t>
+      </w:r>
+      <w:r>
+        <w:t xml:space="preserve"> </w:t>
+      </w:r>
+      <w:r>
+        <w:t xml:space="preserve">and</w:t>
+      </w:r>
+      <w:r>
+        <w:t xml:space="preserve"> </w:t>
+      </w:r>
+      <w:r>
+        <w:rPr>
+          <w:rStyle w:val="VerbatimChar"/>
+        </w:rPr>
+        <w:t xml:space="preserve">B</w:t>
+      </w:r>
+      <w:r>
+        <w:t xml:space="preserve">:</w:t>
       </w:r>
     </w:p>
     <w:p>
@@ -534,10 +1668,28 @@
           <w:b/>
           <w:bCs/>
         </w:rPr>
-        <w:t xml:space="preserve">Transplant (CTLvMITO)</w:t>
-      </w:r>
-      <w:r>
-        <w:t xml:space="preserve">: 9 pathways (6 up / 3 down). HALLMARK_OXIDATIVE_PHOSPHORYLATION is the strongest single signal (padj 1.3 × 10⁻⁶), with REACTOME_AEROBIC_RESPIRATION, MITOCARTA_MITORIBOSOME, MITOCARTA_TCA_CYCLE, and KEGG_GLYCOLYSIS triangulating the mitochondrial-delivery signature from four independent annotation perspectives.</w:t>
+        <w:t xml:space="preserve">Jaccard coefficient</w:t>
+      </w:r>
+      <w:r>
+        <w:t xml:space="preserve">:</w:t>
+      </w:r>
+      <w:r>
+        <w:t xml:space="preserve"> </w:t>
+      </w:r>
+      <w:r>
+        <w:rPr>
+          <w:rStyle w:val="VerbatimChar"/>
+        </w:rPr>
+        <w:t xml:space="preserve">|A ∩ B| / |A ∪ B|</w:t>
+      </w:r>
+      <w:r>
+        <w:t xml:space="preserve">. Symmetric, penalizes</w:t>
+      </w:r>
+      <w:r>
+        <w:t xml:space="preserve"> </w:t>
+      </w:r>
+      <w:r>
+        <w:t xml:space="preserve">set-size differences. Catches symmetric overlap.</w:t>
       </w:r>
     </w:p>
     <w:p>
@@ -553,10 +1705,257 @@
           <w:b/>
           <w:bCs/>
         </w:rPr>
-        <w:t xml:space="preserve">Rescue (PHEvPHE_MITO)</w:t>
-      </w:r>
-      <w:r>
-        <w:t xml:space="preserve">: 11 pathways (6 up / 5 down). HALLMARK_OXPHOS dominates UP (padj 1.5 × 10⁻¹⁶, the strongest single signal in the dataset), with HALLMARK_FATTY_ACID_METABOLISM and REACTOME_MITOCHONDRIAL_PROTEIN_DEGRADATION also UP. HALLMARK_EPITHELIAL_MESENCHYMAL_TRANSITION, REACTOME_COLLAGEN_TRIMERIZATION, and FIBRONECTIN_MATRIX are DOWN — the reverse-image of the PHE-induced fibrotic signature (rescue of disease).</w:t>
+        <w:t xml:space="preserve">Overlap (Szymkiewicz-Simpson) coefficient</w:t>
+      </w:r>
+      <w:r>
+        <w:t xml:space="preserve">:</w:t>
+      </w:r>
+      <w:r>
+        <w:t xml:space="preserve"> </w:t>
+      </w:r>
+      <w:r>
+        <w:rPr>
+          <w:rStyle w:val="VerbatimChar"/>
+        </w:rPr>
+        <w:t xml:space="preserve">|A ∩ B| / min(|A|, |B|)</w:t>
+      </w:r>
+      <w:r>
+        <w:t xml:space="preserve">.</w:t>
+      </w:r>
+      <w:r>
+        <w:t xml:space="preserve"> </w:t>
+      </w:r>
+      <w:r>
+        <w:t xml:space="preserve">Asymmetric, ranges to 1.0 when one set is entirely inside the other.</w:t>
+      </w:r>
+      <w:r>
+        <w:t xml:space="preserve"> </w:t>
+      </w:r>
+      <w:r>
+        <w:t xml:space="preserve">Catches containment relationships that Jaccard misses.</w:t>
+      </w:r>
+    </w:p>
+    <w:p>
+      <w:pPr>
+        <w:pStyle w:val="FirstParagraph"/>
+      </w:pPr>
+      <w:r>
+        <w:t xml:space="preserve">Two sets are considered redundant if</w:t>
+      </w:r>
+      <w:r>
+        <w:t xml:space="preserve"> </w:t>
+      </w:r>
+      <w:r>
+        <w:rPr>
+          <w:b/>
+          <w:bCs/>
+        </w:rPr>
+        <w:t xml:space="preserve">either</w:t>
+      </w:r>
+      <w:r>
+        <w:t xml:space="preserve"> </w:t>
+      </w:r>
+      <w:r>
+        <w:t xml:space="preserve">Jaccard ≥ 0.5</w:t>
+      </w:r>
+      <w:r>
+        <w:t xml:space="preserve"> </w:t>
+      </w:r>
+      <w:r>
+        <w:rPr>
+          <w:b/>
+          <w:bCs/>
+        </w:rPr>
+        <w:t xml:space="preserve">or</w:t>
+      </w:r>
+      <w:r>
+        <w:t xml:space="preserve"> </w:t>
+      </w:r>
+      <w:r>
+        <w:t xml:space="preserve">Overlap ≥ 0.5. A greedy collapse is then applied: sets are sorted by</w:t>
+      </w:r>
+      <w:r>
+        <w:t xml:space="preserve"> </w:t>
+      </w:r>
+      <w:r>
+        <w:t xml:space="preserve">adjusted p-value (smallest first); for each set, if it is redundant with</w:t>
+      </w:r>
+      <w:r>
+        <w:t xml:space="preserve"> </w:t>
+      </w:r>
+      <w:r>
+        <w:t xml:space="preserve">any already-kept set the smaller-adjusted-p-value representative wins.</w:t>
+      </w:r>
+    </w:p>
+    <w:p>
+      <w:pPr>
+        <w:pStyle w:val="BodyText"/>
+      </w:pPr>
+      <w:r>
+        <w:t xml:space="preserve">The collapse is performed in two passes per Reimand 2019 Box 1: first</w:t>
+      </w:r>
+      <w:r>
+        <w:t xml:space="preserve"> </w:t>
+      </w:r>
+      <w:r>
+        <w:t xml:space="preserve">within each database (so within-Hallmark sub-themes do not double-count),</w:t>
+      </w:r>
+      <w:r>
+        <w:t xml:space="preserve"> </w:t>
+      </w:r>
+      <w:r>
+        <w:t xml:space="preserve">then cross-database (so the OXPHOS example above collapses to one</w:t>
+      </w:r>
+      <w:r>
+        <w:t xml:space="preserve"> </w:t>
+      </w:r>
+      <w:r>
+        <w:t xml:space="preserve">canonical term). Adding the Overlap-Coefficient criterion is essential</w:t>
+      </w:r>
+      <w:r>
+        <w:t xml:space="preserve"> </w:t>
+      </w:r>
+      <w:r>
+        <w:t xml:space="preserve">here because Jaccard alone misses asymmetric containment — for instance,</w:t>
+      </w:r>
+      <w:r>
+        <w:t xml:space="preserve"> </w:t>
+      </w:r>
+      <w:r>
+        <w:rPr>
+          <w:rStyle w:val="VerbatimChar"/>
+        </w:rPr>
+        <w:t xml:space="preserve">REACTOME_MITOCHONDRIAL_CALCIUM_ION_TRANSPORT</w:t>
+      </w:r>
+      <w:r>
+        <w:t xml:space="preserve"> </w:t>
+      </w:r>
+      <w:r>
+        <w:t xml:space="preserve">(23 genes) lies entirely</w:t>
+      </w:r>
+      <w:r>
+        <w:t xml:space="preserve"> </w:t>
+      </w:r>
+      <w:r>
+        <w:t xml:space="preserve">inside</w:t>
+      </w:r>
+      <w:r>
+        <w:t xml:space="preserve"> </w:t>
+      </w:r>
+      <w:r>
+        <w:rPr>
+          <w:rStyle w:val="VerbatimChar"/>
+        </w:rPr>
+        <w:t xml:space="preserve">REACTOME_TRANSPORT_OF_SMALL_MOLECULES</w:t>
+      </w:r>
+      <w:r>
+        <w:t xml:space="preserve"> </w:t>
+      </w:r>
+      <w:r>
+        <w:t xml:space="preserve">(711 genes) at Jaccard 0.03</w:t>
+      </w:r>
+      <w:r>
+        <w:t xml:space="preserve"> </w:t>
+      </w:r>
+      <w:r>
+        <w:t xml:space="preserve">but Overlap 1.00. Jaccard-only dedup would have kept both as</w:t>
+      </w:r>
+      <w:r>
+        <w:t xml:space="preserve"> </w:t>
+      </w:r>
+      <w:r>
+        <w:t xml:space="preserve">“distinct”</w:t>
+      </w:r>
+      <w:r>
+        <w:t xml:space="preserve"> </w:t>
+      </w:r>
+      <w:r>
+        <w:t xml:space="preserve">findings.</w:t>
+      </w:r>
+    </w:p>
+    <w:bookmarkEnd w:id="17"/>
+    <w:bookmarkStart w:id="18" w:name="per-database-visualization-caps"/>
+    <w:p>
+      <w:pPr>
+        <w:pStyle w:val="Heading3"/>
+      </w:pPr>
+      <w:r>
+        <w:t xml:space="preserve">Per-database visualization caps</w:t>
+      </w:r>
+    </w:p>
+    <w:p>
+      <w:pPr>
+        <w:pStyle w:val="FirstParagraph"/>
+      </w:pPr>
+      <w:r>
+        <w:t xml:space="preserve">The canonical Figure-2 volcano-in-ring composite displays at most six up-</w:t>
+      </w:r>
+      <w:r>
+        <w:t xml:space="preserve"> </w:t>
+      </w:r>
+      <w:r>
+        <w:t xml:space="preserve">regulated and six down-regulated pathways per contrast (12 total per</w:t>
+      </w:r>
+      <w:r>
+        <w:t xml:space="preserve"> </w:t>
+      </w:r>
+      <w:r>
+        <w:t xml:space="preserve">panel). To prevent any single database from monopolizing those 12 slots</w:t>
+      </w:r>
+      <w:r>
+        <w:t xml:space="preserve"> </w:t>
+      </w:r>
+      <w:r>
+        <w:t xml:space="preserve">and crowding out cross-database triangulation, a per-database cap of</w:t>
+      </w:r>
+      <w:r>
+        <w:t xml:space="preserve"> </w:t>
+      </w:r>
+      <w:r>
+        <w:t xml:space="preserve">two terms per side is applied. The per-DB cap is enforced after dedup</w:t>
+      </w:r>
+      <w:r>
+        <w:t xml:space="preserve"> </w:t>
+      </w:r>
+      <w:r>
+        <w:t xml:space="preserve">but before final padj-ranking, so the most-significant survivor of each</w:t>
+      </w:r>
+      <w:r>
+        <w:t xml:space="preserve"> </w:t>
+      </w:r>
+      <w:r>
+        <w:t xml:space="preserve">database is preferentially included.</w:t>
+      </w:r>
+    </w:p>
+    <w:bookmarkEnd w:id="18"/>
+    <w:bookmarkEnd w:id="19"/>
+    <w:bookmarkStart w:id="20" w:name="set-level-scoring"/>
+    <w:p>
+      <w:pPr>
+        <w:pStyle w:val="Heading2"/>
+      </w:pPr>
+      <w:r>
+        <w:t xml:space="preserve">Set-level scoring</w:t>
+      </w:r>
+    </w:p>
+    <w:p>
+      <w:pPr>
+        <w:pStyle w:val="FirstParagraph"/>
+      </w:pPr>
+      <w:r>
+        <w:t xml:space="preserve">To compare the size of pathway-level changes across contrasts independently</w:t>
+      </w:r>
+      <w:r>
+        <w:t xml:space="preserve"> </w:t>
+      </w:r>
+      <w:r>
+        <w:t xml:space="preserve">of fgsea’s rank-based statistic, set-level scores were computed for the</w:t>
+      </w:r>
+      <w:r>
+        <w:t xml:space="preserve"> </w:t>
+      </w:r>
+      <w:r>
+        <w:t xml:space="preserve">harmonized gene-set collection using two methods in parallel:</w:t>
       </w:r>
     </w:p>
     <w:p>
@@ -564,7 +1963,7 @@
         <w:pStyle w:val="Compact"/>
         <w:numPr>
           <w:ilvl w:val="0"/>
-          <w:numId w:val="1001"/>
+          <w:numId w:val="1002"/>
         </w:numPr>
       </w:pPr>
       <w:r>
@@ -572,10 +1971,19 @@
           <w:b/>
           <w:bCs/>
         </w:rPr>
-        <w:t xml:space="preserve">Disease (CTLvPHE)</w:t>
-      </w:r>
-      <w:r>
-        <w:t xml:space="preserve">: 8 pathways (5 up / 3 down) — populated for the first time under the pooled lens. KEGG_ECM_RECEPTOR_INTERACTION (padj 0.002), REACTOME_STRIATED_MUSCLE_CONTRACTION (padj 0.007), REACTOME_FORMATION_OF_DYSTROPHIN_GLYCOPROTEIN_COMPLEX, HALLMARK_EPITHELIAL_MESENCHYMAL_TRANSITION, and KEGG_DILATED_CARDIOMYOPATHY are UP, recovering the Hahn 2014 (PMID 24794531) PHE-driven fibrotic / sarcomeric / ECM-remodeling axis at pathway resolution. HALLMARK_MYC_TARGETS_V1, REACTOME_DNA_REPLICATION, and HALLMARK_E2F_TARGETS are DOWN — proliferation arrest paired with hypertrophy, classic for terminally-differentiating cardiomyoblasts under α1-adrenergic stress.</w:t>
+        <w:t xml:space="preserve">GSVA</w:t>
+      </w:r>
+      <w:r>
+        <w:t xml:space="preserve"> </w:t>
+      </w:r>
+      <w:r>
+        <w:t xml:space="preserve">(Hänzelmann et al. 2013, PMID 23323831) — Gaussian-kernel</w:t>
+      </w:r>
+      <w:r>
+        <w:t xml:space="preserve"> </w:t>
+      </w:r>
+      <w:r>
+        <w:t xml:space="preserve">cumulative-distribution-function based enrichment score per sample</w:t>
       </w:r>
     </w:p>
     <w:p>
@@ -583,7 +1991,7 @@
         <w:pStyle w:val="Compact"/>
         <w:numPr>
           <w:ilvl w:val="0"/>
-          <w:numId w:val="1001"/>
+          <w:numId w:val="1002"/>
         </w:numPr>
       </w:pPr>
       <w:r>
@@ -591,10 +1999,34 @@
           <w:b/>
           <w:bCs/>
         </w:rPr>
-        <w:t xml:space="preserve">Interaction</w:t>
-      </w:r>
-      <w:r>
-        <w:t xml:space="preserve">: 11 pathways (descriptive only at N = 24).</w:t>
+        <w:t xml:space="preserve">singscore</w:t>
+      </w:r>
+      <w:r>
+        <w:t xml:space="preserve"> </w:t>
+      </w:r>
+      <w:r>
+        <w:t xml:space="preserve">(Foroutan et al. 2018, PMID 30400809) — rank-based</w:t>
+      </w:r>
+      <w:r>
+        <w:t xml:space="preserve"> </w:t>
+      </w:r>
+      <w:r>
+        <w:t xml:space="preserve">per-sample enrichment with the</w:t>
+      </w:r>
+      <w:r>
+        <w:t xml:space="preserve"> </w:t>
+      </w:r>
+      <w:r>
+        <w:rPr>
+          <w:rStyle w:val="VerbatimChar"/>
+        </w:rPr>
+        <w:t xml:space="preserve">centerScore = TRUE</w:t>
+      </w:r>
+      <w:r>
+        <w:t xml:space="preserve"> </w:t>
+      </w:r>
+      <w:r>
+        <w:t xml:space="preserve">standardization</w:t>
       </w:r>
     </w:p>
     <w:p>
@@ -602,35 +2034,122 @@
         <w:pStyle w:val="FirstParagraph"/>
       </w:pPr>
       <w:r>
-        <w:t xml:space="preserve">The expanded supplement (Figure S2, adds GO:BP) provides depth for</w:t>
-      </w:r>
-      <w:r>
-        <w:t xml:space="preserve"> </w:t>
-      </w:r>
-      <w:r>
-        <w:t xml:space="preserve">readers interested in finer-resolution biological-process terms;</w:t>
-      </w:r>
-      <w:r>
-        <w:t xml:space="preserve"> </w:t>
-      </w:r>
-      <w:r>
-        <w:t xml:space="preserve">GO:BP-tagged actin / sarcomere / muscle-organ-development terms</w:t>
-      </w:r>
-      <w:r>
-        <w:t xml:space="preserve"> </w:t>
-      </w:r>
-      <w:r>
-        <w:t xml:space="preserve">triangulate the curated-DB findings for the Disease panel.</w:t>
-      </w:r>
-    </w:p>
-    <w:bookmarkEnd w:id="12"/>
-    <w:bookmarkStart w:id="13" w:name="f03-transplant-vs-rescue-concordance"/>
+        <w:t xml:space="preserve">The collection underwent the same Jaccard / Overlap-Coefficient dedup</w:t>
+      </w:r>
+      <w:r>
+        <w:t xml:space="preserve"> </w:t>
+      </w:r>
+      <w:r>
+        <w:t xml:space="preserve">prior to scoring (1,625 candidate sets → 416 retained, comprising 285</w:t>
+      </w:r>
+      <w:r>
+        <w:t xml:space="preserve"> </w:t>
+      </w:r>
+      <w:r>
+        <w:t xml:space="preserve">Reactome, 81 CORUM, and 50 MitoCarta sets). Per-set scores were then</w:t>
+      </w:r>
+      <w:r>
+        <w:t xml:space="preserve"> </w:t>
+      </w:r>
+      <w:r>
+        <w:t xml:space="preserve">modeled with a linear mixed model</w:t>
+      </w:r>
+    </w:p>
+    <w:p>
+      <w:pPr>
+        <w:pStyle w:val="SourceCode"/>
+      </w:pPr>
+      <w:r>
+        <w:rPr>
+          <w:rStyle w:val="VerbatimChar"/>
+        </w:rPr>
+        <w:t xml:space="preserve">score ~ PHE * Mito + (1 | Replicate)</w:t>
+      </w:r>
+    </w:p>
+    <w:p>
+      <w:pPr>
+        <w:pStyle w:val="FirstParagraph"/>
+      </w:pPr>
+      <w:r>
+        <w:t xml:space="preserve">using</w:t>
+      </w:r>
+      <w:r>
+        <w:t xml:space="preserve"> </w:t>
+      </w:r>
+      <w:r>
+        <w:rPr>
+          <w:rStyle w:val="VerbatimChar"/>
+        </w:rPr>
+        <w:t xml:space="preserve">lmerTest::lmer()</w:t>
+      </w:r>
+      <w:r>
+        <w:t xml:space="preserve">, with simple-effects contrasts via</w:t>
+      </w:r>
+      <w:r>
+        <w:t xml:space="preserve"> </w:t>
+      </w:r>
+      <w:r>
+        <w:rPr>
+          <w:rStyle w:val="VerbatimChar"/>
+        </w:rPr>
+        <w:t xml:space="preserve">emmeans</w:t>
+      </w:r>
+      <w:r>
+        <w:t xml:space="preserve"> </w:t>
+      </w:r>
+      <w:r>
+        <w:t xml:space="preserve">and Benjamini-Hochberg multiplicity correction across sets per contrast.</w:t>
+      </w:r>
+      <w:r>
+        <w:t xml:space="preserve"> </w:t>
+      </w:r>
+      <w:r>
+        <w:t xml:space="preserve">The Replicate intraclass correlation coefficient (</w:t>
+      </w:r>
+      <w:r>
+        <w:rPr>
+          <w:rStyle w:val="VerbatimChar"/>
+        </w:rPr>
+        <w:t xml:space="preserve">replicate_icc</w:t>
+      </w:r>
+      <w:r>
+        <w:t xml:space="preserve">) is</w:t>
+      </w:r>
+      <w:r>
+        <w:t xml:space="preserve"> </w:t>
+      </w:r>
+      <w:r>
+        <w:t xml:space="preserve">reported per set for transparency.</w:t>
+      </w:r>
+    </w:p>
+    <w:p>
+      <w:pPr>
+        <w:pStyle w:val="BodyText"/>
+      </w:pPr>
+      <w:r>
+        <w:t xml:space="preserve">Methodological agreement between GSVA and singscore was assessed as the</w:t>
+      </w:r>
+      <w:r>
+        <w:t xml:space="preserve"> </w:t>
+      </w:r>
+      <w:r>
+        <w:t xml:space="preserve">per-contrast Spearman correlation of effect sizes; ρ ≥ 0.80 was treated</w:t>
+      </w:r>
+      <w:r>
+        <w:t xml:space="preserve"> </w:t>
+      </w:r>
+      <w:r>
+        <w:t xml:space="preserve">as a method-robustness threshold.</w:t>
+      </w:r>
+    </w:p>
+    <w:bookmarkEnd w:id="20"/>
+    <w:bookmarkStart w:id="21" w:name="wgcna-module-discovery"/>
     <w:p>
       <w:pPr>
         <w:pStyle w:val="Heading2"/>
       </w:pPr>
       <w:r>
-        <w:t xml:space="preserve">F03 — Transplant vs Rescue concordance</w:t>
+        <w:t xml:space="preserve">WGCNA module discovery</w:t>
       </w:r>
     </w:p>
     <w:p>
@@ -638,105 +2157,197 @@
         <w:pStyle w:val="FirstParagraph"/>
       </w:pPr>
       <w:r>
-        <w:t xml:space="preserve">The NES-vs-NES quadrant (Transplant on x, Rescue on y) shows Spearman</w:t>
-      </w:r>
-      <w:r>
-        <w:t xml:space="preserve"> </w:t>
-      </w:r>
-      <w:r>
-        <w:t xml:space="preserve">ρ = 0.626 (95% CI 0.46–0.75) across the 74 shared pathways. The RRHO2</w:t>
-      </w:r>
-      <w:r>
-        <w:t xml:space="preserve"> </w:t>
-      </w:r>
-      <w:r>
-        <w:t xml:space="preserve">matrix identifies 1,629 concordant-up and 1,636 concordant-down genes</w:t>
-      </w:r>
-      <w:r>
-        <w:t xml:space="preserve"> </w:t>
-      </w:r>
-      <w:r>
-        <w:t xml:space="preserve">with effectively zero discordant content. Concordant-up ORA (after 45.7%</w:t>
-      </w:r>
-      <w:r>
-        <w:t xml:space="preserve"> </w:t>
-      </w:r>
-      <w:r>
-        <w:t xml:space="preserve">Jaccard dedup) recovers 12 mitochondrial / OXPHOS pathways.</w:t>
-      </w:r>
-      <w:r>
-        <w:t xml:space="preserve"> </w:t>
-      </w:r>
-      <w:r>
-        <w:rPr>
-          <w:b/>
-          <w:bCs/>
-        </w:rPr>
-        <w:t xml:space="preserve">The</w:t>
-      </w:r>
-      <w:r>
-        <w:rPr>
-          <w:b/>
-          <w:bCs/>
-        </w:rPr>
-        <w:t xml:space="preserve"> </w:t>
-      </w:r>
-      <w:r>
-        <w:rPr>
-          <w:b/>
-          <w:bCs/>
-        </w:rPr>
-        <w:t xml:space="preserve">mitochondrial transplant signature observed in healthy cells (CTLvMITO) is</w:t>
-      </w:r>
-      <w:r>
-        <w:rPr>
-          <w:b/>
-          <w:bCs/>
-        </w:rPr>
-        <w:t xml:space="preserve"> </w:t>
-      </w:r>
-      <w:r>
-        <w:rPr>
-          <w:b/>
-          <w:bCs/>
-        </w:rPr>
-        <w:t xml:space="preserve">largely the same signature that is also observed when transplanting into</w:t>
-      </w:r>
-      <w:r>
-        <w:rPr>
-          <w:b/>
-          <w:bCs/>
-        </w:rPr>
-        <w:t xml:space="preserve"> </w:t>
-      </w:r>
-      <w:r>
-        <w:rPr>
-          <w:b/>
-          <w:bCs/>
-        </w:rPr>
-        <w:t xml:space="preserve">PHE-stressed cells (PHEvPHE_MITO).</w:t>
-      </w:r>
-      <w:r>
-        <w:t xml:space="preserve"> </w:t>
-      </w:r>
-      <w:r>
-        <w:t xml:space="preserve">The intervention is consistent across</w:t>
-      </w:r>
-      <w:r>
-        <w:t xml:space="preserve"> </w:t>
-      </w:r>
-      <w:r>
-        <w:t xml:space="preserve">cellular states.</w:t>
-      </w:r>
-    </w:p>
-    <w:bookmarkEnd w:id="13"/>
-    <w:bookmarkStart w:id="14" w:name="f04-disease-vs-rescue-reversal"/>
+        <w:t xml:space="preserve">Weighted gene co-expression network analysis was performed with</w:t>
+      </w:r>
+      <w:r>
+        <w:t xml:space="preserve"> </w:t>
+      </w:r>
+      <w:r>
+        <w:rPr>
+          <w:b/>
+          <w:bCs/>
+        </w:rPr>
+        <w:t xml:space="preserve">WGCNA</w:t>
+      </w:r>
+      <w:r>
+        <w:t xml:space="preserve"> </w:t>
+      </w:r>
+      <w:r>
+        <w:t xml:space="preserve">(Langfelder and Horvath 2008, PMID 19114008) on the imputed protein</w:t>
+      </w:r>
+      <w:r>
+        <w:t xml:space="preserve"> </w:t>
+      </w:r>
+      <w:r>
+        <w:t xml:space="preserve">matrix using:</w:t>
+      </w:r>
+    </w:p>
+    <w:p>
+      <w:pPr>
+        <w:pStyle w:val="Compact"/>
+        <w:numPr>
+          <w:ilvl w:val="0"/>
+          <w:numId w:val="1003"/>
+        </w:numPr>
+      </w:pPr>
+      <w:r>
+        <w:t xml:space="preserve">Signed Pearson correlation</w:t>
+      </w:r>
+    </w:p>
+    <w:p>
+      <w:pPr>
+        <w:pStyle w:val="Compact"/>
+        <w:numPr>
+          <w:ilvl w:val="0"/>
+          <w:numId w:val="1003"/>
+        </w:numPr>
+      </w:pPr>
+      <w:r>
+        <w:t xml:space="preserve">Soft-thresholding power chosen by scale-free topology fit (R² &gt; 0.85)</w:t>
+      </w:r>
+    </w:p>
+    <w:p>
+      <w:pPr>
+        <w:pStyle w:val="Compact"/>
+        <w:numPr>
+          <w:ilvl w:val="0"/>
+          <w:numId w:val="1003"/>
+        </w:numPr>
+      </w:pPr>
+      <w:r>
+        <w:rPr>
+          <w:rStyle w:val="VerbatimChar"/>
+        </w:rPr>
+        <w:t xml:space="preserve">minModuleSize = 30</w:t>
+      </w:r>
+    </w:p>
+    <w:p>
+      <w:pPr>
+        <w:pStyle w:val="Compact"/>
+        <w:numPr>
+          <w:ilvl w:val="0"/>
+          <w:numId w:val="1003"/>
+        </w:numPr>
+      </w:pPr>
+      <w:r>
+        <w:rPr>
+          <w:rStyle w:val="VerbatimChar"/>
+        </w:rPr>
+        <w:t xml:space="preserve">mergeCutHeight = 0.25</w:t>
+      </w:r>
+    </w:p>
+    <w:p>
+      <w:pPr>
+        <w:pStyle w:val="Compact"/>
+        <w:numPr>
+          <w:ilvl w:val="0"/>
+          <w:numId w:val="1003"/>
+        </w:numPr>
+      </w:pPr>
+      <w:r>
+        <w:t xml:space="preserve">Standard</w:t>
+      </w:r>
+      <w:r>
+        <w:t xml:space="preserve"> </w:t>
+      </w:r>
+      <w:r>
+        <w:rPr>
+          <w:rStyle w:val="VerbatimChar"/>
+        </w:rPr>
+        <w:t xml:space="preserve">cutreeDynamic</w:t>
+      </w:r>
+      <w:r>
+        <w:t xml:space="preserve"> </w:t>
+      </w:r>
+      <w:r>
+        <w:t xml:space="preserve">hybrid algorithm</w:t>
+      </w:r>
+    </w:p>
+    <w:p>
+      <w:pPr>
+        <w:pStyle w:val="FirstParagraph"/>
+      </w:pPr>
+      <w:r>
+        <w:t xml:space="preserve">Module-eigengene values were then tested for treatment effects using the</w:t>
+      </w:r>
+      <w:r>
+        <w:t xml:space="preserve"> </w:t>
+      </w:r>
+      <w:r>
+        <w:t xml:space="preserve">same</w:t>
+      </w:r>
+      <w:r>
+        <w:t xml:space="preserve"> </w:t>
+      </w:r>
+      <w:r>
+        <w:rPr>
+          <w:rStyle w:val="VerbatimChar"/>
+        </w:rPr>
+        <w:t xml:space="preserve">~ PHE * Mito + (1 | Replicate)</w:t>
+      </w:r>
+      <w:r>
+        <w:t xml:space="preserve"> </w:t>
+      </w:r>
+      <w:r>
+        <w:t xml:space="preserve">LMM design.</w:t>
+      </w:r>
+      <w:r>
+        <w:t xml:space="preserve"> </w:t>
+      </w:r>
+      <w:r>
+        <w:rPr>
+          <w:b/>
+          <w:bCs/>
+        </w:rPr>
+        <w:t xml:space="preserve">This is a circular</w:t>
+      </w:r>
+      <w:r>
+        <w:rPr>
+          <w:b/>
+          <w:bCs/>
+        </w:rPr>
+        <w:t xml:space="preserve"> </w:t>
+      </w:r>
+      <w:r>
+        <w:rPr>
+          <w:b/>
+          <w:bCs/>
+        </w:rPr>
+        <w:t xml:space="preserve">analysis</w:t>
+      </w:r>
+      <w:r>
+        <w:t xml:space="preserve"> </w:t>
+      </w:r>
+      <w:r>
+        <w:t xml:space="preserve">because the same dataset defines the modules and tests their</w:t>
+      </w:r>
+      <w:r>
+        <w:t xml:space="preserve"> </w:t>
+      </w:r>
+      <w:r>
+        <w:t xml:space="preserve">treatment associations; the WGCNA output is therefore presented as an</w:t>
+      </w:r>
+      <w:r>
+        <w:t xml:space="preserve"> </w:t>
+      </w:r>
+      <w:r>
+        <w:t xml:space="preserve">exploratory supplement only (the figure carries an explicit EXPLORATORY</w:t>
+      </w:r>
+      <w:r>
+        <w:t xml:space="preserve"> </w:t>
+      </w:r>
+      <w:r>
+        <w:t xml:space="preserve">caption marker), not as an independent statistical claim.</w:t>
+      </w:r>
+    </w:p>
+    <w:bookmarkEnd w:id="21"/>
+    <w:bookmarkStart w:id="22" w:name="X92e077d58668a9a7c2ac53a4cc12c248e4908f7"/>
     <w:p>
       <w:pPr>
         <w:pStyle w:val="Heading2"/>
       </w:pPr>
       <w:r>
-        <w:t xml:space="preserve">F04 — Disease vs Rescue reversal</w:t>
+        <w:t xml:space="preserve">OXPHOS complex stoichiometry and mitonuclear balance</w:t>
       </w:r>
     </w:p>
     <w:p>
@@ -744,42 +2355,1546 @@
         <w:pStyle w:val="FirstParagraph"/>
       </w:pPr>
       <w:r>
-        <w:t xml:space="preserve">The NES quadrant (Disease PHE-effect on x, Rescue mito-effect on y)</w:t>
-      </w:r>
-      <w:r>
-        <w:t xml:space="preserve"> </w:t>
-      </w:r>
-      <w:r>
-        <w:t xml:space="preserve">shows Spearman ρ = −0.42 (CI −0.59 to −0.21). The negative correlation</w:t>
-      </w:r>
-      <w:r>
-        <w:t xml:space="preserve"> </w:t>
-      </w:r>
-      <w:r>
-        <w:t xml:space="preserve">is the</w:t>
-      </w:r>
-      <w:r>
-        <w:t xml:space="preserve"> </w:t>
-      </w:r>
-      <w:r>
-        <w:rPr>
-          <w:b/>
-          <w:bCs/>
-        </w:rPr>
-        <w:t xml:space="preserve">rescue signature</w:t>
-      </w:r>
-      <w:r>
-        <w:t xml:space="preserve">: pathways perturbed by PHE in one direction</w:t>
-      </w:r>
-      <w:r>
-        <w:t xml:space="preserve"> </w:t>
-      </w:r>
-      <w:r>
-        <w:t xml:space="preserve">are returned in the opposite direction by mitochondrial transplant.</w:t>
-      </w:r>
-      <w:r>
-        <w:t xml:space="preserve"> </w:t>
-      </w:r>
+        <w:t xml:space="preserve">The OXPHOS subunit-level analysis aggregates proteins by their canonical</w:t>
+      </w:r>
+      <w:r>
+        <w:t xml:space="preserve"> </w:t>
+      </w:r>
+      <w:r>
+        <w:t xml:space="preserve">mitochondrial-complex membership (Complex I, II, III, IV, V, and the</w:t>
+      </w:r>
+      <w:r>
+        <w:t xml:space="preserve"> </w:t>
+      </w:r>
+      <w:r>
+        <w:t xml:space="preserve">mitoribosome) using MitoCarta 3.0 annotations. Per-complex enrichment</w:t>
+      </w:r>
+      <w:r>
+        <w:t xml:space="preserve"> </w:t>
+      </w:r>
+      <w:r>
+        <w:t xml:space="preserve">was tested with limma’s</w:t>
+      </w:r>
+      <w:r>
+        <w:t xml:space="preserve"> </w:t>
+      </w:r>
+      <w:r>
+        <w:rPr>
+          <w:rStyle w:val="VerbatimChar"/>
+        </w:rPr>
+        <w:t xml:space="preserve">camera</w:t>
+      </w:r>
+      <w:r>
+        <w:t xml:space="preserve"> </w:t>
+      </w:r>
+      <w:r>
+        <w:t xml:space="preserve">competitive test (Wu and Smyth 2012,</w:t>
+      </w:r>
+      <w:r>
+        <w:t xml:space="preserve"> </w:t>
+      </w:r>
+      <w:r>
+        <w:t xml:space="preserve">PMID 22638577), which controls for inter-gene correlation in the test</w:t>
+      </w:r>
+      <w:r>
+        <w:t xml:space="preserve"> </w:t>
+      </w:r>
+      <w:r>
+        <w:t xml:space="preserve">statistic.</w:t>
+      </w:r>
+    </w:p>
+    <w:p>
+      <w:pPr>
+        <w:pStyle w:val="BodyText"/>
+      </w:pPr>
+      <w:r>
+        <w:rPr>
+          <w:b/>
+          <w:bCs/>
+        </w:rPr>
+        <w:t xml:space="preserve">Mitonuclear balance</w:t>
+      </w:r>
+      <w:r>
+        <w:t xml:space="preserve"> </w:t>
+      </w:r>
+      <w:r>
+        <w:t xml:space="preserve">follows the framework introduced by Houtkooper</w:t>
+      </w:r>
+      <w:r>
+        <w:t xml:space="preserve"> </w:t>
+      </w:r>
+      <w:r>
+        <w:t xml:space="preserve">et al. 2013 (PMID 23698443) and operationalizes the</w:t>
+      </w:r>
+      <w:r>
+        <w:t xml:space="preserve"> </w:t>
+      </w:r>
+      <w:r>
+        <w:t xml:space="preserve">mtDNA-encoded vs nuclear-encoded OXPHOS subunit ratio as a single</w:t>
+      </w:r>
+      <w:r>
+        <w:t xml:space="preserve"> </w:t>
+      </w:r>
+      <w:r>
+        <w:t xml:space="preserve">per-sample summary statistic, then tests treatment effects with the</w:t>
+      </w:r>
+      <w:r>
+        <w:t xml:space="preserve"> </w:t>
+      </w:r>
+      <w:r>
+        <w:t xml:space="preserve">same</w:t>
+      </w:r>
+      <w:r>
+        <w:t xml:space="preserve"> </w:t>
+      </w:r>
+      <w:r>
+        <w:rPr>
+          <w:rStyle w:val="VerbatimChar"/>
+        </w:rPr>
+        <w:t xml:space="preserve">~ PHE * Mito + (1 | Replicate)</w:t>
+      </w:r>
+      <w:r>
+        <w:t xml:space="preserve"> </w:t>
+      </w:r>
+      <w:r>
+        <w:t xml:space="preserve">LMM. A positive estimate indicates</w:t>
+      </w:r>
+      <w:r>
+        <w:t xml:space="preserve"> </w:t>
+      </w:r>
+      <w:r>
+        <w:t xml:space="preserve">that mtDNA-encoded subunits gained more than nuclear-encoded subunits in</w:t>
+      </w:r>
+      <w:r>
+        <w:t xml:space="preserve"> </w:t>
+      </w:r>
+      <w:r>
+        <w:t xml:space="preserve">the contrast — the predicted signature of intact mitochondrial-genome</w:t>
+      </w:r>
+      <w:r>
+        <w:t xml:space="preserve"> </w:t>
+      </w:r>
+      <w:r>
+        <w:t xml:space="preserve">delivery in a transplant paradigm.</w:t>
+      </w:r>
+    </w:p>
+    <w:p>
+      <w:pPr>
+        <w:pStyle w:val="BodyText"/>
+      </w:pPr>
+      <w:r>
+        <w:rPr>
+          <w:b/>
+          <w:bCs/>
+        </w:rPr>
+        <w:t xml:space="preserve">Pair-stoichiometry</w:t>
+      </w:r>
+      <w:r>
+        <w:t xml:space="preserve"> </w:t>
+      </w:r>
+      <w:r>
+        <w:t xml:space="preserve">(AlteredPQR; Romanov et al. 2019 / Buljan et al.</w:t>
+      </w:r>
+      <w:r>
+        <w:t xml:space="preserve"> </w:t>
+      </w:r>
+      <w:r>
+        <w:t xml:space="preserve">2023) tests whether pairs of subunits within the same OXPHOS complex</w:t>
+      </w:r>
+      <w:r>
+        <w:t xml:space="preserve"> </w:t>
+      </w:r>
+      <w:r>
+        <w:t xml:space="preserve">shifted asymmetrically (one subunit changing more than its partner),</w:t>
+      </w:r>
+      <w:r>
+        <w:t xml:space="preserve"> </w:t>
+      </w:r>
+      <w:r>
+        <w:t xml:space="preserve">which would indicate stoichiometric imbalance rather than coordinated</w:t>
+      </w:r>
+      <w:r>
+        <w:t xml:space="preserve"> </w:t>
+      </w:r>
+      <w:r>
+        <w:t xml:space="preserve">content change. At N = 24, this analysis is documented as exploratory.</w:t>
+      </w:r>
+    </w:p>
+    <w:p>
+      <w:pPr>
+        <w:pStyle w:val="BodyText"/>
+      </w:pPr>
+      <w:r>
+        <w:rPr>
+          <w:b/>
+          <w:bCs/>
+        </w:rPr>
+        <w:t xml:space="preserve">Subunit covariation</w:t>
+      </w:r>
+      <w:r>
+        <w:t xml:space="preserve"> </w:t>
+      </w:r>
+      <w:r>
+        <w:t xml:space="preserve">was assessed via per-complex Spearman correlation</w:t>
+      </w:r>
+      <w:r>
+        <w:t xml:space="preserve"> </w:t>
+      </w:r>
+      <w:r>
+        <w:t xml:space="preserve">matrices and a</w:t>
+      </w:r>
+      <w:r>
+        <w:t xml:space="preserve"> </w:t>
+      </w:r>
+      <w:r>
+        <w:rPr>
+          <w:rStyle w:val="VerbatimChar"/>
+        </w:rPr>
+        <w:t xml:space="preserve">cohesion</w:t>
+      </w:r>
+      <w:r>
+        <w:t xml:space="preserve"> </w:t>
+      </w:r>
+      <w:r>
+        <w:t xml:space="preserve">score (mean pairwise r within complex). The</w:t>
+      </w:r>
+      <w:r>
+        <w:t xml:space="preserve"> </w:t>
+      </w:r>
+      <w:r>
+        <w:t xml:space="preserve">cohesion range observed (0.02-0.13) is weak by standard cardiac proteome</w:t>
+      </w:r>
+      <w:r>
+        <w:t xml:space="preserve"> </w:t>
+      </w:r>
+      <w:r>
+        <w:t xml:space="preserve">benchmarks, so the AlteredPQR call is treated as descriptive only.</w:t>
+      </w:r>
+    </w:p>
+    <w:bookmarkEnd w:id="22"/>
+    <w:bookmarkStart w:id="23" w:name="sensitivity-analyses"/>
+    <w:p>
+      <w:pPr>
+        <w:pStyle w:val="Heading2"/>
+      </w:pPr>
+      <w:r>
+        <w:t xml:space="preserve">Sensitivity analyses</w:t>
+      </w:r>
+    </w:p>
+    <w:p>
+      <w:pPr>
+        <w:pStyle w:val="FirstParagraph"/>
+      </w:pPr>
+      <w:r>
+        <w:t xml:space="preserve">Three robustness analyses were run as appended sheets to the differential</w:t>
+      </w:r>
+      <w:r>
+        <w:t xml:space="preserve"> </w:t>
+      </w:r>
+      <w:r>
+        <w:t xml:space="preserve">abundance output:</w:t>
+      </w:r>
+    </w:p>
+    <w:p>
+      <w:pPr>
+        <w:pStyle w:val="Compact"/>
+        <w:numPr>
+          <w:ilvl w:val="0"/>
+          <w:numId w:val="1004"/>
+        </w:numPr>
+      </w:pPr>
+      <w:r>
+        <w:rPr>
+          <w:b/>
+          <w:bCs/>
+        </w:rPr>
+        <w:t xml:space="preserve">Imputation sensitivity</w:t>
+      </w:r>
+      <w:r>
+        <w:t xml:space="preserve">: re-run the full DEP pipeline with an</w:t>
+      </w:r>
+      <w:r>
+        <w:t xml:space="preserve"> </w:t>
+      </w:r>
+      <w:r>
+        <w:t xml:space="preserve">alternative imputation method and report per-contrast Spearman ρ</w:t>
+      </w:r>
+      <w:r>
+        <w:t xml:space="preserve"> </w:t>
+      </w:r>
+      <w:r>
+        <w:t xml:space="preserve">between primary and alternative</w:t>
+      </w:r>
+      <w:r>
+        <w:t xml:space="preserve"> </w:t>
+      </w:r>
+      <w:r>
+        <w:rPr>
+          <w:rStyle w:val="VerbatimChar"/>
+        </w:rPr>
+        <w:t xml:space="preserve">logFC</w:t>
+      </w:r>
+      <w:r>
+        <w:t xml:space="preserve"> </w:t>
+      </w:r>
+      <w:r>
+        <w:t xml:space="preserve">vectors. ρ ≥ 0.99 indicates</w:t>
+      </w:r>
+      <w:r>
+        <w:t xml:space="preserve"> </w:t>
+      </w:r>
+      <w:r>
+        <w:t xml:space="preserve">imputation choice does not drive the called proteins.</w:t>
+      </w:r>
+    </w:p>
+    <w:p>
+      <w:pPr>
+        <w:pStyle w:val="Compact"/>
+        <w:numPr>
+          <w:ilvl w:val="0"/>
+          <w:numId w:val="1004"/>
+        </w:numPr>
+      </w:pPr>
+      <w:r>
+        <w:rPr>
+          <w:b/>
+          <w:bCs/>
+        </w:rPr>
+        <w:t xml:space="preserve">Reinjection sensitivity</w:t>
+      </w:r>
+      <w:r>
+        <w:t xml:space="preserve">: refit the DEP pipeline after dropping</w:t>
+      </w:r>
+      <w:r>
+        <w:t xml:space="preserve"> </w:t>
+      </w:r>
+      <w:r>
+        <w:t xml:space="preserve">the four</w:t>
+      </w:r>
+      <w:r>
+        <w:t xml:space="preserve"> </w:t>
+      </w:r>
+      <w:r>
+        <w:rPr>
+          <w:rStyle w:val="VerbatimChar"/>
+        </w:rPr>
+        <w:t xml:space="preserve">r</w:t>
+      </w:r>
+      <w:r>
+        <w:t xml:space="preserve">-suffixed re-injection samples; report per-contrast</w:t>
+      </w:r>
+      <w:r>
+        <w:t xml:space="preserve"> </w:t>
+      </w:r>
+      <w:r>
+        <w:t xml:space="preserve">Spearman ρ. ρ ≥ 0.95 for the core contrasts indicates the imbalance</w:t>
+      </w:r>
+      <w:r>
+        <w:t xml:space="preserve"> </w:t>
+      </w:r>
+      <w:r>
+        <w:t xml:space="preserve">does not dominate results.</w:t>
+      </w:r>
+    </w:p>
+    <w:p>
+      <w:pPr>
+        <w:pStyle w:val="Compact"/>
+        <w:numPr>
+          <w:ilvl w:val="0"/>
+          <w:numId w:val="1004"/>
+        </w:numPr>
+      </w:pPr>
+      <w:r>
+        <w:rPr>
+          <w:b/>
+          <w:bCs/>
+        </w:rPr>
+        <w:t xml:space="preserve">Robust eBayes sensitivity</w:t>
+      </w:r>
+      <w:r>
+        <w:t xml:space="preserve">: refit with limma’s</w:t>
+      </w:r>
+      <w:r>
+        <w:t xml:space="preserve"> </w:t>
+      </w:r>
+      <w:r>
+        <w:rPr>
+          <w:rStyle w:val="VerbatimChar"/>
+        </w:rPr>
+        <w:t xml:space="preserve">eBayes(..., robust = TRUE)</w:t>
+      </w:r>
+      <w:r>
+        <w:t xml:space="preserve"> </w:t>
+      </w:r>
+      <w:r>
+        <w:t xml:space="preserve">variance moderation (Phipson et al. 2016,</w:t>
+      </w:r>
+      <w:r>
+        <w:t xml:space="preserve"> </w:t>
+      </w:r>
+      <w:r>
+        <w:t xml:space="preserve">PMID 28367255) and compare FDR and Π counts to the default. Matched</w:t>
+      </w:r>
+      <w:r>
+        <w:t xml:space="preserve"> </w:t>
+      </w:r>
+      <w:r>
+        <w:t xml:space="preserve">counts confirm that variance moderation choice is not a driver.</w:t>
+      </w:r>
+    </w:p>
+    <w:bookmarkEnd w:id="23"/>
+    <w:bookmarkStart w:id="24" w:name="software-environment"/>
+    <w:p>
+      <w:pPr>
+        <w:pStyle w:val="Heading2"/>
+      </w:pPr>
+      <w:r>
+        <w:t xml:space="preserve">Software environment</w:t>
+      </w:r>
+    </w:p>
+    <w:p>
+      <w:pPr>
+        <w:pStyle w:val="FirstParagraph"/>
+      </w:pPr>
+      <w:r>
+        <w:t xml:space="preserve">Analyses were performed in</w:t>
+      </w:r>
+      <w:r>
+        <w:t xml:space="preserve"> </w:t>
+      </w:r>
+      <w:r>
+        <w:rPr>
+          <w:b/>
+          <w:bCs/>
+        </w:rPr>
+        <w:t xml:space="preserve">R 4.6</w:t>
+      </w:r>
+      <w:r>
+        <w:t xml:space="preserve"> </w:t>
+      </w:r>
+      <w:r>
+        <w:t xml:space="preserve">with the following key packages:</w:t>
+      </w:r>
+      <w:r>
+        <w:t xml:space="preserve"> </w:t>
+      </w:r>
+      <w:r>
+        <w:rPr>
+          <w:b/>
+          <w:bCs/>
+        </w:rPr>
+        <w:t xml:space="preserve">proteoDA</w:t>
+      </w:r>
+      <w:r>
+        <w:t xml:space="preserve">,</w:t>
+      </w:r>
+      <w:r>
+        <w:t xml:space="preserve"> </w:t>
+      </w:r>
+      <w:r>
+        <w:rPr>
+          <w:b/>
+          <w:bCs/>
+        </w:rPr>
+        <w:t xml:space="preserve">limma</w:t>
+      </w:r>
+      <w:r>
+        <w:t xml:space="preserve">,</w:t>
+      </w:r>
+      <w:r>
+        <w:t xml:space="preserve"> </w:t>
+      </w:r>
+      <w:r>
+        <w:rPr>
+          <w:b/>
+          <w:bCs/>
+        </w:rPr>
+        <w:t xml:space="preserve">fgsea</w:t>
+      </w:r>
+      <w:r>
+        <w:t xml:space="preserve">,</w:t>
+      </w:r>
+      <w:r>
+        <w:t xml:space="preserve"> </w:t>
+      </w:r>
+      <w:r>
+        <w:rPr>
+          <w:b/>
+          <w:bCs/>
+        </w:rPr>
+        <w:t xml:space="preserve">msImpute</w:t>
+      </w:r>
+      <w:r>
+        <w:t xml:space="preserve">,</w:t>
+      </w:r>
+      <w:r>
+        <w:t xml:space="preserve"> </w:t>
+      </w:r>
+      <w:r>
+        <w:rPr>
+          <w:b/>
+          <w:bCs/>
+        </w:rPr>
+        <w:t xml:space="preserve">missForest</w:t>
+      </w:r>
+      <w:r>
+        <w:t xml:space="preserve">,</w:t>
+      </w:r>
+      <w:r>
+        <w:t xml:space="preserve"> </w:t>
+      </w:r>
+      <w:r>
+        <w:rPr>
+          <w:b/>
+          <w:bCs/>
+        </w:rPr>
+        <w:t xml:space="preserve">msigdbr</w:t>
+      </w:r>
+      <w:r>
+        <w:t xml:space="preserve">,</w:t>
+      </w:r>
+      <w:r>
+        <w:t xml:space="preserve"> </w:t>
+      </w:r>
+      <w:r>
+        <w:rPr>
+          <w:b/>
+          <w:bCs/>
+        </w:rPr>
+        <w:t xml:space="preserve">babelgene</w:t>
+      </w:r>
+      <w:r>
+        <w:t xml:space="preserve">,</w:t>
+      </w:r>
+      <w:r>
+        <w:t xml:space="preserve"> </w:t>
+      </w:r>
+      <w:r>
+        <w:rPr>
+          <w:b/>
+          <w:bCs/>
+        </w:rPr>
+        <w:t xml:space="preserve">GSVA</w:t>
+      </w:r>
+      <w:r>
+        <w:t xml:space="preserve">,</w:t>
+      </w:r>
+      <w:r>
+        <w:t xml:space="preserve"> </w:t>
+      </w:r>
+      <w:r>
+        <w:rPr>
+          <w:b/>
+          <w:bCs/>
+        </w:rPr>
+        <w:t xml:space="preserve">singscore</w:t>
+      </w:r>
+      <w:r>
+        <w:t xml:space="preserve">,</w:t>
+      </w:r>
+      <w:r>
+        <w:t xml:space="preserve"> </w:t>
+      </w:r>
+      <w:r>
+        <w:rPr>
+          <w:b/>
+          <w:bCs/>
+        </w:rPr>
+        <w:t xml:space="preserve">WGCNA</w:t>
+      </w:r>
+      <w:r>
+        <w:t xml:space="preserve">,</w:t>
+      </w:r>
+      <w:r>
+        <w:t xml:space="preserve"> </w:t>
+      </w:r>
+      <w:r>
+        <w:rPr>
+          <w:b/>
+          <w:bCs/>
+        </w:rPr>
+        <w:t xml:space="preserve">lmerTest</w:t>
+      </w:r>
+      <w:r>
+        <w:t xml:space="preserve">,</w:t>
+      </w:r>
+      <w:r>
+        <w:t xml:space="preserve"> </w:t>
+      </w:r>
+      <w:r>
+        <w:rPr>
+          <w:b/>
+          <w:bCs/>
+        </w:rPr>
+        <w:t xml:space="preserve">emmeans</w:t>
+      </w:r>
+      <w:r>
+        <w:t xml:space="preserve">,</w:t>
+      </w:r>
+      <w:r>
+        <w:t xml:space="preserve"> </w:t>
+      </w:r>
+      <w:r>
+        <w:rPr>
+          <w:b/>
+          <w:bCs/>
+        </w:rPr>
+        <w:t xml:space="preserve">vegan</w:t>
+      </w:r>
+      <w:r>
+        <w:t xml:space="preserve"> </w:t>
+      </w:r>
+      <w:r>
+        <w:t xml:space="preserve">(for PERMANOVA), and</w:t>
+      </w:r>
+      <w:r>
+        <w:t xml:space="preserve"> </w:t>
+      </w:r>
+      <w:r>
+        <w:rPr>
+          <w:b/>
+          <w:bCs/>
+        </w:rPr>
+        <w:t xml:space="preserve">org.Rn.eg.db</w:t>
+      </w:r>
+      <w:r>
+        <w:t xml:space="preserve"> </w:t>
+      </w:r>
+      <w:r>
+        <w:t xml:space="preserve">(for rat ortholog/symbol mapping). Figure rendering used</w:t>
+      </w:r>
+      <w:r>
+        <w:t xml:space="preserve"> </w:t>
+      </w:r>
+      <w:r>
+        <w:rPr>
+          <w:b/>
+          <w:bCs/>
+        </w:rPr>
+        <w:t xml:space="preserve">ggplot2</w:t>
+      </w:r>
+      <w:r>
+        <w:t xml:space="preserve">,</w:t>
+      </w:r>
+      <w:r>
+        <w:t xml:space="preserve"> </w:t>
+      </w:r>
+      <w:r>
+        <w:rPr>
+          <w:b/>
+          <w:bCs/>
+        </w:rPr>
+        <w:t xml:space="preserve">patchwork</w:t>
+      </w:r>
+      <w:r>
+        <w:t xml:space="preserve">,</w:t>
+      </w:r>
+      <w:r>
+        <w:t xml:space="preserve"> </w:t>
+      </w:r>
+      <w:r>
+        <w:rPr>
+          <w:b/>
+          <w:bCs/>
+        </w:rPr>
+        <w:t xml:space="preserve">cowplot</w:t>
+      </w:r>
+      <w:r>
+        <w:t xml:space="preserve">,</w:t>
+      </w:r>
+      <w:r>
+        <w:t xml:space="preserve"> </w:t>
+      </w:r>
+      <w:r>
+        <w:rPr>
+          <w:b/>
+          <w:bCs/>
+        </w:rPr>
+        <w:t xml:space="preserve">ComplexHeatmap</w:t>
+      </w:r>
+      <w:r>
+        <w:t xml:space="preserve">, and</w:t>
+      </w:r>
+      <w:r>
+        <w:t xml:space="preserve"> </w:t>
+      </w:r>
+      <w:r>
+        <w:rPr>
+          <w:b/>
+          <w:bCs/>
+        </w:rPr>
+        <w:t xml:space="preserve">rasterGrob</w:t>
+      </w:r>
+      <w:r>
+        <w:t xml:space="preserve">.</w:t>
+      </w:r>
+    </w:p>
+    <w:p>
+      <w:r>
+        <w:pict>
+          <v:rect style="width:0;height:1.5pt" o:hralign="center" o:hrstd="t" o:hr="t"/>
+        </w:pict>
+      </w:r>
+    </w:p>
+    <w:bookmarkEnd w:id="24"/>
+    <w:bookmarkEnd w:id="25"/>
+    <w:bookmarkStart w:id="39" w:name="results"/>
+    <w:p>
+      <w:pPr>
+        <w:pStyle w:val="Heading1"/>
+      </w:pPr>
+      <w:r>
+        <w:t xml:space="preserve">Results</w:t>
+      </w:r>
+    </w:p>
+    <w:bookmarkStart w:id="26" w:name="Xfe3764cf5804fcc77d1a9d1ecd0aad1c2398ab6"/>
+    <w:p>
+      <w:pPr>
+        <w:pStyle w:val="Heading2"/>
+      </w:pPr>
+      <w:r>
+        <w:t xml:space="preserve">Sample structure and proteome-wide picture (Figure 1)</w:t>
+      </w:r>
+    </w:p>
+    <w:p>
+      <w:pPr>
+        <w:pStyle w:val="FirstParagraph"/>
+      </w:pPr>
+      <w:r>
+        <w:t xml:space="preserve">Principal-component analysis of the imputed proteome matrix separates</w:t>
+      </w:r>
+      <w:r>
+        <w:t xml:space="preserve"> </w:t>
+      </w:r>
+      <w:r>
+        <w:t xml:space="preserve">the four groups along PC1, with a significant overall group main effect</w:t>
+      </w:r>
+      <w:r>
+        <w:t xml:space="preserve"> </w:t>
+      </w:r>
+      <w:r>
+        <w:t xml:space="preserve">by PERMANOVA (pseudo-F p = 4 × 10⁻⁴; Anderson 2001) using Euclidean</w:t>
+      </w:r>
+      <w:r>
+        <w:t xml:space="preserve"> </w:t>
+      </w:r>
+      <w:r>
+        <w:t xml:space="preserve">distances on scaled per-protein intensities with 9,999 permutations.</w:t>
+      </w:r>
+      <w:r>
+        <w:t xml:space="preserve"> </w:t>
+      </w:r>
+      <w:r>
+        <w:t xml:space="preserve">Pairwise PERMANOVA contrasts for the three biologically meaningful</w:t>
+      </w:r>
+      <w:r>
+        <w:t xml:space="preserve"> </w:t>
+      </w:r>
+      <w:r>
+        <w:t xml:space="preserve">group pairs (Ctl vs Mito =</w:t>
+      </w:r>
+      <w:r>
+        <w:t xml:space="preserve"> </w:t>
+      </w:r>
+      <w:r>
+        <w:t xml:space="preserve">“Transplant”</w:t>
+      </w:r>
+      <w:r>
+        <w:t xml:space="preserve">; Ctl vs PHE =</w:t>
+      </w:r>
+      <w:r>
+        <w:t xml:space="preserve"> </w:t>
+      </w:r>
+      <w:r>
+        <w:t xml:space="preserve">“Disease”</w:t>
+      </w:r>
+      <w:r>
+        <w:t xml:space="preserve">;</w:t>
+      </w:r>
+      <w:r>
+        <w:t xml:space="preserve"> </w:t>
+      </w:r>
+      <w:r>
+        <w:t xml:space="preserve">PHE vs PHE_Mito =</w:t>
+      </w:r>
+      <w:r>
+        <w:t xml:space="preserve"> </w:t>
+      </w:r>
+      <w:r>
+        <w:t xml:space="preserve">“Rescue”</w:t>
+      </w:r>
+      <w:r>
+        <w:t xml:space="preserve">) are reported in the figure.</w:t>
+      </w:r>
+    </w:p>
+    <w:p>
+      <w:pPr>
+        <w:pStyle w:val="BodyText"/>
+      </w:pPr>
+      <w:r>
+        <w:t xml:space="preserve">Per-protein significance counts show the expected ordering of effect</w:t>
+      </w:r>
+      <w:r>
+        <w:t xml:space="preserve"> </w:t>
+      </w:r>
+      <w:r>
+        <w:t xml:space="preserve">sizes across contrasts: PHEvPHE_MITO &gt; CTLvMITO &gt; CTLvPHE &gt; Interaction.</w:t>
+      </w:r>
+      <w:r>
+        <w:t xml:space="preserve"> </w:t>
+      </w:r>
+      <w:r>
+        <w:t xml:space="preserve">167 unique Π-significant DEPs survive across the four core contrasts</w:t>
+      </w:r>
+      <w:r>
+        <w:t xml:space="preserve"> </w:t>
+      </w:r>
+      <w:r>
+        <w:t xml:space="preserve">(union, deduplicated by uniprot_id); 41 of those 167 are MitoCarta</w:t>
+      </w:r>
+      <w:r>
+        <w:t xml:space="preserve"> </w:t>
+      </w:r>
+      <w:r>
+        <w:t xml:space="preserve">members, a substantial mitochondrial enrichment for a study where the</w:t>
+      </w:r>
+      <w:r>
+        <w:t xml:space="preserve"> </w:t>
+      </w:r>
+      <w:r>
+        <w:t xml:space="preserve">intervention is mitochondrial transplant.</w:t>
+      </w:r>
+    </w:p>
+    <w:p>
+      <w:pPr>
+        <w:pStyle w:val="BodyText"/>
+      </w:pPr>
+      <w:r>
+        <w:t xml:space="preserve">After collapsing the harmonized Hallmark + Reactome + MitoCarta pathway</w:t>
+      </w:r>
+      <w:r>
+        <w:t xml:space="preserve"> </w:t>
+      </w:r>
+      <w:r>
+        <w:t xml:space="preserve">annotations with the combined Jaccard / Overlap-Coefficient criterion,</w:t>
+      </w:r>
+      <w:r>
+        <w:t xml:space="preserve"> </w:t>
+      </w:r>
+      <w:r>
+        <w:t xml:space="preserve">82 unique pathways appear in the enrichment summary panel (down from</w:t>
+      </w:r>
+      <w:r>
+        <w:t xml:space="preserve"> </w:t>
+      </w:r>
+      <w:r>
+        <w:t xml:space="preserve">255 pre-dedup, a 68% redundancy collapse — see Methods for why this</w:t>
+      </w:r>
+      <w:r>
+        <w:t xml:space="preserve"> </w:t>
+      </w:r>
+      <w:r>
+        <w:t xml:space="preserve">strict collapse is necessary).</w:t>
+      </w:r>
+    </w:p>
+    <w:p>
+      <w:pPr>
+        <w:pStyle w:val="BodyText"/>
+      </w:pPr>
+      <w:r>
+        <w:t xml:space="preserve">The mito-protein rank-location panel confirms that the mito-transplanted</w:t>
+      </w:r>
+      <w:r>
+        <w:t xml:space="preserve"> </w:t>
+      </w:r>
+      <w:r>
+        <w:t xml:space="preserve">contrasts (CTLvMITO and PHEvPHE_MITO) pull mitochondrial-annotated proteins</w:t>
+      </w:r>
+      <w:r>
+        <w:t xml:space="preserve"> </w:t>
+      </w:r>
+      <w:r>
+        <w:t xml:space="preserve">toward the upper tail of the per-protein effect-size distribution, while</w:t>
+      </w:r>
+      <w:r>
+        <w:t xml:space="preserve"> </w:t>
+      </w:r>
+      <w:r>
+        <w:t xml:space="preserve">the Disease contrast (CTLvPHE) and the Interaction contrast do not.</w:t>
+      </w:r>
+    </w:p>
+    <w:p>
+      <w:pPr>
+        <w:pStyle w:val="BodyText"/>
+      </w:pPr>
+      <w:r>
+        <w:t xml:space="preserve">A separate supplementary QC figure documents that cyclic-loess</w:t>
+      </w:r>
+      <w:r>
+        <w:t xml:space="preserve"> </w:t>
+      </w:r>
+      <w:r>
+        <w:t xml:space="preserve">normalization, msImpute-based MAR/MNAR classification, and missForest</w:t>
+      </w:r>
+      <w:r>
+        <w:t xml:space="preserve"> </w:t>
+      </w:r>
+      <w:r>
+        <w:t xml:space="preserve">imputation recover sample clustering consistent with the experimental</w:t>
+      </w:r>
+      <w:r>
+        <w:t xml:space="preserve"> </w:t>
+      </w:r>
+      <w:r>
+        <w:t xml:space="preserve">design.</w:t>
+      </w:r>
+    </w:p>
+    <w:bookmarkEnd w:id="26"/>
+    <w:bookmarkStart w:id="27" w:name="Xb2e69b258a1526ebb1a44882264fc3256734acf"/>
+    <w:p>
+      <w:pPr>
+        <w:pStyle w:val="Heading2"/>
+      </w:pPr>
+      <w:r>
+        <w:t xml:space="preserve">Contrast-resolved volcano landscape (Figure 2)</w:t>
+      </w:r>
+    </w:p>
+    <w:p>
+      <w:pPr>
+        <w:pStyle w:val="FirstParagraph"/>
+      </w:pPr>
+      <w:r>
+        <w:t xml:space="preserve">Figure 2 is a 2 × 2 composite of volcano-in-ring panels, one per</w:t>
+      </w:r>
+      <w:r>
+        <w:t xml:space="preserve"> </w:t>
+      </w:r>
+      <w:r>
+        <w:t xml:space="preserve">contrast. The central volcano plots protein-level log-fold-change vs</w:t>
+      </w:r>
+      <w:r>
+        <w:t xml:space="preserve"> </w:t>
+      </w:r>
+      <w:r>
+        <w:t xml:space="preserve">−log₁₀(p-value); the ring around each volcano shows the top-significant</w:t>
+      </w:r>
+      <w:r>
+        <w:t xml:space="preserve"> </w:t>
+      </w:r>
+      <w:r>
+        <w:t xml:space="preserve">gene-set enrichments from the four-database curated pool</w:t>
+      </w:r>
+      <w:r>
+        <w:t xml:space="preserve"> </w:t>
+      </w:r>
+      <w:r>
+        <w:t xml:space="preserve">(Hallmark + Reactome + KEGG + MitoCarta), with up-regulated terms on the</w:t>
+      </w:r>
+      <w:r>
+        <w:t xml:space="preserve"> </w:t>
+      </w:r>
+      <w:r>
+        <w:t xml:space="preserve">right arc and down-regulated terms on the left arc. Arc colour encodes</w:t>
+      </w:r>
+      <w:r>
+        <w:t xml:space="preserve"> </w:t>
+      </w:r>
+      <w:r>
+        <w:t xml:space="preserve">NES (red = positive, blue = negative). Up to six up and six down terms</w:t>
+      </w:r>
+      <w:r>
+        <w:t xml:space="preserve"> </w:t>
+      </w:r>
+      <w:r>
+        <w:t xml:space="preserve">appear per panel, with a per-database cap of two terms per side.</w:t>
+      </w:r>
+    </w:p>
+    <w:p>
+      <w:pPr>
+        <w:pStyle w:val="BodyText"/>
+      </w:pPr>
+      <w:r>
+        <w:t xml:space="preserve">The four panels surface distinct biology:</w:t>
+      </w:r>
+    </w:p>
+    <w:p>
+      <w:pPr>
+        <w:numPr>
+          <w:ilvl w:val="0"/>
+          <w:numId w:val="1005"/>
+        </w:numPr>
+      </w:pPr>
+      <w:r>
+        <w:rPr>
+          <w:b/>
+          <w:bCs/>
+        </w:rPr>
+        <w:t xml:space="preserve">Transplant (CTLvMITO, panel A)</w:t>
+      </w:r>
+      <w:r>
+        <w:t xml:space="preserve"> </w:t>
+      </w:r>
+      <w:r>
+        <w:t xml:space="preserve">— 9 pathways (6 up / 3 down).</w:t>
+      </w:r>
+      <w:r>
+        <w:t xml:space="preserve"> </w:t>
+      </w:r>
+      <w:r>
+        <w:t xml:space="preserve">HALLMARK_OXIDATIVE_PHOSPHORYLATION is the strongest single signal</w:t>
+      </w:r>
+      <w:r>
+        <w:t xml:space="preserve"> </w:t>
+      </w:r>
+      <w:r>
+        <w:t xml:space="preserve">(padj 1.3 × 10⁻⁶), with REACTOME_AEROBIC_RESPIRATION_AND_RESPIRATORY_ELECTRON_TRANSPORT,</w:t>
+      </w:r>
+      <w:r>
+        <w:t xml:space="preserve"> </w:t>
+      </w:r>
+      <w:r>
+        <w:t xml:space="preserve">MITOCARTA_MITORIBOSOME, MITOCARTA_TCA_CYCLE, and KEGG_GLYCOLYSIS</w:t>
+      </w:r>
+      <w:r>
+        <w:t xml:space="preserve"> </w:t>
+      </w:r>
+      <w:r>
+        <w:t xml:space="preserve">triangulating the same mitochondrial-delivery signature from four</w:t>
+      </w:r>
+      <w:r>
+        <w:t xml:space="preserve"> </w:t>
+      </w:r>
+      <w:r>
+        <w:t xml:space="preserve">independent annotation perspectives. The convergence of all four</w:t>
+      </w:r>
+      <w:r>
+        <w:t xml:space="preserve"> </w:t>
+      </w:r>
+      <w:r>
+        <w:t xml:space="preserve">databases on OXPHOS biology is a strong cross-database confirmation</w:t>
+      </w:r>
+      <w:r>
+        <w:t xml:space="preserve"> </w:t>
+      </w:r>
+      <w:r>
+        <w:t xml:space="preserve">that mitochondrial cargo is being delivered to recipient cells.</w:t>
+      </w:r>
+    </w:p>
+    <w:p>
+      <w:pPr>
+        <w:numPr>
+          <w:ilvl w:val="0"/>
+          <w:numId w:val="1005"/>
+        </w:numPr>
+      </w:pPr>
+      <w:r>
+        <w:rPr>
+          <w:b/>
+          <w:bCs/>
+        </w:rPr>
+        <w:t xml:space="preserve">Rescue (PHEvPHE_MITO, panel B)</w:t>
+      </w:r>
+      <w:r>
+        <w:t xml:space="preserve"> </w:t>
+      </w:r>
+      <w:r>
+        <w:t xml:space="preserve">— 11 pathways (6 up / 5 down).</w:t>
+      </w:r>
+      <w:r>
+        <w:t xml:space="preserve"> </w:t>
+      </w:r>
+      <w:r>
+        <w:t xml:space="preserve">HALLMARK_OXPHOS dominates UP with padj 1.5 × 10⁻¹⁶, the strongest</w:t>
+      </w:r>
+      <w:r>
+        <w:t xml:space="preserve"> </w:t>
+      </w:r>
+      <w:r>
+        <w:t xml:space="preserve">single statistical signal in the entire dataset. HALLMARK_FATTY_ACID_METABOLISM,</w:t>
+      </w:r>
+      <w:r>
+        <w:t xml:space="preserve"> </w:t>
+      </w:r>
+      <w:r>
+        <w:t xml:space="preserve">HALLMARK_ADIPOGENESIS, REACTOME_MITOCHONDRIAL_PROTEIN_DEGRADATION,</w:t>
+      </w:r>
+      <w:r>
+        <w:t xml:space="preserve"> </w:t>
+      </w:r>
+      <w:r>
+        <w:t xml:space="preserve">and KEGG_OXIDATIVE_PHOSPHORYLATION are also significantly UP. Critically,</w:t>
+      </w:r>
+      <w:r>
+        <w:t xml:space="preserve"> </w:t>
+      </w:r>
+      <w:r>
+        <w:t xml:space="preserve">the DOWN side of this panel shows HALLMARK_EPITHELIAL_MESENCHYMAL_TRANSITION,</w:t>
+      </w:r>
+      <w:r>
+        <w:t xml:space="preserve"> </w:t>
+      </w:r>
+      <w:r>
+        <w:t xml:space="preserve">REACTOME_COLLAGEN_TRIMERIZATION, REACTOME_FIBRONECTIN_MATRIX_FORMATION,</w:t>
+      </w:r>
+      <w:r>
+        <w:t xml:space="preserve"> </w:t>
+      </w:r>
+      <w:r>
+        <w:t xml:space="preserve">and HALLMARK_ANGIOGENESIS — all reverse-image of the PHE-induced</w:t>
+      </w:r>
+      <w:r>
+        <w:t xml:space="preserve"> </w:t>
+      </w:r>
+      <w:r>
+        <w:t xml:space="preserve">fibrotic signature seen in panel C. This is the rescue signature:</w:t>
+      </w:r>
+      <w:r>
+        <w:t xml:space="preserve"> </w:t>
+      </w:r>
+      <w:r>
+        <w:t xml:space="preserve">the same biology that PHE drives up is being driven back down by</w:t>
+      </w:r>
+      <w:r>
+        <w:t xml:space="preserve"> </w:t>
+      </w:r>
+      <w:r>
+        <w:t xml:space="preserve">mitochondrial transplant.</w:t>
+      </w:r>
+    </w:p>
+    <w:p>
+      <w:pPr>
+        <w:numPr>
+          <w:ilvl w:val="0"/>
+          <w:numId w:val="1005"/>
+        </w:numPr>
+      </w:pPr>
+      <w:r>
+        <w:rPr>
+          <w:b/>
+          <w:bCs/>
+        </w:rPr>
+        <w:t xml:space="preserve">Disease (CTLvPHE, panel C)</w:t>
+      </w:r>
+      <w:r>
+        <w:t xml:space="preserve"> </w:t>
+      </w:r>
+      <w:r>
+        <w:t xml:space="preserve">— 8 pathways (5 up / 3 down).</w:t>
+      </w:r>
+      <w:r>
+        <w:t xml:space="preserve"> </w:t>
+      </w:r>
+      <w:r>
+        <w:t xml:space="preserve">KEGG_ECM_RECEPTOR_INTERACTION (padj 0.002), REACTOME_STRIATED_MUSCLE_CONTRACTION</w:t>
+      </w:r>
+      <w:r>
+        <w:t xml:space="preserve"> </w:t>
+      </w:r>
+      <w:r>
+        <w:t xml:space="preserve">(padj 0.007), REACTOME_FORMATION_OF_DYSTROPHIN_GLYCOPROTEIN_COMPLEX,</w:t>
+      </w:r>
+      <w:r>
+        <w:t xml:space="preserve"> </w:t>
+      </w:r>
+      <w:r>
+        <w:t xml:space="preserve">HALLMARK_EPITHELIAL_MESENCHYMAL_TRANSITION, and KEGG_DILATED_CARDIOMYOPATHY</w:t>
+      </w:r>
+      <w:r>
+        <w:t xml:space="preserve"> </w:t>
+      </w:r>
+      <w:r>
+        <w:t xml:space="preserve">are UP, recovering the Hahn et al. 2014 (PMID 24794531) PHE-driven</w:t>
+      </w:r>
+      <w:r>
+        <w:t xml:space="preserve"> </w:t>
+      </w:r>
+      <w:r>
+        <w:t xml:space="preserve">fibrotic / sarcomeric / ECM-remodeling axis at pathway resolution.</w:t>
+      </w:r>
+      <w:r>
+        <w:t xml:space="preserve"> </w:t>
+      </w:r>
+      <w:r>
+        <w:t xml:space="preserve">HALLMARK_MYC_TARGETS_V1, REACTOME_DNA_REPLICATION, and HALLMARK_E2F_TARGETS</w:t>
+      </w:r>
+      <w:r>
+        <w:t xml:space="preserve"> </w:t>
+      </w:r>
+      <w:r>
+        <w:t xml:space="preserve">are DOWN — proliferation arrest paired with structural hypertrophy,</w:t>
+      </w:r>
+      <w:r>
+        <w:t xml:space="preserve"> </w:t>
+      </w:r>
+      <w:r>
+        <w:t xml:space="preserve">a classic terminally-differentiating cardiomyoblast response to</w:t>
+      </w:r>
+      <w:r>
+        <w:t xml:space="preserve"> </w:t>
+      </w:r>
+      <w:r>
+        <w:t xml:space="preserve">α1-adrenergic stress. (Note: this panel was empty under an earlier</w:t>
+      </w:r>
+      <w:r>
+        <w:t xml:space="preserve"> </w:t>
+      </w:r>
+      <w:r>
+        <w:t xml:space="preserve">MitoCarta-only enrichment lens; pooling four curated databases</w:t>
+      </w:r>
+      <w:r>
+        <w:t xml:space="preserve"> </w:t>
+      </w:r>
+      <w:r>
+        <w:t xml:space="preserve">surfaces non-mitochondrial disease biology that the single-database</w:t>
+      </w:r>
+      <w:r>
+        <w:t xml:space="preserve"> </w:t>
+      </w:r>
+      <w:r>
+        <w:t xml:space="preserve">lens hides.)</w:t>
+      </w:r>
+    </w:p>
+    <w:p>
+      <w:pPr>
+        <w:numPr>
+          <w:ilvl w:val="0"/>
+          <w:numId w:val="1005"/>
+        </w:numPr>
+      </w:pPr>
+      <w:r>
+        <w:rPr>
+          <w:b/>
+          <w:bCs/>
+        </w:rPr>
+        <w:t xml:space="preserve">Interaction (panel D)</w:t>
+      </w:r>
+      <w:r>
+        <w:t xml:space="preserve"> </w:t>
+      </w:r>
+      <w:r>
+        <w:t xml:space="preserve">— 11 pathways shown for descriptive</w:t>
+      </w:r>
+      <w:r>
+        <w:t xml:space="preserve"> </w:t>
+      </w:r>
+      <w:r>
+        <w:t xml:space="preserve">reference only. At N = 24, the interaction contrast is underpowered</w:t>
+      </w:r>
+      <w:r>
+        <w:t xml:space="preserve"> </w:t>
+      </w:r>
+      <w:r>
+        <w:t xml:space="preserve">for formal inference (zero proteins reach FDR &lt; 0.10 and the figure</w:t>
+      </w:r>
+      <w:r>
+        <w:t xml:space="preserve"> </w:t>
+      </w:r>
+      <w:r>
+        <w:t xml:space="preserve">caption explicitly carries this caveat).</w:t>
+      </w:r>
+    </w:p>
+    <w:p>
+      <w:pPr>
+        <w:pStyle w:val="FirstParagraph"/>
+      </w:pPr>
+      <w:r>
+        <w:t xml:space="preserve">A supplementary expanded composite that adds GO:BP to the canonical</w:t>
+      </w:r>
+      <w:r>
+        <w:t xml:space="preserve"> </w:t>
+      </w:r>
+      <w:r>
+        <w:t xml:space="preserve">four-database pool provides finer-resolution biological-process terms</w:t>
+      </w:r>
+      <w:r>
+        <w:t xml:space="preserve"> </w:t>
+      </w:r>
+      <w:r>
+        <w:t xml:space="preserve">for readers interested in deeper annotation depth; the same conclusions</w:t>
+      </w:r>
+      <w:r>
+        <w:t xml:space="preserve"> </w:t>
+      </w:r>
+      <w:r>
+        <w:t xml:space="preserve">emerge but with</w:t>
+      </w:r>
+      <w:r>
+        <w:t xml:space="preserve"> </w:t>
+      </w:r>
+      <w:r>
+        <w:rPr>
+          <w:rStyle w:val="VerbatimChar"/>
+        </w:rPr>
+        <w:t xml:space="preserve">GOBP_ACTIN_FILAMENT_BASED_PROCESS</w:t>
+      </w:r>
+      <w:r>
+        <w:t xml:space="preserve"> </w:t>
+      </w:r>
+      <w:r>
+        <w:t xml:space="preserve">and related GO:BP</w:t>
+      </w:r>
+      <w:r>
+        <w:t xml:space="preserve"> </w:t>
+      </w:r>
+      <w:r>
+        <w:t xml:space="preserve">terms triangulating the curated-database findings.</w:t>
+      </w:r>
+    </w:p>
+    <w:bookmarkEnd w:id="27"/>
+    <w:bookmarkStart w:id="28" w:name="Xad7a5f4aec2e8936925c435bf393e099c72bcf3"/>
+    <w:p>
+      <w:pPr>
+        <w:pStyle w:val="Heading2"/>
+      </w:pPr>
+      <w:r>
+        <w:t xml:space="preserve">Transplant vs Rescue concordance (Figure 3)</w:t>
+      </w:r>
+    </w:p>
+    <w:p>
+      <w:pPr>
+        <w:pStyle w:val="FirstParagraph"/>
+      </w:pPr>
+      <w:r>
+        <w:t xml:space="preserve">Figure 3 asks whether the mitochondrial transplant signature observed in</w:t>
+      </w:r>
+      <w:r>
+        <w:t xml:space="preserve"> </w:t>
+      </w:r>
+      <w:r>
+        <w:t xml:space="preserve">healthy cells (CTLvMITO) is the same signature observed when transplanting</w:t>
+      </w:r>
+      <w:r>
+        <w:t xml:space="preserve"> </w:t>
+      </w:r>
+      <w:r>
+        <w:t xml:space="preserve">into PHE-stressed cells (PHEvPHE_MITO), or whether the two contexts elicit</w:t>
+      </w:r>
+      <w:r>
+        <w:t xml:space="preserve"> </w:t>
+      </w:r>
+      <w:r>
+        <w:t xml:space="preserve">different effects of the same intervention.</w:t>
+      </w:r>
+    </w:p>
+    <w:p>
+      <w:pPr>
+        <w:pStyle w:val="BodyText"/>
+      </w:pPr>
+      <w:r>
+        <w:t xml:space="preserve">The NES-vs-NES quadrant scatter (Transplant on x, Rescue on y) across</w:t>
+      </w:r>
+      <w:r>
+        <w:t xml:space="preserve"> </w:t>
+      </w:r>
+      <w:r>
+        <w:t xml:space="preserve">the 74 shared significant pathways shows Spearman ρ = 0.626</w:t>
+      </w:r>
+      <w:r>
+        <w:t xml:space="preserve"> </w:t>
+      </w:r>
+      <w:r>
+        <w:t xml:space="preserve">(95% CI 0.46–0.75) — strong positive concordance. The pattern heatmap</w:t>
+      </w:r>
+      <w:r>
+        <w:t xml:space="preserve"> </w:t>
+      </w:r>
+      <w:r>
+        <w:t xml:space="preserve">classifies pathways into nine quadrant categories; the dominant categories</w:t>
+      </w:r>
+      <w:r>
+        <w:t xml:space="preserve"> </w:t>
+      </w:r>
+      <w:r>
+        <w:t xml:space="preserve">are Concordant-Up (transplant ↑, rescue ↑) and Concordant-Down (transplant</w:t>
+      </w:r>
+      <w:r>
+        <w:t xml:space="preserve"> </w:t>
+      </w:r>
+      <w:r>
+        <w:t xml:space="preserve">↓, rescue ↓), with virtually empty Discordant quadrants.</w:t>
+      </w:r>
+    </w:p>
+    <w:p>
+      <w:pPr>
+        <w:pStyle w:val="BodyText"/>
+      </w:pPr>
+      <w:r>
+        <w:t xml:space="preserve">The RRHO2 hotspot analysis (Cahill et al. 2018, PMID 29942049) identifies</w:t>
+      </w:r>
+      <w:r>
+        <w:t xml:space="preserve"> </w:t>
+      </w:r>
+      <w:r>
+        <w:t xml:space="preserve">1,629 concordant-up and 1,636 concordant-down genes; the discordant</w:t>
+      </w:r>
+      <w:r>
+        <w:t xml:space="preserve"> </w:t>
+      </w:r>
+      <w:r>
+        <w:t xml:space="preserve">quadrants (transplant-up but rescue-down, or vice versa) contain only</w:t>
+      </w:r>
+      <w:r>
+        <w:t xml:space="preserve"> </w:t>
+      </w:r>
+      <w:r>
+        <w:t xml:space="preserve">0–1 hotspot genes. Over-representation analysis on the Concordant-Up</w:t>
+      </w:r>
+      <w:r>
+        <w:t xml:space="preserve"> </w:t>
+      </w:r>
+      <w:r>
+        <w:t xml:space="preserve">hotspot recovers 12 deduplicated mitochondrial / OXPHOS pathways.</w:t>
+      </w:r>
+    </w:p>
+    <w:p>
+      <w:pPr>
+        <w:pStyle w:val="BodyText"/>
+      </w:pPr>
+      <w:r>
+        <w:rPr>
+          <w:b/>
+          <w:bCs/>
+        </w:rPr>
+        <w:t xml:space="preserve">Interpretation</w:t>
+      </w:r>
+      <w:r>
+        <w:t xml:space="preserve">: the mitochondrial transplant intervention is highly</w:t>
+      </w:r>
+      <w:r>
+        <w:t xml:space="preserve"> </w:t>
+      </w:r>
+      <w:r>
+        <w:t xml:space="preserve">consistent across cellular states. Whether mitochondria are delivered to</w:t>
+      </w:r>
+      <w:r>
+        <w:t xml:space="preserve"> </w:t>
+      </w:r>
+      <w:r>
+        <w:t xml:space="preserve">healthy or PHE-stressed cells, the same proteomic signature emerges. This</w:t>
+      </w:r>
+      <w:r>
+        <w:t xml:space="preserve"> </w:t>
+      </w:r>
+      <w:r>
+        <w:t xml:space="preserve">is a precondition for treating the rescue effect (Figure 4) as a real</w:t>
+      </w:r>
+      <w:r>
+        <w:t xml:space="preserve"> </w:t>
+      </w:r>
+      <w:r>
+        <w:t xml:space="preserve">interaction between treatment and disease, rather than a separate effect</w:t>
+      </w:r>
+      <w:r>
+        <w:t xml:space="preserve"> </w:t>
+      </w:r>
+      <w:r>
+        <w:t xml:space="preserve">arising in the stressed cells alone.</w:t>
+      </w:r>
+    </w:p>
+    <w:bookmarkEnd w:id="28"/>
+    <w:bookmarkStart w:id="29" w:name="disease-vs-rescue-reversal-figure-4"/>
+    <w:p>
+      <w:pPr>
+        <w:pStyle w:val="Heading2"/>
+      </w:pPr>
+      <w:r>
+        <w:t xml:space="preserve">Disease vs Rescue reversal (Figure 4)</w:t>
+      </w:r>
+    </w:p>
+    <w:p>
+      <w:pPr>
+        <w:pStyle w:val="FirstParagraph"/>
+      </w:pPr>
+      <w:r>
+        <w:t xml:space="preserve">Figure 4 asks the central biological question of the dataset: does</w:t>
+      </w:r>
+      <w:r>
+        <w:t xml:space="preserve"> </w:t>
+      </w:r>
+      <w:r>
+        <w:t xml:space="preserve">mitochondrial transplant in PHE-stressed cells return the proteome</w:t>
+      </w:r>
+      <w:r>
+        <w:t xml:space="preserve"> </w:t>
+      </w:r>
+      <w:r>
+        <w:t xml:space="preserve">toward control, or does it merely add a mitochondrial signature on top</w:t>
+      </w:r>
+      <w:r>
+        <w:t xml:space="preserve"> </w:t>
+      </w:r>
+      <w:r>
+        <w:t xml:space="preserve">of the disease state?</w:t>
+      </w:r>
+    </w:p>
+    <w:p>
+      <w:pPr>
+        <w:pStyle w:val="BodyText"/>
+      </w:pPr>
+      <w:r>
+        <w:t xml:space="preserve">The NES-vs-NES quadrant scatter (Disease PHE-effect on x, Rescue</w:t>
+      </w:r>
+      <w:r>
+        <w:t xml:space="preserve"> </w:t>
+      </w:r>
+      <w:r>
+        <w:t xml:space="preserve">mito-effect on y) shows Spearman ρ =</w:t>
+      </w:r>
+      <w:r>
+        <w:t xml:space="preserve"> </w:t>
+      </w:r>
+      <w:r>
+        <w:rPr>
+          <w:b/>
+          <w:bCs/>
+        </w:rPr>
+        <w:t xml:space="preserve">−0.42</w:t>
+      </w:r>
+      <w:r>
+        <w:t xml:space="preserve"> </w:t>
+      </w:r>
+      <w:r>
+        <w:t xml:space="preserve">(95% CI −0.59 to −0.21).</w:t>
+      </w:r>
+      <w:r>
+        <w:t xml:space="preserve"> </w:t>
+      </w:r>
+      <w:r>
+        <w:t xml:space="preserve">The negative correlation</w:t>
+      </w:r>
+      <w:r>
+        <w:t xml:space="preserve"> </w:t>
+      </w:r>
+      <w:r>
+        <w:rPr>
+          <w:b/>
+          <w:bCs/>
+        </w:rPr>
+        <w:t xml:space="preserve">is</w:t>
+      </w:r>
+      <w:r>
+        <w:t xml:space="preserve"> </w:t>
+      </w:r>
+      <w:r>
+        <w:t xml:space="preserve">the rescue signature: pathways perturbed</w:t>
+      </w:r>
+      <w:r>
+        <w:t xml:space="preserve"> </w:t>
+      </w:r>
+      <w:r>
+        <w:t xml:space="preserve">by PHE in one direction are returned in the opposite direction by</w:t>
+      </w:r>
+      <w:r>
+        <w:t xml:space="preserve"> </w:t>
+      </w:r>
+      <w:r>
+        <w:t xml:space="preserve">mitochondrial transplant.</w:t>
+      </w:r>
+    </w:p>
+    <w:p>
+      <w:pPr>
+        <w:pStyle w:val="BodyText"/>
+      </w:pPr>
       <w:r>
         <w:t xml:space="preserve">RRHO2 reveals 1,440 Disease-up genes that Rescue brings down, and 1,151</w:t>
       </w:r>
@@ -787,41 +3902,88 @@
         <w:t xml:space="preserve"> </w:t>
       </w:r>
       <w:r>
-        <w:t xml:space="preserve">Disease-down genes that Rescue brings up. The exacerbated quadrants</w:t>
-      </w:r>
-      <w:r>
-        <w:t xml:space="preserve"> </w:t>
-      </w:r>
-      <w:r>
-        <w:t xml:space="preserve">(Mito making PHE worse) are essentially empty. This is the central</w:t>
-      </w:r>
-      <w:r>
-        <w:t xml:space="preserve"> </w:t>
-      </w:r>
-      <w:r>
-        <w:t xml:space="preserve">biological claim of the dataset: mitochondrial transplant does not just</w:t>
-      </w:r>
-      <w:r>
-        <w:t xml:space="preserve"> </w:t>
-      </w:r>
-      <w:r>
-        <w:t xml:space="preserve">add a mito signature on top of disease — it actively returns the</w:t>
-      </w:r>
-      <w:r>
-        <w:t xml:space="preserve"> </w:t>
-      </w:r>
-      <w:r>
-        <w:t xml:space="preserve">PHE-perturbed proteome toward control.</w:t>
-      </w:r>
-    </w:p>
-    <w:bookmarkEnd w:id="14"/>
-    <w:bookmarkStart w:id="15" w:name="X82b41b290dd3594bb21972ff685fa1803d5256a"/>
+        <w:t xml:space="preserve">Disease-down genes that Rescue brings up. The two exacerbated quadrants</w:t>
+      </w:r>
+      <w:r>
+        <w:t xml:space="preserve"> </w:t>
+      </w:r>
+      <w:r>
+        <w:t xml:space="preserve">(transplant making PHE worse) contain essentially no genes. The pattern</w:t>
+      </w:r>
+      <w:r>
+        <w:t xml:space="preserve"> </w:t>
+      </w:r>
+      <w:r>
+        <w:t xml:space="preserve">heatmap puts most pathways in either the Reversed-DisUp-ResDown or</w:t>
+      </w:r>
+      <w:r>
+        <w:t xml:space="preserve"> </w:t>
+      </w:r>
+      <w:r>
+        <w:t xml:space="preserve">Reversed-DisDown-ResUp categories.</w:t>
+      </w:r>
+    </w:p>
+    <w:p>
+      <w:pPr>
+        <w:pStyle w:val="BodyText"/>
+      </w:pPr>
+      <w:r>
+        <w:t xml:space="preserve">ORA on the Reversed-DisUp-ResDown hotspot recovers 12 pathways centered</w:t>
+      </w:r>
+      <w:r>
+        <w:t xml:space="preserve"> </w:t>
+      </w:r>
+      <w:r>
+        <w:t xml:space="preserve">on collagen / ECM / fibrotic biology — exactly the axis that PHE drives</w:t>
+      </w:r>
+      <w:r>
+        <w:t xml:space="preserve"> </w:t>
+      </w:r>
+      <w:r>
+        <w:t xml:space="preserve">up and that mitochondrial transplant brings back toward control.</w:t>
+      </w:r>
+    </w:p>
+    <w:p>
+      <w:pPr>
+        <w:pStyle w:val="BodyText"/>
+      </w:pPr>
+      <w:r>
+        <w:rPr>
+          <w:b/>
+          <w:bCs/>
+        </w:rPr>
+        <w:t xml:space="preserve">Interpretation</w:t>
+      </w:r>
+      <w:r>
+        <w:t xml:space="preserve">: the rescue is real and directional. Mitochondrial</w:t>
+      </w:r>
+      <w:r>
+        <w:t xml:space="preserve"> </w:t>
+      </w:r>
+      <w:r>
+        <w:t xml:space="preserve">transplant does not just add an OXPHOS signature on top of disease — it</w:t>
+      </w:r>
+      <w:r>
+        <w:t xml:space="preserve"> </w:t>
+      </w:r>
+      <w:r>
+        <w:t xml:space="preserve">actively returns the PHE-perturbed cytoskeletal / fibrotic axis toward</w:t>
+      </w:r>
+      <w:r>
+        <w:t xml:space="preserve"> </w:t>
+      </w:r>
+      <w:r>
+        <w:t xml:space="preserve">the control proteome.</w:t>
+      </w:r>
+    </w:p>
+    <w:bookmarkEnd w:id="29"/>
+    <w:bookmarkStart w:id="30" w:name="Xc48f48e53d15384f167d7e87831abb11ed404a2"/>
     <w:p>
       <w:pPr>
         <w:pStyle w:val="Heading2"/>
       </w:pPr>
       <w:r>
-        <w:t xml:space="preserve">F05 — Pathway-set scores and module structure</w:t>
+        <w:t xml:space="preserve">Pathway-set scores and module structure (Figure 5)</w:t>
       </w:r>
     </w:p>
     <w:p>
@@ -829,49 +3991,61 @@
         <w:pStyle w:val="FirstParagraph"/>
       </w:pPr>
       <w:r>
-        <w:t xml:space="preserve">Set-level scoring with both GSVA and singscore (per-contrast Spearman ρ</w:t>
-      </w:r>
-      <w:r>
-        <w:t xml:space="preserve"> </w:t>
-      </w:r>
-      <w:r>
-        <w:t xml:space="preserve">0.77–0.82) shows that 12 sets pass FDR &lt; 0.05 under PHE+Mito Rescue,</w:t>
-      </w:r>
-      <w:r>
-        <w:t xml:space="preserve"> </w:t>
-      </w:r>
-      <w:r>
-        <w:t xml:space="preserve">9 under Transplant, 0 under Disease and Interaction (after stricter</w:t>
-      </w:r>
-      <w:r>
-        <w:t xml:space="preserve"> </w:t>
-      </w:r>
-      <w:r>
-        <w:t xml:space="preserve">combined Jaccard / Overlap-Coefficient dedup of the harmonized</w:t>
-      </w:r>
-      <w:r>
-        <w:t xml:space="preserve"> </w:t>
-      </w:r>
-      <w:r>
-        <w:t xml:space="preserve">collection, 1,625 → 416 sets). The two stronger contrasts clear or</w:t>
-      </w:r>
-      <w:r>
-        <w:t xml:space="preserve"> </w:t>
-      </w:r>
-      <w:r>
-        <w:t xml:space="preserve">sit at the methodological-agreement floor (ρ ≥ 0.80); the two weaker</w:t>
-      </w:r>
-      <w:r>
-        <w:t xml:space="preserve"> </w:t>
-      </w:r>
-      <w:r>
-        <w:t xml:space="preserve">contrasts sit just below (0.78 and 0.77), consistent with noisier</w:t>
-      </w:r>
-      <w:r>
-        <w:t xml:space="preserve"> </w:t>
-      </w:r>
-      <w:r>
-        <w:t xml:space="preserve">method agreement when underlying effects are null.</w:t>
+        <w:t xml:space="preserve">The set-score panel reports per-contrast effect sizes for the 416-set</w:t>
+      </w:r>
+      <w:r>
+        <w:t xml:space="preserve"> </w:t>
+      </w:r>
+      <w:r>
+        <w:t xml:space="preserve">harmonized collection (post Jaccard / Overlap-Coefficient dedup), scored</w:t>
+      </w:r>
+      <w:r>
+        <w:t xml:space="preserve"> </w:t>
+      </w:r>
+      <w:r>
+        <w:t xml:space="preserve">with both GSVA and singscore. Per-contrast Spearman correlations between</w:t>
+      </w:r>
+      <w:r>
+        <w:t xml:space="preserve"> </w:t>
+      </w:r>
+      <w:r>
+        <w:t xml:space="preserve">GSVA and singscore effect sizes are 0.82 (Rescue), 0.79 (Transplant),</w:t>
+      </w:r>
+      <w:r>
+        <w:t xml:space="preserve"> </w:t>
+      </w:r>
+      <w:r>
+        <w:t xml:space="preserve">0.78 (Disease), and 0.77 (Interaction). The two stronger contrasts clear</w:t>
+      </w:r>
+      <w:r>
+        <w:t xml:space="preserve"> </w:t>
+      </w:r>
+      <w:r>
+        <w:t xml:space="preserve">or sit at the ρ ≥ 0.80 methodological-agreement floor; the two weaker</w:t>
+      </w:r>
+      <w:r>
+        <w:t xml:space="preserve"> </w:t>
+      </w:r>
+      <w:r>
+        <w:t xml:space="preserve">contrasts sit just below, consistent with noisier method agreement when</w:t>
+      </w:r>
+      <w:r>
+        <w:t xml:space="preserve"> </w:t>
+      </w:r>
+      <w:r>
+        <w:t xml:space="preserve">the underlying biological effect is null (both Disease and Interaction</w:t>
+      </w:r>
+      <w:r>
+        <w:t xml:space="preserve"> </w:t>
+      </w:r>
+      <w:r>
+        <w:t xml:space="preserve">return 0 FDR-significant sets, so method agreement is being assessed on</w:t>
+      </w:r>
+      <w:r>
+        <w:t xml:space="preserve"> </w:t>
+      </w:r>
+      <w:r>
+        <w:t xml:space="preserve">noise).</w:t>
       </w:r>
     </w:p>
     <w:p>
@@ -879,47 +4053,79 @@
         <w:pStyle w:val="BodyText"/>
       </w:pPr>
       <w:r>
-        <w:t xml:space="preserve">The WGCNA supplement is exploratory only (the module-eigengene LMMs use</w:t>
-      </w:r>
-      <w:r>
-        <w:t xml:space="preserve"> </w:t>
-      </w:r>
-      <w:r>
-        <w:t xml:space="preserve">the same data the modules were derived from; the circular-analysis caveat</w:t>
-      </w:r>
-      <w:r>
-        <w:t xml:space="preserve"> </w:t>
-      </w:r>
-      <w:r>
-        <w:t xml:space="preserve">on the figure should not be removed). Seven non-grey modules with 35</w:t>
-      </w:r>
-      <w:r>
-        <w:t xml:space="preserve"> </w:t>
-      </w:r>
-      <w:r>
-        <w:t xml:space="preserve">designated hub proteins emerged, and the module-NES diptych against</w:t>
-      </w:r>
-      <w:r>
-        <w:t xml:space="preserve"> </w:t>
-      </w:r>
-      <w:r>
-        <w:t xml:space="preserve">Hallmark + Reactome + MitoCarta provides a coarse functional ledger</w:t>
-      </w:r>
-      <w:r>
-        <w:t xml:space="preserve"> </w:t>
-      </w:r>
-      <w:r>
-        <w:t xml:space="preserve">of what each module corresponds to.</w:t>
-      </w:r>
-    </w:p>
-    <w:bookmarkEnd w:id="15"/>
-    <w:bookmarkStart w:id="16" w:name="X607299deb8a954c8698339afdaca682c087aa1c"/>
+        <w:t xml:space="preserve">Under the LMM framework with Replicate block, 12 sets pass FDR &lt; 0.05</w:t>
+      </w:r>
+      <w:r>
+        <w:t xml:space="preserve"> </w:t>
+      </w:r>
+      <w:r>
+        <w:t xml:space="preserve">under Rescue, 9 under Transplant, and 0 under Disease and Interaction.</w:t>
+      </w:r>
+      <w:r>
+        <w:t xml:space="preserve"> </w:t>
+      </w:r>
+      <w:r>
+        <w:t xml:space="preserve">The top sets in both Transplant and Rescue are mitochondrial</w:t>
+      </w:r>
+      <w:r>
+        <w:t xml:space="preserve"> </w:t>
+      </w:r>
+      <w:r>
+        <w:t xml:space="preserve">(OXPHOS subunit families, mitoribosome, TCA cycle), consistent with</w:t>
+      </w:r>
+      <w:r>
+        <w:t xml:space="preserve"> </w:t>
+      </w:r>
+      <w:r>
+        <w:t xml:space="preserve">Figures 2-4.</w:t>
+      </w:r>
+    </w:p>
+    <w:p>
+      <w:pPr>
+        <w:pStyle w:val="BodyText"/>
+      </w:pPr>
+      <w:r>
+        <w:t xml:space="preserve">A WGCNA supplementary panel reports seven non-grey modules with 35</w:t>
+      </w:r>
+      <w:r>
+        <w:t xml:space="preserve"> </w:t>
+      </w:r>
+      <w:r>
+        <w:t xml:space="preserve">designated hub proteins. The module-eigengene LMMs are explicitly</w:t>
+      </w:r>
+      <w:r>
+        <w:t xml:space="preserve"> </w:t>
+      </w:r>
+      <w:r>
+        <w:t xml:space="preserve">labeled EXPLORATORY because of the circular-analysis problem (Methods).</w:t>
+      </w:r>
+      <w:r>
+        <w:t xml:space="preserve"> </w:t>
+      </w:r>
+      <w:r>
+        <w:t xml:space="preserve">The module-NES diptych against Hallmark + Reactome + MitoCarta provides</w:t>
+      </w:r>
+      <w:r>
+        <w:t xml:space="preserve"> </w:t>
+      </w:r>
+      <w:r>
+        <w:t xml:space="preserve">a functional ledger of what each module corresponds to and supports the</w:t>
+      </w:r>
+      <w:r>
+        <w:t xml:space="preserve"> </w:t>
+      </w:r>
+      <w:r>
+        <w:t xml:space="preserve">mitochondrial-axis dominance of the dataset.</w:t>
+      </w:r>
+    </w:p>
+    <w:bookmarkEnd w:id="30"/>
+    <w:bookmarkStart w:id="31" w:name="Xcac81864c1b6ac708c43efff086ff302dd55595"/>
     <w:p>
       <w:pPr>
         <w:pStyle w:val="Heading2"/>
       </w:pPr>
       <w:r>
-        <w:t xml:space="preserve">F06 — OXPHOS complex stoichiometry and mitonuclear balance</w:t>
+        <w:t xml:space="preserve">OXPHOS complex stoichiometry and mitonuclear balance (Figure 6)</w:t>
       </w:r>
     </w:p>
     <w:p>
@@ -927,19 +4133,13 @@
         <w:pStyle w:val="FirstParagraph"/>
       </w:pPr>
       <w:r>
-        <w:t xml:space="preserve">OXPHOS subunit content (</w:t>
-      </w:r>
-      <w:r>
-        <w:rPr>
-          <w:rStyle w:val="VerbatimChar"/>
-        </w:rPr>
-        <w:t xml:space="preserve">camera</w:t>
-      </w:r>
-      <w:r>
-        <w:t xml:space="preserve"> </w:t>
-      </w:r>
-      <w:r>
-        <w:t xml:space="preserve">competitive test on grouped subunits):</w:t>
+        <w:t xml:space="preserve">Per-complex camera test results for each OXPHOS complex (and the</w:t>
+      </w:r>
+      <w:r>
+        <w:t xml:space="preserve"> </w:t>
+      </w:r>
+      <w:r>
+        <w:t xml:space="preserve">mitoribosome) under each of the three biologically meaningful contrasts:</w:t>
       </w:r>
     </w:p>
     <w:tbl>
@@ -1062,7 +4262,7 @@
               <w:pStyle w:val="Compact"/>
             </w:pPr>
             <w:r>
-              <w:t xml:space="preserve">Complex V (n = 15)</w:t>
+              <w:t xml:space="preserve">Complex V (ATP synthase, n = 15)</w:t>
             </w:r>
           </w:p>
         </w:tc>
@@ -1310,13 +4510,13 @@
         <w:t xml:space="preserve"> </w:t>
       </w:r>
       <w:r>
-        <w:t xml:space="preserve">the mitoribosome are the most affected sub-units under Transplant; under</w:t>
-      </w:r>
-      <w:r>
-        <w:t xml:space="preserve"> </w:t>
-      </w:r>
-      <w:r>
-        <w:t xml:space="preserve">Rescue, every complex except IV becomes significant.</w:t>
+        <w:t xml:space="preserve">the mitoribosome are the most-affected sub-units under Transplant; under</w:t>
+      </w:r>
+      <w:r>
+        <w:t xml:space="preserve"> </w:t>
+      </w:r>
+      <w:r>
+        <w:t xml:space="preserve">Rescue, every complex except IV becomes individually significant.</w:t>
       </w:r>
     </w:p>
     <w:p>
@@ -1324,70 +4524,97 @@
         <w:pStyle w:val="BodyText"/>
       </w:pPr>
       <w:r>
-        <w:t xml:space="preserve">Mitonuclear balance (mtDNA-encoded vs nuclear-encoded OXPHOS subunits;</w:t>
-      </w:r>
-      <w:r>
-        <w:t xml:space="preserve"> </w:t>
-      </w:r>
-      <w:r>
-        <w:t xml:space="preserve">Houtkooper et al. 2013, Nature, PMID 23698443) is positive and significant</w:t>
-      </w:r>
-      <w:r>
-        <w:t xml:space="preserve"> </w:t>
-      </w:r>
-      <w:r>
-        <w:t xml:space="preserve">under Transplant (estimate = +0.20, FDR = 0.035) and near-significant under</w:t>
-      </w:r>
-      <w:r>
-        <w:t xml:space="preserve"> </w:t>
-      </w:r>
-      <w:r>
-        <w:t xml:space="preserve">Rescue (estimate = +0.15, FDR = 0.075).</w:t>
-      </w:r>
-      <w:r>
-        <w:t xml:space="preserve"> </w:t>
-      </w:r>
-      <w:r>
-        <w:rPr>
-          <w:b/>
-          <w:bCs/>
-        </w:rPr>
-        <w:t xml:space="preserve">mtDNA-encoded subunits gain more</w:t>
-      </w:r>
-      <w:r>
-        <w:rPr>
-          <w:b/>
-          <w:bCs/>
-        </w:rPr>
-        <w:t xml:space="preserve"> </w:t>
-      </w:r>
-      <w:r>
-        <w:rPr>
-          <w:b/>
-          <w:bCs/>
-        </w:rPr>
-        <w:t xml:space="preserve">than nuclear-encoded subunits under mitochondrial transplant</w:t>
-      </w:r>
-      <w:r>
-        <w:t xml:space="preserve">, providing</w:t>
-      </w:r>
-      <w:r>
-        <w:t xml:space="preserve"> </w:t>
-      </w:r>
-      <w:r>
-        <w:t xml:space="preserve">direct evidence that the delivered cargo includes intact mitochondrial DNA</w:t>
-      </w:r>
-      <w:r>
-        <w:t xml:space="preserve"> </w:t>
-      </w:r>
-      <w:r>
-        <w:t xml:space="preserve">and its translated products (Mt-nd4, top-20 per-protein hit in CTLvMITO at</w:t>
-      </w:r>
-      <w:r>
-        <w:t xml:space="preserve"> </w:t>
-      </w:r>
-      <w:r>
-        <w:t xml:space="preserve">logFC = +0.99, supports this molecularly).</w:t>
+        <w:rPr>
+          <w:b/>
+          <w:bCs/>
+        </w:rPr>
+        <w:t xml:space="preserve">Mitonuclear balance</w:t>
+      </w:r>
+      <w:r>
+        <w:t xml:space="preserve"> </w:t>
+      </w:r>
+      <w:r>
+        <w:t xml:space="preserve">(mtDNA-encoded vs nuclear-encoded OXPHOS subunit</w:t>
+      </w:r>
+      <w:r>
+        <w:t xml:space="preserve"> </w:t>
+      </w:r>
+      <w:r>
+        <w:t xml:space="preserve">ratio, per Houtkooper et al. 2013 PMID 23698443) is positive and</w:t>
+      </w:r>
+      <w:r>
+        <w:t xml:space="preserve"> </w:t>
+      </w:r>
+      <w:r>
+        <w:t xml:space="preserve">significant under Transplant (estimate = +0.20, FDR = 0.035) and</w:t>
+      </w:r>
+      <w:r>
+        <w:t xml:space="preserve"> </w:t>
+      </w:r>
+      <w:r>
+        <w:t xml:space="preserve">near-significant under Rescue (estimate = +0.15, FDR = 0.075).</w:t>
+      </w:r>
+      <w:r>
+        <w:t xml:space="preserve"> </w:t>
+      </w:r>
+      <w:r>
+        <w:rPr>
+          <w:b/>
+          <w:bCs/>
+        </w:rPr>
+        <w:t xml:space="preserve">mtDNA-</w:t>
+      </w:r>
+      <w:r>
+        <w:rPr>
+          <w:b/>
+          <w:bCs/>
+        </w:rPr>
+        <w:t xml:space="preserve"> </w:t>
+      </w:r>
+      <w:r>
+        <w:rPr>
+          <w:b/>
+          <w:bCs/>
+        </w:rPr>
+        <w:t xml:space="preserve">encoded subunits gain more than nuclear-encoded subunits under</w:t>
+      </w:r>
+      <w:r>
+        <w:rPr>
+          <w:b/>
+          <w:bCs/>
+        </w:rPr>
+        <w:t xml:space="preserve"> </w:t>
+      </w:r>
+      <w:r>
+        <w:rPr>
+          <w:b/>
+          <w:bCs/>
+        </w:rPr>
+        <w:t xml:space="preserve">mitochondrial transplant</w:t>
+      </w:r>
+      <w:r>
+        <w:t xml:space="preserve"> </w:t>
+      </w:r>
+      <w:r>
+        <w:t xml:space="preserve">— direct evidence that the delivered cargo</w:t>
+      </w:r>
+      <w:r>
+        <w:t xml:space="preserve"> </w:t>
+      </w:r>
+      <w:r>
+        <w:t xml:space="preserve">includes intact mitochondrial DNA and its translated products. This is</w:t>
+      </w:r>
+      <w:r>
+        <w:t xml:space="preserve"> </w:t>
+      </w:r>
+      <w:r>
+        <w:t xml:space="preserve">supported molecularly by Mt-nd4 (mtDNA-encoded Complex I subunit) being</w:t>
+      </w:r>
+      <w:r>
+        <w:t xml:space="preserve"> </w:t>
+      </w:r>
+      <w:r>
+        <w:t xml:space="preserve">a top-20 per-protein hit in CTLvMITO at logFC = +0.99.</w:t>
       </w:r>
     </w:p>
     <w:p>
@@ -1395,45 +4622,514 @@
         <w:pStyle w:val="BodyText"/>
       </w:pPr>
       <w:r>
-        <w:t xml:space="preserve">The pair-stoichiometry LMM returned 0 FDR-significant subunit-pair</w:t>
-      </w:r>
-      <w:r>
-        <w:t xml:space="preserve"> </w:t>
-      </w:r>
-      <w:r>
-        <w:t xml:space="preserve">imbalance effects. The covariation supplement shows weak cohesion</w:t>
-      </w:r>
-      <w:r>
-        <w:t xml:space="preserve"> </w:t>
-      </w:r>
-      <w:r>
-        <w:t xml:space="preserve">(range 0.02-0.13) and is documented as underpowered at N = 24; this is</w:t>
-      </w:r>
-      <w:r>
-        <w:t xml:space="preserve"> </w:t>
-      </w:r>
-      <w:r>
-        <w:t xml:space="preserve">why the AlteredPQR proteostatic-rebalance call is treated as exploratory.</w:t>
-      </w:r>
-    </w:p>
-    <w:bookmarkEnd w:id="16"/>
-    <w:bookmarkEnd w:id="17"/>
-    <w:bookmarkStart w:id="22" w:name="per-contrast-biological-summary"/>
-    <w:p>
-      <w:pPr>
-        <w:pStyle w:val="Heading1"/>
+        <w:t xml:space="preserve">The pair-stoichiometry LMM (AlteredPQR-style analysis) returned 0 FDR-</w:t>
+      </w:r>
+      <w:r>
+        <w:t xml:space="preserve"> </w:t>
+      </w:r>
+      <w:r>
+        <w:t xml:space="preserve">significant subunit-pair imbalance effects. The covariation supplement</w:t>
+      </w:r>
+      <w:r>
+        <w:t xml:space="preserve"> </w:t>
+      </w:r>
+      <w:r>
+        <w:t xml:space="preserve">shows weak per-complex subunit cohesion (range 0.02-0.13), reflecting</w:t>
+      </w:r>
+      <w:r>
+        <w:t xml:space="preserve"> </w:t>
+      </w:r>
+      <w:r>
+        <w:t xml:space="preserve">the limited power available at N = 24 to detect stoichiometric</w:t>
+      </w:r>
+      <w:r>
+        <w:t xml:space="preserve"> </w:t>
+      </w:r>
+      <w:r>
+        <w:t xml:space="preserve">asymmetries. This portion of the analysis is documented as exploratory.</w:t>
+      </w:r>
+    </w:p>
+    <w:bookmarkEnd w:id="31"/>
+    <w:bookmarkStart w:id="36" w:name="per-contrast-biological-summary"/>
+    <w:p>
+      <w:pPr>
+        <w:pStyle w:val="Heading2"/>
       </w:pPr>
       <w:r>
         <w:t xml:space="preserve">Per-contrast biological summary</w:t>
       </w:r>
     </w:p>
-    <w:bookmarkStart w:id="18" w:name="ctlvphe-α1-adrenergic-stress"/>
+    <w:bookmarkStart w:id="32" w:name="ctlvphe-α1-adrenergic-stress"/>
+    <w:p>
+      <w:pPr>
+        <w:pStyle w:val="Heading3"/>
+      </w:pPr>
+      <w:r>
+        <w:t xml:space="preserve">CTLvPHE — α1-adrenergic stress</w:t>
+      </w:r>
+    </w:p>
+    <w:p>
+      <w:pPr>
+        <w:pStyle w:val="FirstParagraph"/>
+      </w:pPr>
+      <w:r>
+        <w:t xml:space="preserve">At the protein level, PHE upregulates</w:t>
+      </w:r>
+      <w:r>
+        <w:t xml:space="preserve"> </w:t>
+      </w:r>
+      <w:r>
+        <w:rPr>
+          <w:b/>
+          <w:bCs/>
+        </w:rPr>
+        <w:t xml:space="preserve">Ccn2 / CTGF</w:t>
+      </w:r>
+      <w:r>
+        <w:t xml:space="preserve"> </w:t>
+      </w:r>
+      <w:r>
+        <w:t xml:space="preserve">(logFC = +0.56,</w:t>
+      </w:r>
+      <w:r>
+        <w:t xml:space="preserve"> </w:t>
+      </w:r>
+      <w:r>
+        <w:t xml:space="preserve">FDR = 0.013), a canonical α1-adrenergic and fibrotic target, and</w:t>
+      </w:r>
+      <w:r>
+        <w:t xml:space="preserve"> </w:t>
+      </w:r>
+      <w:r>
+        <w:t xml:space="preserve">downregulates the Complex V subunit</w:t>
+      </w:r>
+      <w:r>
+        <w:t xml:space="preserve"> </w:t>
+      </w:r>
+      <w:r>
+        <w:rPr>
+          <w:b/>
+          <w:bCs/>
+        </w:rPr>
+        <w:t xml:space="preserve">Atp5mk</w:t>
+      </w:r>
+      <w:r>
+        <w:t xml:space="preserve"> </w:t>
+      </w:r>
+      <w:r>
+        <w:t xml:space="preserve">(logFC = −0.37). The</w:t>
+      </w:r>
+      <w:r>
+        <w:t xml:space="preserve"> </w:t>
+      </w:r>
+      <w:r>
+        <w:t xml:space="preserve">broader CTLvPHE signature captures extracellular-matrix remodeling</w:t>
+      </w:r>
+      <w:r>
+        <w:t xml:space="preserve"> </w:t>
+      </w:r>
+      <w:r>
+        <w:t xml:space="preserve">(Postn, Fn1 trending), early OXPHOS depression, and mitoribosomal</w:t>
+      </w:r>
+      <w:r>
+        <w:t xml:space="preserve"> </w:t>
+      </w:r>
+      <w:r>
+        <w:t xml:space="preserve">stress (Mrpl9 logFC = +2.12). At the pathway level (Figure 2 panel C),</w:t>
+      </w:r>
+      <w:r>
+        <w:t xml:space="preserve"> </w:t>
+      </w:r>
+      <w:r>
+        <w:t xml:space="preserve">the fibrotic / sarcomeric / ECM-remodeling axis emerges through</w:t>
+      </w:r>
+      <w:r>
+        <w:t xml:space="preserve"> </w:t>
+      </w:r>
+      <w:r>
+        <w:t xml:space="preserve">KEGG_ECM_RECEPTOR_INTERACTION, REACTOME_STRIATED_MUSCLE_CONTRACTION,</w:t>
+      </w:r>
+      <w:r>
+        <w:t xml:space="preserve"> </w:t>
+      </w:r>
+      <w:r>
+        <w:t xml:space="preserve">REACTOME_DYSTROPHIN_GLYCOPROTEIN_COMPLEX, HALLMARK_EMT, and</w:t>
+      </w:r>
+      <w:r>
+        <w:t xml:space="preserve"> </w:t>
+      </w:r>
+      <w:r>
+        <w:t xml:space="preserve">KEGG_DILATED_CARDIOMYOPATHY, paired with proliferation arrest</w:t>
+      </w:r>
+      <w:r>
+        <w:t xml:space="preserve"> </w:t>
+      </w:r>
+      <w:r>
+        <w:t xml:space="preserve">(HALLMARK_MYC_TARGETS, REACTOME_DNA_REPLICATION, HALLMARK_E2F_TARGETS</w:t>
+      </w:r>
+      <w:r>
+        <w:t xml:space="preserve"> </w:t>
+      </w:r>
+      <w:r>
+        <w:t xml:space="preserve">down). All of this is consistent with Hahn et al. 2014 (PMID 24794531;</w:t>
+      </w:r>
+      <w:r>
+        <w:t xml:space="preserve"> </w:t>
+      </w:r>
+      <w:r>
+        <w:t xml:space="preserve">NADPH oxidase-2 / ROS axis) and Jeong et al. 2009 (PMID 19299911; STAT3</w:t>
+      </w:r>
+      <w:r>
+        <w:t xml:space="preserve"> </w:t>
+      </w:r>
+      <w:r>
+        <w:t xml:space="preserve">mitochondrial translocation suppressing OXPHOS).</w:t>
+      </w:r>
+    </w:p>
+    <w:p>
+      <w:pPr>
+        <w:pStyle w:val="BodyText"/>
+      </w:pPr>
+      <w:r>
+        <w:rPr>
+          <w:b/>
+          <w:bCs/>
+        </w:rPr>
+        <w:t xml:space="preserve">An important caveat for the Discussion</w:t>
+      </w:r>
+      <w:r>
+        <w:t xml:space="preserve">: the canonical in-vivo</w:t>
+      </w:r>
+      <w:r>
+        <w:t xml:space="preserve"> </w:t>
+      </w:r>
+      <w:r>
+        <w:t xml:space="preserve">cardiac-hypertrophy fetal-gene program (NPPA / NPPB / Myh7 / Acta1</w:t>
+      </w:r>
+      <w:r>
+        <w:t xml:space="preserve"> </w:t>
+      </w:r>
+      <w:r>
+        <w:t xml:space="preserve">upregulation) is not recovered at the protein level here. NPPA / NPPB</w:t>
+      </w:r>
+      <w:r>
+        <w:t xml:space="preserve"> </w:t>
+      </w:r>
+      <w:r>
+        <w:t xml:space="preserve">were not detected in the mass spectrum; Myh7, Acta1, Stat3, Cav3, and</w:t>
+      </w:r>
+      <w:r>
+        <w:t xml:space="preserve"> </w:t>
+      </w:r>
+      <w:r>
+        <w:t xml:space="preserve">Tnnt2 returned essentially flat logFC values (|logFC| &lt; 0.2, all</w:t>
+      </w:r>
+      <w:r>
+        <w:t xml:space="preserve"> </w:t>
+      </w:r>
+      <w:r>
+        <w:t xml:space="preserve">FDR &gt; 0.8). This is consistent with known H9c2 biology: cultured H9c2</w:t>
+      </w:r>
+      <w:r>
+        <w:t xml:space="preserve"> </w:t>
+      </w:r>
+      <w:r>
+        <w:t xml:space="preserve">cardiomyoblasts express embryonic sarcomeric isoforms (e.g. Myh3 — which</w:t>
+      </w:r>
+      <w:r>
+        <w:t xml:space="preserve"> </w:t>
+      </w:r>
+      <w:r>
+        <w:t xml:space="preserve">IS upregulated under Transplant in CTLvMITO) rather than reactivating</w:t>
+      </w:r>
+      <w:r>
+        <w:t xml:space="preserve"> </w:t>
+      </w:r>
+      <w:r>
+        <w:t xml:space="preserve">the adult fetal-gene reprogram seen in cardiomyocyte hypertrophy in vivo.</w:t>
+      </w:r>
+      <w:r>
+        <w:t xml:space="preserve"> </w:t>
+      </w:r>
+      <w:r>
+        <w:t xml:space="preserve">The hypertrophy signature recovered here should therefore be interpreted</w:t>
+      </w:r>
+      <w:r>
+        <w:t xml:space="preserve"> </w:t>
+      </w:r>
+      <w:r>
+        <w:t xml:space="preserve">as the</w:t>
+      </w:r>
+      <w:r>
+        <w:t xml:space="preserve"> </w:t>
+      </w:r>
+      <w:r>
+        <w:rPr>
+          <w:b/>
+          <w:bCs/>
+        </w:rPr>
+        <w:t xml:space="preserve">fibrotic + early-OXPHOS arm</w:t>
+      </w:r>
+      <w:r>
+        <w:t xml:space="preserve"> </w:t>
+      </w:r>
+      <w:r>
+        <w:t xml:space="preserve">of PHE α1-adrenergic stress, not</w:t>
+      </w:r>
+      <w:r>
+        <w:t xml:space="preserve"> </w:t>
+      </w:r>
+      <w:r>
+        <w:t xml:space="preserve">the full in-vivo fetal-gene reprogram.</w:t>
+      </w:r>
+    </w:p>
+    <w:bookmarkEnd w:id="32"/>
+    <w:bookmarkStart w:id="33" w:name="X6571e2ac68faa037ba03a1fd24977bf11bda411"/>
+    <w:p>
+      <w:pPr>
+        <w:pStyle w:val="Heading3"/>
+      </w:pPr>
+      <w:r>
+        <w:t xml:space="preserve">CTLvMITO — mitochondrial transplant in healthy cells</w:t>
+      </w:r>
+    </w:p>
+    <w:p>
+      <w:pPr>
+        <w:pStyle w:val="FirstParagraph"/>
+      </w:pPr>
+      <w:r>
+        <w:t xml:space="preserve">Top-Π hits are dominated by mitochondrial proteins:</w:t>
+      </w:r>
+      <w:r>
+        <w:t xml:space="preserve"> </w:t>
+      </w:r>
+      <w:r>
+        <w:rPr>
+          <w:b/>
+          <w:bCs/>
+        </w:rPr>
+        <w:t xml:space="preserve">Aldh3a1</w:t>
+      </w:r>
+      <w:r>
+        <w:t xml:space="preserve"> </w:t>
+      </w:r>
+      <w:r>
+        <w:t xml:space="preserve">(logFC = +1.80, FDR = 6 × 10⁻⁸),</w:t>
+      </w:r>
+      <w:r>
+        <w:t xml:space="preserve"> </w:t>
+      </w:r>
+      <w:r>
+        <w:rPr>
+          <w:b/>
+          <w:bCs/>
+        </w:rPr>
+        <w:t xml:space="preserve">Vdac1</w:t>
+      </w:r>
+      <w:r>
+        <w:t xml:space="preserve"> </w:t>
+      </w:r>
+      <w:r>
+        <w:t xml:space="preserve">(logFC = +0.56, FDR = 2 × 10⁻⁴),</w:t>
+      </w:r>
+      <w:r>
+        <w:t xml:space="preserve"> </w:t>
+      </w:r>
+      <w:r>
+        <w:rPr>
+          <w:b/>
+          <w:bCs/>
+        </w:rPr>
+        <w:t xml:space="preserve">Vdac2</w:t>
+      </w:r>
+      <w:r>
+        <w:t xml:space="preserve"> </w:t>
+      </w:r>
+      <w:r>
+        <w:t xml:space="preserve">(logFC = +0.42, FDR = 6 × 10⁻³), and the mtDNA-encoded</w:t>
+      </w:r>
+      <w:r>
+        <w:t xml:space="preserve"> </w:t>
+      </w:r>
+      <w:r>
+        <w:rPr>
+          <w:b/>
+          <w:bCs/>
+        </w:rPr>
+        <w:t xml:space="preserve">Mt-nd4</w:t>
+      </w:r>
+      <w:r>
+        <w:t xml:space="preserve"> </w:t>
+      </w:r>
+      <w:r>
+        <w:t xml:space="preserve">(logFC = +0.99). Combined with the Figure 2 MitoCarta-pathway</w:t>
+      </w:r>
+      <w:r>
+        <w:t xml:space="preserve"> </w:t>
+      </w:r>
+      <w:r>
+        <w:t xml:space="preserve">NES profile and the Figure 6 mitoribosome + Complex V camera signals,</w:t>
+      </w:r>
+      <w:r>
+        <w:t xml:space="preserve"> </w:t>
+      </w:r>
+      <w:r>
+        <w:t xml:space="preserve">the data describe organelle-scale cargo delivery (outer-membrane channels,</w:t>
+      </w:r>
+      <w:r>
+        <w:t xml:space="preserve"> </w:t>
+      </w:r>
+      <w:r>
+        <w:t xml:space="preserve">matrix enzymes, mtDNA-encoded subunits) into recipient cardiomyoblasts.</w:t>
+      </w:r>
+      <w:r>
+        <w:t xml:space="preserve"> </w:t>
+      </w:r>
+      <w:r>
+        <w:t xml:space="preserve">This recapitulates the cell-autonomous mitochondrial-delivery signature</w:t>
+      </w:r>
+      <w:r>
+        <w:t xml:space="preserve"> </w:t>
+      </w:r>
+      <w:r>
+        <w:t xml:space="preserve">described by Masuzawa et al. 2013 (PMID 23355340).</w:t>
+      </w:r>
+    </w:p>
+    <w:bookmarkEnd w:id="33"/>
+    <w:bookmarkStart w:id="34" w:name="phevphe_mito-rescue"/>
+    <w:p>
+      <w:pPr>
+        <w:pStyle w:val="Heading3"/>
+      </w:pPr>
+      <w:r>
+        <w:t xml:space="preserve">PHEvPHE_MITO — rescue</w:t>
+      </w:r>
+    </w:p>
+    <w:p>
+      <w:pPr>
+        <w:pStyle w:val="FirstParagraph"/>
+      </w:pPr>
+      <w:r>
+        <w:t xml:space="preserve">The rescue contrast carries an even stronger mito-delivery signature</w:t>
+      </w:r>
+      <w:r>
+        <w:t xml:space="preserve"> </w:t>
+      </w:r>
+      <w:r>
+        <w:t xml:space="preserve">than CTLvMITO: all three VDAC isoforms (Vdac1 +0.71, Vdac2 +0.57,</w:t>
+      </w:r>
+      <w:r>
+        <w:t xml:space="preserve"> </w:t>
+      </w:r>
+      <w:r>
+        <w:t xml:space="preserve">Vdac3 +0.49) plus Aldh3a1 (+1.83) appear in the top 25 by Π. The</w:t>
+      </w:r>
+      <w:r>
+        <w:t xml:space="preserve"> </w:t>
+      </w:r>
+      <w:r>
+        <w:t xml:space="preserve">peroxiredoxin-like Prxl2a (+1.09) suggests an antioxidant arm consistent</w:t>
+      </w:r>
+      <w:r>
+        <w:t xml:space="preserve"> </w:t>
+      </w:r>
+      <w:r>
+        <w:t xml:space="preserve">with rescue of PHE-driven NOX2 / ROS production (Hahn 2014). The</w:t>
+      </w:r>
+      <w:r>
+        <w:t xml:space="preserve"> </w:t>
+      </w:r>
+      <w:r>
+        <w:t xml:space="preserve">Figure 4 concordance ρ = −0.42 and the Figure 6 camera OXPHOS_all</w:t>
+      </w:r>
+      <w:r>
+        <w:t xml:space="preserve"> </w:t>
+      </w:r>
+      <w:r>
+        <w:t xml:space="preserve">p = 3.2 × 10⁻⁵ together make this the strongest single biological</w:t>
+      </w:r>
+      <w:r>
+        <w:t xml:space="preserve"> </w:t>
+      </w:r>
+      <w:r>
+        <w:t xml:space="preserve">signal in the dataset, aligned with Doulamis et al. 2024 (PMID 39732955)</w:t>
+      </w:r>
+      <w:r>
+        <w:t xml:space="preserve"> </w:t>
+      </w:r>
+      <w:r>
+        <w:t xml:space="preserve">mitochondrial-transplant normalization of the proteome in ischemia-</w:t>
+      </w:r>
+      <w:r>
+        <w:t xml:space="preserve"> </w:t>
+      </w:r>
+      <w:r>
+        <w:t xml:space="preserve">reperfusion injury.</w:t>
+      </w:r>
+    </w:p>
+    <w:bookmarkEnd w:id="34"/>
+    <w:bookmarkStart w:id="35" w:name="interaction-descriptive-only"/>
+    <w:p>
+      <w:pPr>
+        <w:pStyle w:val="Heading3"/>
+      </w:pPr>
+      <w:r>
+        <w:t xml:space="preserve">Interaction — descriptive only</w:t>
+      </w:r>
+    </w:p>
+    <w:p>
+      <w:pPr>
+        <w:pStyle w:val="FirstParagraph"/>
+      </w:pPr>
+      <w:r>
+        <w:t xml:space="preserve">Zero FDR-significant proteins, consistent with the N = 24 power</w:t>
+      </w:r>
+      <w:r>
+        <w:t xml:space="preserve"> </w:t>
+      </w:r>
+      <w:r>
+        <w:t xml:space="preserve">constraint. Direction-only inspection shows a faint mito-axis signal</w:t>
+      </w:r>
+      <w:r>
+        <w:t xml:space="preserve"> </w:t>
+      </w:r>
+      <w:r>
+        <w:t xml:space="preserve">(Ndufb4l4 logFC = +0.83, Mrpl27 logFC = +0.76) that should not be</w:t>
+      </w:r>
+      <w:r>
+        <w:t xml:space="preserve"> </w:t>
+      </w:r>
+      <w:r>
+        <w:t xml:space="preserve">interpreted further given the adj-P-value range (0.34 – 0.98). The</w:t>
+      </w:r>
+      <w:r>
+        <w:t xml:space="preserve"> </w:t>
+      </w:r>
+      <w:r>
+        <w:t xml:space="preserve">“Interaction underpowered at N = 24”</w:t>
+      </w:r>
+      <w:r>
+        <w:t xml:space="preserve"> </w:t>
+      </w:r>
+      <w:r>
+        <w:t xml:space="preserve">caveat on every composite figure</w:t>
+      </w:r>
+      <w:r>
+        <w:t xml:space="preserve"> </w:t>
+      </w:r>
+      <w:r>
+        <w:t xml:space="preserve">footer is the appropriate representation.</w:t>
+      </w:r>
+    </w:p>
+    <w:bookmarkEnd w:id="35"/>
+    <w:bookmarkEnd w:id="36"/>
+    <w:bookmarkStart w:id="37" w:name="method-robustness-summary"/>
     <w:p>
       <w:pPr>
         <w:pStyle w:val="Heading2"/>
       </w:pPr>
       <w:r>
-        <w:t xml:space="preserve">CTLvPHE — α1-adrenergic stress</w:t>
+        <w:t xml:space="preserve">Method robustness summary</w:t>
       </w:r>
     </w:p>
     <w:p>
@@ -1441,539 +5137,7 @@
         <w:pStyle w:val="FirstParagraph"/>
       </w:pPr>
       <w:r>
-        <w:t xml:space="preserve">PHE upregulates Ccn2 / CTGF (logFC = +0.56, FDR = 0.013), a canonical</w:t>
-      </w:r>
-      <w:r>
-        <w:t xml:space="preserve"> </w:t>
-      </w:r>
-      <w:r>
-        <w:t xml:space="preserve">α1-adrenergic and fibrotic target, and downregulates the Complex V</w:t>
-      </w:r>
-      <w:r>
-        <w:t xml:space="preserve"> </w:t>
-      </w:r>
-      <w:r>
-        <w:t xml:space="preserve">subunit Atp5mk (logFC = −0.37). The broader CTLvPHE signature</w:t>
-      </w:r>
-      <w:r>
-        <w:t xml:space="preserve"> </w:t>
-      </w:r>
-      <w:r>
-        <w:t xml:space="preserve">captures extracellular-matrix remodeling (Postn, Fn1 trending), early</w:t>
-      </w:r>
-      <w:r>
-        <w:t xml:space="preserve"> </w:t>
-      </w:r>
-      <w:r>
-        <w:t xml:space="preserve">OXPHOS depression, and mitoribosomal stress (Mrpl9 logFC = +2.12), all</w:t>
-      </w:r>
-      <w:r>
-        <w:t xml:space="preserve"> </w:t>
-      </w:r>
-      <w:r>
-        <w:t xml:space="preserve">consistent with Hahn et al. 2014 (PMID 24794531; NADPH oxidase-2 / ROS axis)</w:t>
-      </w:r>
-      <w:r>
-        <w:t xml:space="preserve"> </w:t>
-      </w:r>
-      <w:r>
-        <w:t xml:space="preserve">and Jeong et al. 2009 (PMID 19299911; STAT3 mitochondrial translocation</w:t>
-      </w:r>
-      <w:r>
-        <w:t xml:space="preserve"> </w:t>
-      </w:r>
-      <w:r>
-        <w:t xml:space="preserve">suppressing OXPHOS).</w:t>
-      </w:r>
-    </w:p>
-    <w:p>
-      <w:pPr>
-        <w:pStyle w:val="BodyText"/>
-      </w:pPr>
-      <w:r>
-        <w:rPr>
-          <w:b/>
-          <w:bCs/>
-        </w:rPr>
-        <w:t xml:space="preserve">Limitation that should be carried into Discussion.</w:t>
-      </w:r>
-      <w:r>
-        <w:t xml:space="preserve"> </w:t>
-      </w:r>
-      <w:r>
-        <w:t xml:space="preserve">The canonical</w:t>
-      </w:r>
-      <w:r>
-        <w:t xml:space="preserve"> </w:t>
-      </w:r>
-      <w:r>
-        <w:t xml:space="preserve">in-vivo cardiac-hypertrophy fetal-gene program (NPPA / NPPB / Myh7 / Acta1</w:t>
-      </w:r>
-      <w:r>
-        <w:t xml:space="preserve"> </w:t>
-      </w:r>
-      <w:r>
-        <w:t xml:space="preserve">upregulation) is not recovered at the protein level here: NPPA / NPPB were</w:t>
-      </w:r>
-      <w:r>
-        <w:t xml:space="preserve"> </w:t>
-      </w:r>
-      <w:r>
-        <w:t xml:space="preserve">not detected, and Myh7 / Acta1 / Stat3 / Cav3 / Tnnt2 returned essentially</w:t>
-      </w:r>
-      <w:r>
-        <w:t xml:space="preserve"> </w:t>
-      </w:r>
-      <w:r>
-        <w:t xml:space="preserve">flat logFC values (|logFC| &lt; 0.2, all FDR &gt; 0.8). This is consistent with</w:t>
-      </w:r>
-      <w:r>
-        <w:t xml:space="preserve"> </w:t>
-      </w:r>
-      <w:r>
-        <w:t xml:space="preserve">known H9c2 biology: cultured H9c2 cardiomyoblasts express embryonic</w:t>
-      </w:r>
-      <w:r>
-        <w:t xml:space="preserve"> </w:t>
-      </w:r>
-      <w:r>
-        <w:t xml:space="preserve">sarcomeric isoforms (e.g. Myh3 — which IS upregulated under Transplant)</w:t>
-      </w:r>
-      <w:r>
-        <w:t xml:space="preserve"> </w:t>
-      </w:r>
-      <w:r>
-        <w:t xml:space="preserve">rather than reactivating the adult fetal-gene reprogram seen in cardiomyocyte</w:t>
-      </w:r>
-      <w:r>
-        <w:t xml:space="preserve"> </w:t>
-      </w:r>
-      <w:r>
-        <w:t xml:space="preserve">hypertrophy in vivo. The hypertrophy signature recovered here should therefore</w:t>
-      </w:r>
-      <w:r>
-        <w:t xml:space="preserve"> </w:t>
-      </w:r>
-      <w:r>
-        <w:t xml:space="preserve">be interpreted as the</w:t>
-      </w:r>
-      <w:r>
-        <w:t xml:space="preserve"> </w:t>
-      </w:r>
-      <w:r>
-        <w:rPr>
-          <w:b/>
-          <w:bCs/>
-        </w:rPr>
-        <w:t xml:space="preserve">fibrotic + early-OXPHOS arm</w:t>
-      </w:r>
-      <w:r>
-        <w:t xml:space="preserve"> </w:t>
-      </w:r>
-      <w:r>
-        <w:t xml:space="preserve">of PHE α1-adrenergic</w:t>
-      </w:r>
-      <w:r>
-        <w:t xml:space="preserve"> </w:t>
-      </w:r>
-      <w:r>
-        <w:t xml:space="preserve">stress, not the full in-vivo fetal-gene reprogram.</w:t>
-      </w:r>
-    </w:p>
-    <w:bookmarkEnd w:id="18"/>
-    <w:bookmarkStart w:id="19" w:name="X6571e2ac68faa037ba03a1fd24977bf11bda411"/>
-    <w:p>
-      <w:pPr>
-        <w:pStyle w:val="Heading2"/>
-      </w:pPr>
-      <w:r>
-        <w:t xml:space="preserve">CTLvMITO — mitochondrial transplant in healthy cells</w:t>
-      </w:r>
-    </w:p>
-    <w:p>
-      <w:pPr>
-        <w:pStyle w:val="FirstParagraph"/>
-      </w:pPr>
-      <w:r>
-        <w:t xml:space="preserve">Top-Π hits are dominated by mitochondrial proteins: Aldh3a1 (logFC = +1.80,</w:t>
-      </w:r>
-      <w:r>
-        <w:t xml:space="preserve"> </w:t>
-      </w:r>
-      <w:r>
-        <w:t xml:space="preserve">FDR = 6 × 10⁻⁸), Vdac1 (logFC = +0.56, FDR = 2 × 10⁻⁴), Vdac2 (logFC = +0.42,</w:t>
-      </w:r>
-      <w:r>
-        <w:t xml:space="preserve"> </w:t>
-      </w:r>
-      <w:r>
-        <w:t xml:space="preserve">FDR = 6 × 10⁻³), and the mtDNA-encoded Mt-nd4 (logFC = +0.99). Combined with</w:t>
-      </w:r>
-      <w:r>
-        <w:t xml:space="preserve"> </w:t>
-      </w:r>
-      <w:r>
-        <w:t xml:space="preserve">F02’s MitoCarta-pathway NES profile and F06’s Mitoribosome + Complex V camera</w:t>
-      </w:r>
-      <w:r>
-        <w:t xml:space="preserve"> </w:t>
-      </w:r>
-      <w:r>
-        <w:t xml:space="preserve">signal, the data describe organelle-scale cargo delivery — outer membrane</w:t>
-      </w:r>
-      <w:r>
-        <w:t xml:space="preserve"> </w:t>
-      </w:r>
-      <w:r>
-        <w:t xml:space="preserve">channels, matrix enzymes, mtDNA-encoded subunits — into recipient cardiomyoblasts.</w:t>
-      </w:r>
-      <w:r>
-        <w:t xml:space="preserve"> </w:t>
-      </w:r>
-      <w:r>
-        <w:t xml:space="preserve">This recapitulates the cell-autonomous mitochondrial-delivery signature</w:t>
-      </w:r>
-      <w:r>
-        <w:t xml:space="preserve"> </w:t>
-      </w:r>
-      <w:r>
-        <w:t xml:space="preserve">described by Masuzawa et al. 2013 (PMID 23355340).</w:t>
-      </w:r>
-    </w:p>
-    <w:bookmarkEnd w:id="19"/>
-    <w:bookmarkStart w:id="20" w:name="phevphe_mito-rescue"/>
-    <w:p>
-      <w:pPr>
-        <w:pStyle w:val="Heading2"/>
-      </w:pPr>
-      <w:r>
-        <w:t xml:space="preserve">PHEvPHE_MITO — rescue</w:t>
-      </w:r>
-    </w:p>
-    <w:p>
-      <w:pPr>
-        <w:pStyle w:val="FirstParagraph"/>
-      </w:pPr>
-      <w:r>
-        <w:t xml:space="preserve">The rescue contrast carries an even stronger mito-delivery signature than</w:t>
-      </w:r>
-      <w:r>
-        <w:t xml:space="preserve"> </w:t>
-      </w:r>
-      <w:r>
-        <w:t xml:space="preserve">CTLvMITO: all three VDAC isoforms (Vdac1 + 0.71, Vdac2 + 0.57, Vdac3 + 0.49)</w:t>
-      </w:r>
-      <w:r>
-        <w:t xml:space="preserve"> </w:t>
-      </w:r>
-      <w:r>
-        <w:t xml:space="preserve">plus Aldh3a1 (+1.83) appear in the top 25 by Π. The peroxiredoxin-like</w:t>
-      </w:r>
-      <w:r>
-        <w:t xml:space="preserve"> </w:t>
-      </w:r>
-      <w:r>
-        <w:t xml:space="preserve">Prxl2a (+1.09) suggests an antioxidant arm consistent with rescue of</w:t>
-      </w:r>
-      <w:r>
-        <w:t xml:space="preserve"> </w:t>
-      </w:r>
-      <w:r>
-        <w:t xml:space="preserve">PHE-driven NOX2 / ROS production (Hahn 2014). The F04 concordance ρ = −0.42</w:t>
-      </w:r>
-      <w:r>
-        <w:t xml:space="preserve"> </w:t>
-      </w:r>
-      <w:r>
-        <w:t xml:space="preserve">and F06 camera OXPHOS_all p = 3.2 × 10⁻⁵ make this the strongest single</w:t>
-      </w:r>
-      <w:r>
-        <w:t xml:space="preserve"> </w:t>
-      </w:r>
-      <w:r>
-        <w:t xml:space="preserve">biological signal in the dataset and align with Doulamis et al. 2024</w:t>
-      </w:r>
-      <w:r>
-        <w:t xml:space="preserve"> </w:t>
-      </w:r>
-      <w:r>
-        <w:t xml:space="preserve">(PMID 39732955) mitochondrial-transplant normalization of the proteome</w:t>
-      </w:r>
-      <w:r>
-        <w:t xml:space="preserve"> </w:t>
-      </w:r>
-      <w:r>
-        <w:t xml:space="preserve">in ischemia-reperfusion injury.</w:t>
-      </w:r>
-    </w:p>
-    <w:bookmarkEnd w:id="20"/>
-    <w:bookmarkStart w:id="21" w:name="interaction-descriptive-only"/>
-    <w:p>
-      <w:pPr>
-        <w:pStyle w:val="Heading2"/>
-      </w:pPr>
-      <w:r>
-        <w:t xml:space="preserve">Interaction — descriptive only</w:t>
-      </w:r>
-    </w:p>
-    <w:p>
-      <w:pPr>
-        <w:pStyle w:val="FirstParagraph"/>
-      </w:pPr>
-      <w:r>
-        <w:t xml:space="preserve">Zero FDR-significant proteins, consistent with the N = 24 power constraint.</w:t>
-      </w:r>
-      <w:r>
-        <w:t xml:space="preserve"> </w:t>
-      </w:r>
-      <w:r>
-        <w:t xml:space="preserve">Direction-only inspection shows a faint mito-axis signal (Ndufb4l4 logFC = +0.83,</w:t>
-      </w:r>
-      <w:r>
-        <w:t xml:space="preserve"> </w:t>
-      </w:r>
-      <w:r>
-        <w:t xml:space="preserve">Mrpl27 logFC = +0.76) that should not be interpreted further given the</w:t>
-      </w:r>
-      <w:r>
-        <w:t xml:space="preserve"> </w:t>
-      </w:r>
-      <w:r>
-        <w:t xml:space="preserve">adj-P-value range (0.34 - 0.98). The</w:t>
-      </w:r>
-      <w:r>
-        <w:t xml:space="preserve"> </w:t>
-      </w:r>
-      <w:r>
-        <w:t xml:space="preserve">“Interaction underpowered at N = 24”</w:t>
-      </w:r>
-      <w:r>
-        <w:t xml:space="preserve"> </w:t>
-      </w:r>
-      <w:r>
-        <w:t xml:space="preserve">caveat (M4) on every composite figure footer is the appropriate</w:t>
-      </w:r>
-      <w:r>
-        <w:t xml:space="preserve"> </w:t>
-      </w:r>
-      <w:r>
-        <w:t xml:space="preserve">representation.</w:t>
-      </w:r>
-    </w:p>
-    <w:bookmarkEnd w:id="21"/>
-    <w:bookmarkEnd w:id="22"/>
-    <w:bookmarkStart w:id="23" w:name="Xca8ade592d526f86cac6fc69026ab968d00430b"/>
-    <w:p>
-      <w:pPr>
-        <w:pStyle w:val="Heading1"/>
-      </w:pPr>
-      <w:r>
-        <w:t xml:space="preserve">Open caveats for the manuscript Discussion / Limitations section</w:t>
-      </w:r>
-    </w:p>
-    <w:p>
-      <w:pPr>
-        <w:numPr>
-          <w:ilvl w:val="0"/>
-          <w:numId w:val="1002"/>
-        </w:numPr>
-      </w:pPr>
-      <w:r>
-        <w:rPr>
-          <w:b/>
-          <w:bCs/>
-        </w:rPr>
-        <w:t xml:space="preserve">H9c2 cell-line caveat.</w:t>
-      </w:r>
-      <w:r>
-        <w:t xml:space="preserve"> </w:t>
-      </w:r>
-      <w:r>
-        <w:t xml:space="preserve">H9c2 cardiomyoblasts under-express the in-vivo</w:t>
-      </w:r>
-      <w:r>
-        <w:t xml:space="preserve"> </w:t>
-      </w:r>
-      <w:r>
-        <w:t xml:space="preserve">fetal-gene hypertrophy reprogram. PHE-induced hypertrophy is recovered</w:t>
-      </w:r>
-      <w:r>
-        <w:t xml:space="preserve"> </w:t>
-      </w:r>
-      <w:r>
-        <w:t xml:space="preserve">as fibrotic and early-OXPHOS depression signatures rather than NPPA / NPPB</w:t>
-      </w:r>
-      <w:r>
-        <w:t xml:space="preserve"> </w:t>
-      </w:r>
-      <w:r>
-        <w:t xml:space="preserve">/ Myh7 upregulation.</w:t>
-      </w:r>
-    </w:p>
-    <w:p>
-      <w:pPr>
-        <w:numPr>
-          <w:ilvl w:val="0"/>
-          <w:numId w:val="1002"/>
-        </w:numPr>
-      </w:pPr>
-      <w:r>
-        <w:rPr>
-          <w:b/>
-          <w:bCs/>
-        </w:rPr>
-        <w:t xml:space="preserve">Reinjection imbalance.</w:t>
-      </w:r>
-      <w:r>
-        <w:t xml:space="preserve"> </w:t>
-      </w:r>
-      <w:r>
-        <w:t xml:space="preserve">Four r-suffixed re-injection samples are</w:t>
-      </w:r>
-      <w:r>
-        <w:t xml:space="preserve"> </w:t>
-      </w:r>
-      <w:r>
-        <w:t xml:space="preserve">imbalanced across groups (Ctl 1, Mito 0, PHE 2, PHE_Mito 3). Sensitivity</w:t>
-      </w:r>
-      <w:r>
-        <w:t xml:space="preserve"> </w:t>
-      </w:r>
-      <w:r>
-        <w:t xml:space="preserve">refits show core contrasts robust (Spearman ρ 0.95-0.99); the secondary</w:t>
-      </w:r>
-      <w:r>
-        <w:t xml:space="preserve"> </w:t>
-      </w:r>
-      <w:r>
-        <w:t xml:space="preserve">MITOvPHE_MITO comparison drops to ρ = 0.82.</w:t>
-      </w:r>
-    </w:p>
-    <w:p>
-      <w:pPr>
-        <w:numPr>
-          <w:ilvl w:val="0"/>
-          <w:numId w:val="1002"/>
-        </w:numPr>
-      </w:pPr>
-      <w:r>
-        <w:rPr>
-          <w:b/>
-          <w:bCs/>
-        </w:rPr>
-        <w:t xml:space="preserve">Power.</w:t>
-      </w:r>
-      <w:r>
-        <w:t xml:space="preserve"> </w:t>
-      </w:r>
-      <w:r>
-        <w:t xml:space="preserve">N = 24 (n = 6 / group) supports the three primary contrasts</w:t>
-      </w:r>
-      <w:r>
-        <w:t xml:space="preserve"> </w:t>
-      </w:r>
-      <w:r>
-        <w:t xml:space="preserve">but underpowers the Interaction term and the AlteredPQR pair-stoichiometry</w:t>
-      </w:r>
-      <w:r>
-        <w:t xml:space="preserve"> </w:t>
-      </w:r>
-      <w:r>
-        <w:t xml:space="preserve">tests. The covariation supplement (cohesion 0.02-0.13) is flagged</w:t>
-      </w:r>
-      <w:r>
-        <w:t xml:space="preserve"> </w:t>
-      </w:r>
-      <w:r>
-        <w:t xml:space="preserve">accordingly.</w:t>
-      </w:r>
-    </w:p>
-    <w:p>
-      <w:pPr>
-        <w:numPr>
-          <w:ilvl w:val="0"/>
-          <w:numId w:val="1002"/>
-        </w:numPr>
-      </w:pPr>
-      <w:r>
-        <w:rPr>
-          <w:b/>
-          <w:bCs/>
-        </w:rPr>
-        <w:t xml:space="preserve">WGCNA circularity.</w:t>
-      </w:r>
-      <w:r>
-        <w:t xml:space="preserve"> </w:t>
-      </w:r>
-      <w:r>
-        <w:t xml:space="preserve">Module eigengene LMMs use the same dataset that</w:t>
-      </w:r>
-      <w:r>
-        <w:t xml:space="preserve"> </w:t>
-      </w:r>
-      <w:r>
-        <w:t xml:space="preserve">the modules were derived from. The WGCNA supplement is explicitly</w:t>
-      </w:r>
-      <w:r>
-        <w:t xml:space="preserve"> </w:t>
-      </w:r>
-      <w:r>
-        <w:t xml:space="preserve">labeled EXPLORATORY and should not be used as an independent statistical</w:t>
-      </w:r>
-      <w:r>
-        <w:t xml:space="preserve"> </w:t>
-      </w:r>
-      <w:r>
-        <w:t xml:space="preserve">claim in the main results.</w:t>
-      </w:r>
-    </w:p>
-    <w:p>
-      <w:pPr>
-        <w:numPr>
-          <w:ilvl w:val="0"/>
-          <w:numId w:val="1002"/>
-        </w:numPr>
-      </w:pPr>
-      <w:r>
-        <w:rPr>
-          <w:b/>
-          <w:bCs/>
-        </w:rPr>
-        <w:t xml:space="preserve">In-vitro α1-adrenergic stimulation.</w:t>
-      </w:r>
-      <w:r>
-        <w:t xml:space="preserve"> </w:t>
-      </w:r>
-      <w:r>
-        <w:t xml:space="preserve">Phenylephrine at the doses used</w:t>
-      </w:r>
-      <w:r>
-        <w:t xml:space="preserve"> </w:t>
-      </w:r>
-      <w:r>
-        <w:t xml:space="preserve">recapitulates one arm (NOX2 / ROS, mitochondrial-STAT3) of in-vivo</w:t>
-      </w:r>
-      <w:r>
-        <w:t xml:space="preserve"> </w:t>
-      </w:r>
-      <w:r>
-        <w:t xml:space="preserve">pressure-overload cardiac stress; it is not a complete model of clinical</w:t>
-      </w:r>
-      <w:r>
-        <w:t xml:space="preserve"> </w:t>
-      </w:r>
-      <w:r>
-        <w:t xml:space="preserve">heart failure.</w:t>
-      </w:r>
-    </w:p>
-    <w:bookmarkEnd w:id="23"/>
-    <w:bookmarkStart w:id="24" w:name="references-verified-pmids"/>
-    <w:p>
-      <w:pPr>
-        <w:pStyle w:val="Heading1"/>
-      </w:pPr>
-      <w:r>
-        <w:t xml:space="preserve">References (verified PMIDs)</w:t>
+        <w:t xml:space="preserve">The analysis is methodologically robust to the major sensitivity tests:</w:t>
       </w:r>
     </w:p>
     <w:p>
@@ -1981,23 +5145,33 @@
         <w:pStyle w:val="Compact"/>
         <w:numPr>
           <w:ilvl w:val="0"/>
-          <w:numId w:val="1003"/>
+          <w:numId w:val="1006"/>
         </w:numPr>
       </w:pPr>
       <w:r>
-        <w:t xml:space="preserve">Hahn NE, Musters RJ, Fritz JM, et al. Early NADPH oxidase-2 activation is</w:t>
-      </w:r>
-      <w:r>
-        <w:t xml:space="preserve"> </w:t>
-      </w:r>
-      <w:r>
-        <w:t xml:space="preserve">crucial in phenylephrine-induced hypertrophy of H9c2 cells.</w:t>
-      </w:r>
-      <w:r>
-        <w:t xml:space="preserve"> </w:t>
-      </w:r>
-      <w:r>
-        <w:t xml:space="preserve">Cell Signal. 2014;26(9):1818-24. PMID 24794531.</w:t>
+        <w:rPr>
+          <w:b/>
+          <w:bCs/>
+        </w:rPr>
+        <w:t xml:space="preserve">Imputation choice does not drive results.</w:t>
+      </w:r>
+      <w:r>
+        <w:t xml:space="preserve"> </w:t>
+      </w:r>
+      <w:r>
+        <w:t xml:space="preserve">Per-contrast Spearman ρ</w:t>
+      </w:r>
+      <w:r>
+        <w:t xml:space="preserve"> </w:t>
+      </w:r>
+      <w:r>
+        <w:t xml:space="preserve">between the primary missForest imputation and an alternative imputation</w:t>
+      </w:r>
+      <w:r>
+        <w:t xml:space="preserve"> </w:t>
+      </w:r>
+      <w:r>
+        <w:t xml:space="preserve">ranged from 0.992 to 0.997 across all five contrasts.</w:t>
       </w:r>
     </w:p>
     <w:p>
@@ -2005,29 +5179,57 @@
         <w:pStyle w:val="Compact"/>
         <w:numPr>
           <w:ilvl w:val="0"/>
-          <w:numId w:val="1003"/>
+          <w:numId w:val="1006"/>
         </w:numPr>
       </w:pPr>
       <w:r>
-        <w:t xml:space="preserve">Jeong K, Kwon H, Min C, Pak Y. Modulation of the caveolin-3 localization</w:t>
-      </w:r>
-      <w:r>
-        <w:t xml:space="preserve"> </w:t>
-      </w:r>
-      <w:r>
-        <w:t xml:space="preserve">to caveolae and STAT3 to mitochondria by catecholamine-induced cardiac</w:t>
-      </w:r>
-      <w:r>
-        <w:t xml:space="preserve"> </w:t>
-      </w:r>
-      <w:r>
-        <w:t xml:space="preserve">hypertrophy in H9c2 cardiomyoblasts. Exp Mol Med. 2009;41(4):226-35.</w:t>
-      </w:r>
-      <w:r>
-        <w:t xml:space="preserve"> </w:t>
-      </w:r>
-      <w:r>
-        <w:t xml:space="preserve">PMID 19299911.</w:t>
+        <w:rPr>
+          <w:b/>
+          <w:bCs/>
+        </w:rPr>
+        <w:t xml:space="preserve">Reinjection imbalance does not drive results in the core contrasts.</w:t>
+      </w:r>
+      <w:r>
+        <w:t xml:space="preserve"> </w:t>
+      </w:r>
+      <w:r>
+        <w:t xml:space="preserve">Per-contrast ρ with the four</w:t>
+      </w:r>
+      <w:r>
+        <w:t xml:space="preserve"> </w:t>
+      </w:r>
+      <w:r>
+        <w:rPr>
+          <w:rStyle w:val="VerbatimChar"/>
+        </w:rPr>
+        <w:t xml:space="preserve">r</w:t>
+      </w:r>
+      <w:r>
+        <w:t xml:space="preserve">-suffixed re-injection samples removed</w:t>
+      </w:r>
+      <w:r>
+        <w:t xml:space="preserve"> </w:t>
+      </w:r>
+      <w:r>
+        <w:t xml:space="preserve">was ≥ 0.95 for the four core contrasts. The secondary MITOvPHE_MITO</w:t>
+      </w:r>
+      <w:r>
+        <w:t xml:space="preserve"> </w:t>
+      </w:r>
+      <w:r>
+        <w:t xml:space="preserve">comparison dropped to ρ = 0.82, which is documented as the largest</w:t>
+      </w:r>
+      <w:r>
+        <w:t xml:space="preserve"> </w:t>
+      </w:r>
+      <w:r>
+        <w:t xml:space="preserve">open caveat in the dataset and the reason MITOvPHE_MITO is not</w:t>
+      </w:r>
+      <w:r>
+        <w:t xml:space="preserve"> </w:t>
+      </w:r>
+      <w:r>
+        <w:t xml:space="preserve">interpreted as a primary biological contrast.</w:t>
       </w:r>
     </w:p>
     <w:p>
@@ -2035,23 +5237,43 @@
         <w:pStyle w:val="Compact"/>
         <w:numPr>
           <w:ilvl w:val="0"/>
-          <w:numId w:val="1003"/>
+          <w:numId w:val="1006"/>
         </w:numPr>
       </w:pPr>
       <w:r>
-        <w:t xml:space="preserve">Masuzawa A, Black KM, Pacak CA, et al. Transplantation of autologously</w:t>
-      </w:r>
-      <w:r>
-        <w:t xml:space="preserve"> </w:t>
-      </w:r>
-      <w:r>
-        <w:t xml:space="preserve">derived mitochondria protects the heart from ischemia-reperfusion injury.</w:t>
-      </w:r>
-      <w:r>
-        <w:t xml:space="preserve"> </w:t>
-      </w:r>
-      <w:r>
-        <w:t xml:space="preserve">Am J Physiol Heart Circ Physiol. 2013;304(7):H966-82. PMID 23355340.</w:t>
+        <w:rPr>
+          <w:b/>
+          <w:bCs/>
+        </w:rPr>
+        <w:t xml:space="preserve">Variance-moderation choice does not drive results.</w:t>
+      </w:r>
+      <w:r>
+        <w:t xml:space="preserve"> </w:t>
+      </w:r>
+      <w:r>
+        <w:t xml:space="preserve">Robust empirical-</w:t>
+      </w:r>
+      <w:r>
+        <w:t xml:space="preserve"> </w:t>
+      </w:r>
+      <w:r>
+        <w:t xml:space="preserve">Bayes moderation returned identical FDR and Π counts to the default in</w:t>
+      </w:r>
+      <w:r>
+        <w:t xml:space="preserve"> </w:t>
+      </w:r>
+      <w:r>
+        <w:t xml:space="preserve">all contrasts.</w:t>
+      </w:r>
+    </w:p>
+    <w:bookmarkEnd w:id="37"/>
+    <w:bookmarkStart w:id="38" w:name="open-caveats"/>
+    <w:p>
+      <w:pPr>
+        <w:pStyle w:val="Heading2"/>
+      </w:pPr>
+      <w:r>
+        <w:t xml:space="preserve">Open caveats</w:t>
       </w:r>
     </w:p>
     <w:p>
@@ -2059,29 +5281,39 @@
         <w:pStyle w:val="Compact"/>
         <w:numPr>
           <w:ilvl w:val="0"/>
-          <w:numId w:val="1003"/>
+          <w:numId w:val="1007"/>
         </w:numPr>
       </w:pPr>
       <w:r>
-        <w:t xml:space="preserve">Doulamis IP, Tzani A, Alemany VS, et al. Mitochondrial transplantation</w:t>
-      </w:r>
-      <w:r>
-        <w:t xml:space="preserve"> </w:t>
-      </w:r>
-      <w:r>
-        <w:t xml:space="preserve">normalizes transcriptomic and proteomic shift associated with ischemia</w:t>
-      </w:r>
-      <w:r>
-        <w:t xml:space="preserve"> </w:t>
-      </w:r>
-      <w:r>
-        <w:t xml:space="preserve">reperfusion injury in neonatal hearts donated after circulatory death.</w:t>
-      </w:r>
-      <w:r>
-        <w:t xml:space="preserve"> </w:t>
-      </w:r>
-      <w:r>
-        <w:t xml:space="preserve">Sci Rep. 2024;14(1):31236. PMID 39732955.</w:t>
+        <w:rPr>
+          <w:b/>
+          <w:bCs/>
+        </w:rPr>
+        <w:t xml:space="preserve">H9c2 cell-line caveat.</w:t>
+      </w:r>
+      <w:r>
+        <w:t xml:space="preserve"> </w:t>
+      </w:r>
+      <w:r>
+        <w:t xml:space="preserve">H9c2 cardiomyoblasts under-express the</w:t>
+      </w:r>
+      <w:r>
+        <w:t xml:space="preserve"> </w:t>
+      </w:r>
+      <w:r>
+        <w:t xml:space="preserve">in-vivo fetal-gene cardiac-hypertrophy reprogram. PHE-induced</w:t>
+      </w:r>
+      <w:r>
+        <w:t xml:space="preserve"> </w:t>
+      </w:r>
+      <w:r>
+        <w:t xml:space="preserve">hypertrophy in this system is recovered as fibrotic and early-OXPHOS</w:t>
+      </w:r>
+      <w:r>
+        <w:t xml:space="preserve"> </w:t>
+      </w:r>
+      <w:r>
+        <w:t xml:space="preserve">depression signatures rather than NPPA / NPPB / Myh7 upregulation.</w:t>
       </w:r>
     </w:p>
     <w:p>
@@ -2089,23 +5321,51 @@
         <w:pStyle w:val="Compact"/>
         <w:numPr>
           <w:ilvl w:val="0"/>
-          <w:numId w:val="1003"/>
+          <w:numId w:val="1007"/>
         </w:numPr>
       </w:pPr>
       <w:r>
-        <w:t xml:space="preserve">Houtkooper RH, Mouchiroud L, Ryu D, et al. Mitonuclear protein imbalance</w:t>
-      </w:r>
-      <w:r>
-        <w:t xml:space="preserve"> </w:t>
-      </w:r>
-      <w:r>
-        <w:t xml:space="preserve">as a conserved longevity mechanism. Nature. 2013;497(7450):451-7.</w:t>
-      </w:r>
-      <w:r>
-        <w:t xml:space="preserve"> </w:t>
-      </w:r>
-      <w:r>
-        <w:t xml:space="preserve">PMID 23698443.</w:t>
+        <w:rPr>
+          <w:b/>
+          <w:bCs/>
+        </w:rPr>
+        <w:t xml:space="preserve">Reinjection imbalance.</w:t>
+      </w:r>
+      <w:r>
+        <w:t xml:space="preserve"> </w:t>
+      </w:r>
+      <w:r>
+        <w:t xml:space="preserve">Four</w:t>
+      </w:r>
+      <w:r>
+        <w:t xml:space="preserve"> </w:t>
+      </w:r>
+      <w:r>
+        <w:rPr>
+          <w:rStyle w:val="VerbatimChar"/>
+        </w:rPr>
+        <w:t xml:space="preserve">r</w:t>
+      </w:r>
+      <w:r>
+        <w:t xml:space="preserve">-suffixed re-injection samples</w:t>
+      </w:r>
+      <w:r>
+        <w:t xml:space="preserve"> </w:t>
+      </w:r>
+      <w:r>
+        <w:t xml:space="preserve">are imbalanced across groups (Ctl 1, Mito 0, PHE 2, PHE_Mito 3).</w:t>
+      </w:r>
+      <w:r>
+        <w:t xml:space="preserve"> </w:t>
+      </w:r>
+      <w:r>
+        <w:t xml:space="preserve">Sensitivity refits show core contrasts robust (Spearman ρ 0.95-0.99);</w:t>
+      </w:r>
+      <w:r>
+        <w:t xml:space="preserve"> </w:t>
+      </w:r>
+      <w:r>
+        <w:t xml:space="preserve">the secondary MITOvPHE_MITO comparison drops to ρ = 0.82.</w:t>
       </w:r>
     </w:p>
     <w:p>
@@ -2113,23 +5373,39 @@
         <w:pStyle w:val="Compact"/>
         <w:numPr>
           <w:ilvl w:val="0"/>
-          <w:numId w:val="1003"/>
+          <w:numId w:val="1007"/>
         </w:numPr>
       </w:pPr>
       <w:r>
-        <w:t xml:space="preserve">Rath S, Sharma R, Gupta R, et al. MitoCarta3.0: an updated mitochondrial</w:t>
-      </w:r>
-      <w:r>
-        <w:t xml:space="preserve"> </w:t>
-      </w:r>
-      <w:r>
-        <w:t xml:space="preserve">proteome now with sub-organelle localization and pathway annotations.</w:t>
-      </w:r>
-      <w:r>
-        <w:t xml:space="preserve"> </w:t>
-      </w:r>
-      <w:r>
-        <w:t xml:space="preserve">Nucleic Acids Res. 2021;49(D1):D1541-D1547. PMID 33174596.</w:t>
+        <w:rPr>
+          <w:b/>
+          <w:bCs/>
+        </w:rPr>
+        <w:t xml:space="preserve">Power.</w:t>
+      </w:r>
+      <w:r>
+        <w:t xml:space="preserve"> </w:t>
+      </w:r>
+      <w:r>
+        <w:t xml:space="preserve">N = 24 (n = 6 / group) supports the three primary</w:t>
+      </w:r>
+      <w:r>
+        <w:t xml:space="preserve"> </w:t>
+      </w:r>
+      <w:r>
+        <w:t xml:space="preserve">contrasts but underpowers the Interaction term and the AlteredPQR</w:t>
+      </w:r>
+      <w:r>
+        <w:t xml:space="preserve"> </w:t>
+      </w:r>
+      <w:r>
+        <w:t xml:space="preserve">pair-stoichiometry tests. The covariation supplement (cohesion</w:t>
+      </w:r>
+      <w:r>
+        <w:t xml:space="preserve"> </w:t>
+      </w:r>
+      <w:r>
+        <w:t xml:space="preserve">0.02-0.13) is flagged accordingly.</w:t>
       </w:r>
     </w:p>
     <w:p>
@@ -2137,17 +5413,39 @@
         <w:pStyle w:val="Compact"/>
         <w:numPr>
           <w:ilvl w:val="0"/>
-          <w:numId w:val="1003"/>
+          <w:numId w:val="1007"/>
         </w:numPr>
       </w:pPr>
       <w:r>
-        <w:t xml:space="preserve">Xiao Y, Hsiao TH, Suresh U, et al. A novel significance score for gene</w:t>
-      </w:r>
-      <w:r>
-        <w:t xml:space="preserve"> </w:t>
-      </w:r>
-      <w:r>
-        <w:t xml:space="preserve">selection and ranking. Bioinformatics. 2014;30(6):801-7. PMID 22321699.</w:t>
+        <w:rPr>
+          <w:b/>
+          <w:bCs/>
+        </w:rPr>
+        <w:t xml:space="preserve">WGCNA circularity.</w:t>
+      </w:r>
+      <w:r>
+        <w:t xml:space="preserve"> </w:t>
+      </w:r>
+      <w:r>
+        <w:t xml:space="preserve">Module eigengene LMMs use the same dataset</w:t>
+      </w:r>
+      <w:r>
+        <w:t xml:space="preserve"> </w:t>
+      </w:r>
+      <w:r>
+        <w:t xml:space="preserve">that the modules were derived from. The WGCNA supplement is</w:t>
+      </w:r>
+      <w:r>
+        <w:t xml:space="preserve"> </w:t>
+      </w:r>
+      <w:r>
+        <w:t xml:space="preserve">explicitly labeled EXPLORATORY and should not be used as an</w:t>
+      </w:r>
+      <w:r>
+        <w:t xml:space="preserve"> </w:t>
+      </w:r>
+      <w:r>
+        <w:t xml:space="preserve">independent statistical claim.</w:t>
       </w:r>
     </w:p>
     <w:p>
@@ -2155,23 +5453,57 @@
         <w:pStyle w:val="Compact"/>
         <w:numPr>
           <w:ilvl w:val="0"/>
-          <w:numId w:val="1003"/>
+          <w:numId w:val="1007"/>
         </w:numPr>
       </w:pPr>
       <w:r>
-        <w:t xml:space="preserve">Subramanian A, Tamayo P, Mootha VK, et al. Gene set enrichment analysis:</w:t>
-      </w:r>
-      <w:r>
-        <w:t xml:space="preserve"> </w:t>
-      </w:r>
-      <w:r>
-        <w:t xml:space="preserve">a knowledge-based approach for interpreting genome-wide expression</w:t>
-      </w:r>
-      <w:r>
-        <w:t xml:space="preserve"> </w:t>
-      </w:r>
-      <w:r>
-        <w:t xml:space="preserve">profiles. Proc Natl Acad Sci U S A. 2005;102(43):15545-50. PMID 16199517.</w:t>
+        <w:rPr>
+          <w:b/>
+          <w:bCs/>
+        </w:rPr>
+        <w:t xml:space="preserve">In-vitro α1-adrenergic stimulation.</w:t>
+      </w:r>
+      <w:r>
+        <w:t xml:space="preserve"> </w:t>
+      </w:r>
+      <w:r>
+        <w:t xml:space="preserve">Phenylephrine at the doses</w:t>
+      </w:r>
+      <w:r>
+        <w:t xml:space="preserve"> </w:t>
+      </w:r>
+      <w:r>
+        <w:t xml:space="preserve">used recapitulates one arm (NOX2 / ROS, mitochondrial-STAT3) of</w:t>
+      </w:r>
+      <w:r>
+        <w:t xml:space="preserve"> </w:t>
+      </w:r>
+      <w:r>
+        <w:t xml:space="preserve">in-vivo pressure-overload cardiac stress; it is not a complete</w:t>
+      </w:r>
+      <w:r>
+        <w:t xml:space="preserve"> </w:t>
+      </w:r>
+      <w:r>
+        <w:t xml:space="preserve">model of clinical heart failure.</w:t>
+      </w:r>
+    </w:p>
+    <w:p>
+      <w:r>
+        <w:pict>
+          <v:rect style="width:0;height:1.5pt" o:hralign="center" o:hrstd="t" o:hr="t"/>
+        </w:pict>
+      </w:r>
+    </w:p>
+    <w:bookmarkEnd w:id="38"/>
+    <w:bookmarkEnd w:id="39"/>
+    <w:bookmarkStart w:id="40" w:name="references-verified-pmids"/>
+    <w:p>
+      <w:pPr>
+        <w:pStyle w:val="Heading1"/>
+      </w:pPr>
+      <w:r>
+        <w:t xml:space="preserve">References (verified PMIDs)</w:t>
       </w:r>
     </w:p>
     <w:p>
@@ -2179,23 +5511,30 @@
         <w:pStyle w:val="Compact"/>
         <w:numPr>
           <w:ilvl w:val="0"/>
-          <w:numId w:val="1003"/>
+          <w:numId w:val="1008"/>
         </w:numPr>
       </w:pPr>
       <w:r>
-        <w:t xml:space="preserve">Liberzon A, Birger C, Thorvaldsdóttir H, et al. The Molecular Signatures</w:t>
-      </w:r>
-      <w:r>
-        <w:t xml:space="preserve"> </w:t>
-      </w:r>
-      <w:r>
-        <w:t xml:space="preserve">Database (MSigDB) hallmark gene set collection. Cell Syst.</w:t>
-      </w:r>
-      <w:r>
-        <w:t xml:space="preserve"> </w:t>
-      </w:r>
-      <w:r>
-        <w:t xml:space="preserve">2015;1(6):417-425. PMID 26771021.</w:t>
+        <w:t xml:space="preserve">Hahn NE, Musters RJ, Fritz JM, et al. Early NADPH oxidase-2 activation</w:t>
+      </w:r>
+      <w:r>
+        <w:t xml:space="preserve"> </w:t>
+      </w:r>
+      <w:r>
+        <w:t xml:space="preserve">is crucial in phenylephrine-induced hypertrophy of H9c2 cells.</w:t>
+      </w:r>
+      <w:r>
+        <w:t xml:space="preserve"> </w:t>
+      </w:r>
+      <w:r>
+        <w:rPr>
+          <w:i/>
+          <w:iCs/>
+        </w:rPr>
+        <w:t xml:space="preserve">Cell Signal</w:t>
+      </w:r>
+      <w:r>
+        <w:t xml:space="preserve">. 2014;26(9):1818-24. PMID 24794531.</w:t>
       </w:r>
     </w:p>
     <w:p>
@@ -2203,23 +5542,42 @@
         <w:pStyle w:val="Compact"/>
         <w:numPr>
           <w:ilvl w:val="0"/>
-          <w:numId w:val="1003"/>
+          <w:numId w:val="1008"/>
         </w:numPr>
       </w:pPr>
       <w:r>
-        <w:t xml:space="preserve">Gillespie M, Jassal B, Stephan R, et al. The Reactome pathway</w:t>
-      </w:r>
-      <w:r>
-        <w:t xml:space="preserve"> </w:t>
-      </w:r>
-      <w:r>
-        <w:t xml:space="preserve">knowledgebase 2022. Nucleic Acids Res. 2022;50(D1):D687-D692.</w:t>
-      </w:r>
-      <w:r>
-        <w:t xml:space="preserve"> </w:t>
-      </w:r>
-      <w:r>
-        <w:t xml:space="preserve">PMID 34788843.</w:t>
+        <w:t xml:space="preserve">Jeong K, Kwon H, Min C, Pak Y. Modulation of the caveolin-3</w:t>
+      </w:r>
+      <w:r>
+        <w:t xml:space="preserve"> </w:t>
+      </w:r>
+      <w:r>
+        <w:t xml:space="preserve">localization to caveolae and STAT3 to mitochondria by catecholamine-</w:t>
+      </w:r>
+      <w:r>
+        <w:t xml:space="preserve"> </w:t>
+      </w:r>
+      <w:r>
+        <w:t xml:space="preserve">induced cardiac hypertrophy in H9c2 cardiomyoblasts.</w:t>
+      </w:r>
+      <w:r>
+        <w:t xml:space="preserve"> </w:t>
+      </w:r>
+      <w:r>
+        <w:rPr>
+          <w:i/>
+          <w:iCs/>
+        </w:rPr>
+        <w:t xml:space="preserve">Exp Mol Med</w:t>
+      </w:r>
+      <w:r>
+        <w:t xml:space="preserve">.</w:t>
+      </w:r>
+      <w:r>
+        <w:t xml:space="preserve"> </w:t>
+      </w:r>
+      <w:r>
+        <w:t xml:space="preserve">2009;41(4):226-35. PMID 19299911.</w:t>
       </w:r>
     </w:p>
     <w:p>
@@ -2227,17 +5585,42 @@
         <w:pStyle w:val="Compact"/>
         <w:numPr>
           <w:ilvl w:val="0"/>
-          <w:numId w:val="1003"/>
+          <w:numId w:val="1008"/>
         </w:numPr>
       </w:pPr>
       <w:r>
-        <w:t xml:space="preserve">Kanehisa M. Toward understanding the origin and evolution of cellular</w:t>
-      </w:r>
-      <w:r>
-        <w:t xml:space="preserve"> </w:t>
-      </w:r>
-      <w:r>
-        <w:t xml:space="preserve">organisms. Protein Sci. 2019;28(11):1947-1951. PMID 31441146.</w:t>
+        <w:t xml:space="preserve">Masuzawa A, Black KM, Pacak CA, et al. Transplantation of autologously</w:t>
+      </w:r>
+      <w:r>
+        <w:t xml:space="preserve"> </w:t>
+      </w:r>
+      <w:r>
+        <w:t xml:space="preserve">derived mitochondria protects the heart from ischemia-reperfusion</w:t>
+      </w:r>
+      <w:r>
+        <w:t xml:space="preserve"> </w:t>
+      </w:r>
+      <w:r>
+        <w:t xml:space="preserve">injury.</w:t>
+      </w:r>
+      <w:r>
+        <w:t xml:space="preserve"> </w:t>
+      </w:r>
+      <w:r>
+        <w:rPr>
+          <w:i/>
+          <w:iCs/>
+        </w:rPr>
+        <w:t xml:space="preserve">Am J Physiol Heart Circ Physiol</w:t>
+      </w:r>
+      <w:r>
+        <w:t xml:space="preserve">. 2013;304(7):H966-82.</w:t>
+      </w:r>
+      <w:r>
+        <w:t xml:space="preserve"> </w:t>
+      </w:r>
+      <w:r>
+        <w:t xml:space="preserve">PMID 23355340.</w:t>
       </w:r>
     </w:p>
     <w:p>
@@ -2245,23 +5628,36 @@
         <w:pStyle w:val="Compact"/>
         <w:numPr>
           <w:ilvl w:val="0"/>
-          <w:numId w:val="1003"/>
+          <w:numId w:val="1008"/>
         </w:numPr>
       </w:pPr>
       <w:r>
-        <w:t xml:space="preserve">Merico D, Isserlin R, Stueker O, Emili A, Bader GD. Enrichment map:</w:t>
-      </w:r>
-      <w:r>
-        <w:t xml:space="preserve"> </w:t>
-      </w:r>
-      <w:r>
-        <w:t xml:space="preserve">a network-based method for gene-set enrichment visualization and</w:t>
-      </w:r>
-      <w:r>
-        <w:t xml:space="preserve"> </w:t>
-      </w:r>
-      <w:r>
-        <w:t xml:space="preserve">interpretation. PLoS ONE. 2010;5(11):e13984. PMID 21085593.</w:t>
+        <w:t xml:space="preserve">Doulamis IP, Tzani A, Alemany VS, et al. Mitochondrial transplantation</w:t>
+      </w:r>
+      <w:r>
+        <w:t xml:space="preserve"> </w:t>
+      </w:r>
+      <w:r>
+        <w:t xml:space="preserve">normalizes transcriptomic and proteomic shift associated with ischemia</w:t>
+      </w:r>
+      <w:r>
+        <w:t xml:space="preserve"> </w:t>
+      </w:r>
+      <w:r>
+        <w:t xml:space="preserve">reperfusion injury in neonatal hearts donated after circulatory death.</w:t>
+      </w:r>
+      <w:r>
+        <w:t xml:space="preserve"> </w:t>
+      </w:r>
+      <w:r>
+        <w:rPr>
+          <w:i/>
+          <w:iCs/>
+        </w:rPr>
+        <w:t xml:space="preserve">Sci Rep</w:t>
+      </w:r>
+      <w:r>
+        <w:t xml:space="preserve">. 2024;14(1):31236. PMID 39732955.</w:t>
       </w:r>
     </w:p>
     <w:p>
@@ -2269,10 +5665,306 @@
         <w:pStyle w:val="Compact"/>
         <w:numPr>
           <w:ilvl w:val="0"/>
-          <w:numId w:val="1003"/>
+          <w:numId w:val="1008"/>
         </w:numPr>
       </w:pPr>
       <w:r>
+        <w:t xml:space="preserve">Houtkooper RH, Mouchiroud L, Ryu D, et al. Mitonuclear protein</w:t>
+      </w:r>
+      <w:r>
+        <w:t xml:space="preserve"> </w:t>
+      </w:r>
+      <w:r>
+        <w:t xml:space="preserve">imbalance as a conserved longevity mechanism.</w:t>
+      </w:r>
+      <w:r>
+        <w:t xml:space="preserve"> </w:t>
+      </w:r>
+      <w:r>
+        <w:rPr>
+          <w:i/>
+          <w:iCs/>
+        </w:rPr>
+        <w:t xml:space="preserve">Nature</w:t>
+      </w:r>
+      <w:r>
+        <w:t xml:space="preserve">. 2013;</w:t>
+      </w:r>
+      <w:r>
+        <w:t xml:space="preserve"> </w:t>
+      </w:r>
+      <w:r>
+        <w:t xml:space="preserve">497(7450):451-7. PMID 23698443.</w:t>
+      </w:r>
+    </w:p>
+    <w:p>
+      <w:pPr>
+        <w:pStyle w:val="Compact"/>
+        <w:numPr>
+          <w:ilvl w:val="0"/>
+          <w:numId w:val="1008"/>
+        </w:numPr>
+      </w:pPr>
+      <w:r>
+        <w:t xml:space="preserve">Rath S, Sharma R, Gupta R, et al. MitoCarta3.0: an updated</w:t>
+      </w:r>
+      <w:r>
+        <w:t xml:space="preserve"> </w:t>
+      </w:r>
+      <w:r>
+        <w:t xml:space="preserve">mitochondrial proteome now with sub-organelle localization and</w:t>
+      </w:r>
+      <w:r>
+        <w:t xml:space="preserve"> </w:t>
+      </w:r>
+      <w:r>
+        <w:t xml:space="preserve">pathway annotations.</w:t>
+      </w:r>
+      <w:r>
+        <w:t xml:space="preserve"> </w:t>
+      </w:r>
+      <w:r>
+        <w:rPr>
+          <w:i/>
+          <w:iCs/>
+        </w:rPr>
+        <w:t xml:space="preserve">Nucleic Acids Res</w:t>
+      </w:r>
+      <w:r>
+        <w:t xml:space="preserve">. 2021;49(D1):D1541-D1547.</w:t>
+      </w:r>
+      <w:r>
+        <w:t xml:space="preserve"> </w:t>
+      </w:r>
+      <w:r>
+        <w:t xml:space="preserve">PMID 33174596.</w:t>
+      </w:r>
+    </w:p>
+    <w:p>
+      <w:pPr>
+        <w:pStyle w:val="Compact"/>
+        <w:numPr>
+          <w:ilvl w:val="0"/>
+          <w:numId w:val="1008"/>
+        </w:numPr>
+      </w:pPr>
+      <w:r>
+        <w:t xml:space="preserve">Xiao Y, Hsiao TH, Suresh U, et al. A novel significance score for</w:t>
+      </w:r>
+      <w:r>
+        <w:t xml:space="preserve"> </w:t>
+      </w:r>
+      <w:r>
+        <w:t xml:space="preserve">gene selection and ranking.</w:t>
+      </w:r>
+      <w:r>
+        <w:t xml:space="preserve"> </w:t>
+      </w:r>
+      <w:r>
+        <w:rPr>
+          <w:i/>
+          <w:iCs/>
+        </w:rPr>
+        <w:t xml:space="preserve">Bioinformatics</w:t>
+      </w:r>
+      <w:r>
+        <w:t xml:space="preserve">. 2014;30(6):801-7.</w:t>
+      </w:r>
+      <w:r>
+        <w:t xml:space="preserve"> </w:t>
+      </w:r>
+      <w:r>
+        <w:t xml:space="preserve">PMID 22321699.</w:t>
+      </w:r>
+    </w:p>
+    <w:p>
+      <w:pPr>
+        <w:pStyle w:val="Compact"/>
+        <w:numPr>
+          <w:ilvl w:val="0"/>
+          <w:numId w:val="1008"/>
+        </w:numPr>
+      </w:pPr>
+      <w:r>
+        <w:t xml:space="preserve">Subramanian A, Tamayo P, Mootha VK, et al. Gene set enrichment</w:t>
+      </w:r>
+      <w:r>
+        <w:t xml:space="preserve"> </w:t>
+      </w:r>
+      <w:r>
+        <w:t xml:space="preserve">analysis: a knowledge-based approach for interpreting genome-wide</w:t>
+      </w:r>
+      <w:r>
+        <w:t xml:space="preserve"> </w:t>
+      </w:r>
+      <w:r>
+        <w:t xml:space="preserve">expression profiles.</w:t>
+      </w:r>
+      <w:r>
+        <w:t xml:space="preserve"> </w:t>
+      </w:r>
+      <w:r>
+        <w:rPr>
+          <w:i/>
+          <w:iCs/>
+        </w:rPr>
+        <w:t xml:space="preserve">Proc Natl Acad Sci U S A</w:t>
+      </w:r>
+      <w:r>
+        <w:t xml:space="preserve">. 2005;102(43):</w:t>
+      </w:r>
+      <w:r>
+        <w:t xml:space="preserve"> </w:t>
+      </w:r>
+      <w:r>
+        <w:t xml:space="preserve">15545-50. PMID 16199517.</w:t>
+      </w:r>
+    </w:p>
+    <w:p>
+      <w:pPr>
+        <w:pStyle w:val="Compact"/>
+        <w:numPr>
+          <w:ilvl w:val="0"/>
+          <w:numId w:val="1008"/>
+        </w:numPr>
+      </w:pPr>
+      <w:r>
+        <w:t xml:space="preserve">Liberzon A, Birger C, Thorvaldsdóttir H, et al. The Molecular</w:t>
+      </w:r>
+      <w:r>
+        <w:t xml:space="preserve"> </w:t>
+      </w:r>
+      <w:r>
+        <w:t xml:space="preserve">Signatures Database (MSigDB) hallmark gene set collection.</w:t>
+      </w:r>
+      <w:r>
+        <w:t xml:space="preserve"> </w:t>
+      </w:r>
+      <w:r>
+        <w:rPr>
+          <w:i/>
+          <w:iCs/>
+        </w:rPr>
+        <w:t xml:space="preserve">Cell Syst</w:t>
+      </w:r>
+      <w:r>
+        <w:t xml:space="preserve">. 2015;1(6):417-425. PMID 26771021.</w:t>
+      </w:r>
+    </w:p>
+    <w:p>
+      <w:pPr>
+        <w:pStyle w:val="Compact"/>
+        <w:numPr>
+          <w:ilvl w:val="0"/>
+          <w:numId w:val="1008"/>
+        </w:numPr>
+      </w:pPr>
+      <w:r>
+        <w:t xml:space="preserve">Gillespie M, Jassal B, Stephan R, et al. The Reactome pathway</w:t>
+      </w:r>
+      <w:r>
+        <w:t xml:space="preserve"> </w:t>
+      </w:r>
+      <w:r>
+        <w:t xml:space="preserve">knowledgebase 2022.</w:t>
+      </w:r>
+      <w:r>
+        <w:t xml:space="preserve"> </w:t>
+      </w:r>
+      <w:r>
+        <w:rPr>
+          <w:i/>
+          <w:iCs/>
+        </w:rPr>
+        <w:t xml:space="preserve">Nucleic Acids Res</w:t>
+      </w:r>
+      <w:r>
+        <w:t xml:space="preserve">. 2022;50(D1):D687-D692.</w:t>
+      </w:r>
+      <w:r>
+        <w:t xml:space="preserve"> </w:t>
+      </w:r>
+      <w:r>
+        <w:t xml:space="preserve">PMID 34788843.</w:t>
+      </w:r>
+    </w:p>
+    <w:p>
+      <w:pPr>
+        <w:pStyle w:val="Compact"/>
+        <w:numPr>
+          <w:ilvl w:val="0"/>
+          <w:numId w:val="1008"/>
+        </w:numPr>
+      </w:pPr>
+      <w:r>
+        <w:t xml:space="preserve">Kanehisa M. Toward understanding the origin and evolution of cellular</w:t>
+      </w:r>
+      <w:r>
+        <w:t xml:space="preserve"> </w:t>
+      </w:r>
+      <w:r>
+        <w:t xml:space="preserve">organisms.</w:t>
+      </w:r>
+      <w:r>
+        <w:t xml:space="preserve"> </w:t>
+      </w:r>
+      <w:r>
+        <w:rPr>
+          <w:i/>
+          <w:iCs/>
+        </w:rPr>
+        <w:t xml:space="preserve">Protein Sci</w:t>
+      </w:r>
+      <w:r>
+        <w:t xml:space="preserve">. 2019;28(11):1947-1951. PMID 31441146.</w:t>
+      </w:r>
+    </w:p>
+    <w:p>
+      <w:pPr>
+        <w:pStyle w:val="Compact"/>
+        <w:numPr>
+          <w:ilvl w:val="0"/>
+          <w:numId w:val="1008"/>
+        </w:numPr>
+      </w:pPr>
+      <w:r>
+        <w:t xml:space="preserve">Merico D, Isserlin R, Stueker O, Emili A, Bader GD. Enrichment map:</w:t>
+      </w:r>
+      <w:r>
+        <w:t xml:space="preserve"> </w:t>
+      </w:r>
+      <w:r>
+        <w:t xml:space="preserve">a network-based method for gene-set enrichment visualization and</w:t>
+      </w:r>
+      <w:r>
+        <w:t xml:space="preserve"> </w:t>
+      </w:r>
+      <w:r>
+        <w:t xml:space="preserve">interpretation.</w:t>
+      </w:r>
+      <w:r>
+        <w:t xml:space="preserve"> </w:t>
+      </w:r>
+      <w:r>
+        <w:rPr>
+          <w:i/>
+          <w:iCs/>
+        </w:rPr>
+        <w:t xml:space="preserve">PLoS ONE</w:t>
+      </w:r>
+      <w:r>
+        <w:t xml:space="preserve">. 2010;5(11):e13984. PMID 21085593.</w:t>
+      </w:r>
+    </w:p>
+    <w:p>
+      <w:pPr>
+        <w:pStyle w:val="Compact"/>
+        <w:numPr>
+          <w:ilvl w:val="0"/>
+          <w:numId w:val="1008"/>
+        </w:numPr>
+      </w:pPr>
+      <w:r>
         <w:t xml:space="preserve">Reimand J, Isserlin R, Voisin V, et al. Pathway enrichment analysis</w:t>
       </w:r>
       <w:r>
@@ -2285,10 +5977,395 @@
         <w:t xml:space="preserve"> </w:t>
       </w:r>
       <w:r>
-        <w:t xml:space="preserve">and EnrichmentMap. Nat Protoc. 2019;14(2):482-517. PMID 30664679.</w:t>
-      </w:r>
-    </w:p>
-    <w:bookmarkEnd w:id="24"/>
+        <w:t xml:space="preserve">and EnrichmentMap.</w:t>
+      </w:r>
+      <w:r>
+        <w:t xml:space="preserve"> </w:t>
+      </w:r>
+      <w:r>
+        <w:rPr>
+          <w:i/>
+          <w:iCs/>
+        </w:rPr>
+        <w:t xml:space="preserve">Nat Protoc</w:t>
+      </w:r>
+      <w:r>
+        <w:t xml:space="preserve">. 2019;14(2):482-517. PMID 30664679.</w:t>
+      </w:r>
+    </w:p>
+    <w:p>
+      <w:pPr>
+        <w:pStyle w:val="Compact"/>
+        <w:numPr>
+          <w:ilvl w:val="0"/>
+          <w:numId w:val="1008"/>
+        </w:numPr>
+      </w:pPr>
+      <w:r>
+        <w:t xml:space="preserve">Ritchie ME, Phipson B, Wu D, et al. limma powers differential</w:t>
+      </w:r>
+      <w:r>
+        <w:t xml:space="preserve"> </w:t>
+      </w:r>
+      <w:r>
+        <w:t xml:space="preserve">expression analyses for RNA-sequencing and microarray studies.</w:t>
+      </w:r>
+      <w:r>
+        <w:t xml:space="preserve"> </w:t>
+      </w:r>
+      <w:r>
+        <w:rPr>
+          <w:i/>
+          <w:iCs/>
+        </w:rPr>
+        <w:t xml:space="preserve">Nucleic Acids Res</w:t>
+      </w:r>
+      <w:r>
+        <w:t xml:space="preserve">. 2015;43(7):e47. PMID 25605792.</w:t>
+      </w:r>
+    </w:p>
+    <w:p>
+      <w:pPr>
+        <w:pStyle w:val="Compact"/>
+        <w:numPr>
+          <w:ilvl w:val="0"/>
+          <w:numId w:val="1008"/>
+        </w:numPr>
+      </w:pPr>
+      <w:r>
+        <w:t xml:space="preserve">Phipson B, Lee S, Majewski IJ, Alexander WS, Smyth GK. Robust</w:t>
+      </w:r>
+      <w:r>
+        <w:t xml:space="preserve"> </w:t>
+      </w:r>
+      <w:r>
+        <w:t xml:space="preserve">hyperparameter estimation protects against hypervariable genes</w:t>
+      </w:r>
+      <w:r>
+        <w:t xml:space="preserve"> </w:t>
+      </w:r>
+      <w:r>
+        <w:t xml:space="preserve">and improves power to detect differential expression.</w:t>
+      </w:r>
+      <w:r>
+        <w:t xml:space="preserve"> </w:t>
+      </w:r>
+      <w:r>
+        <w:rPr>
+          <w:i/>
+          <w:iCs/>
+        </w:rPr>
+        <w:t xml:space="preserve">Ann Appl</w:t>
+      </w:r>
+      <w:r>
+        <w:rPr>
+          <w:i/>
+          <w:iCs/>
+        </w:rPr>
+        <w:t xml:space="preserve"> </w:t>
+      </w:r>
+      <w:r>
+        <w:rPr>
+          <w:i/>
+          <w:iCs/>
+        </w:rPr>
+        <w:t xml:space="preserve">Stat</w:t>
+      </w:r>
+      <w:r>
+        <w:t xml:space="preserve">. 2016;10(2):946-963. PMID 28367255.</w:t>
+      </w:r>
+    </w:p>
+    <w:p>
+      <w:pPr>
+        <w:pStyle w:val="Compact"/>
+        <w:numPr>
+          <w:ilvl w:val="0"/>
+          <w:numId w:val="1008"/>
+        </w:numPr>
+      </w:pPr>
+      <w:r>
+        <w:t xml:space="preserve">Wu D, Smyth GK. Camera: a competitive gene set test accounting for</w:t>
+      </w:r>
+      <w:r>
+        <w:t xml:space="preserve"> </w:t>
+      </w:r>
+      <w:r>
+        <w:t xml:space="preserve">inter-gene correlation.</w:t>
+      </w:r>
+      <w:r>
+        <w:t xml:space="preserve"> </w:t>
+      </w:r>
+      <w:r>
+        <w:rPr>
+          <w:i/>
+          <w:iCs/>
+        </w:rPr>
+        <w:t xml:space="preserve">Nucleic Acids Res</w:t>
+      </w:r>
+      <w:r>
+        <w:t xml:space="preserve">. 2012;40(17):e133.</w:t>
+      </w:r>
+      <w:r>
+        <w:t xml:space="preserve"> </w:t>
+      </w:r>
+      <w:r>
+        <w:t xml:space="preserve">PMID 22638577.</w:t>
+      </w:r>
+    </w:p>
+    <w:p>
+      <w:pPr>
+        <w:pStyle w:val="Compact"/>
+        <w:numPr>
+          <w:ilvl w:val="0"/>
+          <w:numId w:val="1008"/>
+        </w:numPr>
+      </w:pPr>
+      <w:r>
+        <w:t xml:space="preserve">Hänzelmann S, Castelo R, Guinney J. GSVA: gene set variation</w:t>
+      </w:r>
+      <w:r>
+        <w:t xml:space="preserve"> </w:t>
+      </w:r>
+      <w:r>
+        <w:t xml:space="preserve">analysis for microarray and RNA-seq data.</w:t>
+      </w:r>
+      <w:r>
+        <w:t xml:space="preserve"> </w:t>
+      </w:r>
+      <w:r>
+        <w:rPr>
+          <w:i/>
+          <w:iCs/>
+        </w:rPr>
+        <w:t xml:space="preserve">BMC Bioinformatics</w:t>
+      </w:r>
+      <w:r>
+        <w:t xml:space="preserve">.</w:t>
+      </w:r>
+      <w:r>
+        <w:t xml:space="preserve"> </w:t>
+      </w:r>
+      <w:r>
+        <w:t xml:space="preserve">2013;14:7. PMID 23323831.</w:t>
+      </w:r>
+    </w:p>
+    <w:p>
+      <w:pPr>
+        <w:pStyle w:val="Compact"/>
+        <w:numPr>
+          <w:ilvl w:val="0"/>
+          <w:numId w:val="1008"/>
+        </w:numPr>
+      </w:pPr>
+      <w:r>
+        <w:t xml:space="preserve">Foroutan M, Bhuva DD, Lyu R, Horan K, Cursons J, Davis MJ.</w:t>
+      </w:r>
+      <w:r>
+        <w:t xml:space="preserve"> </w:t>
+      </w:r>
+      <w:r>
+        <w:t xml:space="preserve">Single sample scoring of molecular phenotypes.</w:t>
+      </w:r>
+      <w:r>
+        <w:t xml:space="preserve"> </w:t>
+      </w:r>
+      <w:r>
+        <w:rPr>
+          <w:i/>
+          <w:iCs/>
+        </w:rPr>
+        <w:t xml:space="preserve">BMC Bioinformatics</w:t>
+      </w:r>
+      <w:r>
+        <w:t xml:space="preserve">.</w:t>
+      </w:r>
+      <w:r>
+        <w:t xml:space="preserve"> </w:t>
+      </w:r>
+      <w:r>
+        <w:t xml:space="preserve">2018;19(1):404. PMID 30400809.</w:t>
+      </w:r>
+    </w:p>
+    <w:p>
+      <w:pPr>
+        <w:pStyle w:val="Compact"/>
+        <w:numPr>
+          <w:ilvl w:val="0"/>
+          <w:numId w:val="1008"/>
+        </w:numPr>
+      </w:pPr>
+      <w:r>
+        <w:t xml:space="preserve">Langfelder P, Horvath S. WGCNA: an R package for weighted</w:t>
+      </w:r>
+      <w:r>
+        <w:t xml:space="preserve"> </w:t>
+      </w:r>
+      <w:r>
+        <w:t xml:space="preserve">correlation network analysis.</w:t>
+      </w:r>
+      <w:r>
+        <w:t xml:space="preserve"> </w:t>
+      </w:r>
+      <w:r>
+        <w:rPr>
+          <w:i/>
+          <w:iCs/>
+        </w:rPr>
+        <w:t xml:space="preserve">BMC Bioinformatics</w:t>
+      </w:r>
+      <w:r>
+        <w:t xml:space="preserve">. 2008;9:559.</w:t>
+      </w:r>
+      <w:r>
+        <w:t xml:space="preserve"> </w:t>
+      </w:r>
+      <w:r>
+        <w:t xml:space="preserve">PMID 19114008.</w:t>
+      </w:r>
+    </w:p>
+    <w:p>
+      <w:pPr>
+        <w:pStyle w:val="Compact"/>
+        <w:numPr>
+          <w:ilvl w:val="0"/>
+          <w:numId w:val="1008"/>
+        </w:numPr>
+      </w:pPr>
+      <w:r>
+        <w:t xml:space="preserve">Korotkevich G, Sukhov V, Budin N, et al. Fast gene set enrichment</w:t>
+      </w:r>
+      <w:r>
+        <w:t xml:space="preserve"> </w:t>
+      </w:r>
+      <w:r>
+        <w:t xml:space="preserve">analysis.</w:t>
+      </w:r>
+      <w:r>
+        <w:t xml:space="preserve"> </w:t>
+      </w:r>
+      <w:r>
+        <w:rPr>
+          <w:i/>
+          <w:iCs/>
+        </w:rPr>
+        <w:t xml:space="preserve">bioRxiv</w:t>
+      </w:r>
+      <w:r>
+        <w:t xml:space="preserve">. 2021. doi:10.1101/060012.</w:t>
+      </w:r>
+    </w:p>
+    <w:p>
+      <w:pPr>
+        <w:pStyle w:val="Compact"/>
+        <w:numPr>
+          <w:ilvl w:val="0"/>
+          <w:numId w:val="1008"/>
+        </w:numPr>
+      </w:pPr>
+      <w:r>
+        <w:t xml:space="preserve">Stekhoven DJ, Bühlmann P. MissForest — non-parametric missing value</w:t>
+      </w:r>
+      <w:r>
+        <w:t xml:space="preserve"> </w:t>
+      </w:r>
+      <w:r>
+        <w:t xml:space="preserve">imputation for mixed-type data.</w:t>
+      </w:r>
+      <w:r>
+        <w:t xml:space="preserve"> </w:t>
+      </w:r>
+      <w:r>
+        <w:rPr>
+          <w:i/>
+          <w:iCs/>
+        </w:rPr>
+        <w:t xml:space="preserve">Bioinformatics</w:t>
+      </w:r>
+      <w:r>
+        <w:t xml:space="preserve">. 2012;28(1):112-8.</w:t>
+      </w:r>
+      <w:r>
+        <w:t xml:space="preserve"> </w:t>
+      </w:r>
+      <w:r>
+        <w:t xml:space="preserve">PMID 22039212.</w:t>
+      </w:r>
+    </w:p>
+    <w:p>
+      <w:pPr>
+        <w:pStyle w:val="Compact"/>
+        <w:numPr>
+          <w:ilvl w:val="0"/>
+          <w:numId w:val="1008"/>
+        </w:numPr>
+      </w:pPr>
+      <w:r>
+        <w:t xml:space="preserve">Cahill KM, Huo Z, Tseng GC, Logan RW, Seney ML. Improved</w:t>
+      </w:r>
+      <w:r>
+        <w:t xml:space="preserve"> </w:t>
+      </w:r>
+      <w:r>
+        <w:t xml:space="preserve">identification of concordant and discordant gene expression</w:t>
+      </w:r>
+      <w:r>
+        <w:t xml:space="preserve"> </w:t>
+      </w:r>
+      <w:r>
+        <w:t xml:space="preserve">signatures using an updated rank-rank hypergeometric overlap</w:t>
+      </w:r>
+      <w:r>
+        <w:t xml:space="preserve"> </w:t>
+      </w:r>
+      <w:r>
+        <w:t xml:space="preserve">approach.</w:t>
+      </w:r>
+      <w:r>
+        <w:t xml:space="preserve"> </w:t>
+      </w:r>
+      <w:r>
+        <w:rPr>
+          <w:i/>
+          <w:iCs/>
+        </w:rPr>
+        <w:t xml:space="preserve">Sci Rep</w:t>
+      </w:r>
+      <w:r>
+        <w:t xml:space="preserve">. 2018;8(1):9588. PMID 29942049.</w:t>
+      </w:r>
+    </w:p>
+    <w:p>
+      <w:pPr>
+        <w:pStyle w:val="Compact"/>
+        <w:numPr>
+          <w:ilvl w:val="0"/>
+          <w:numId w:val="1008"/>
+        </w:numPr>
+      </w:pPr>
+      <w:r>
+        <w:t xml:space="preserve">Anderson MJ. A new method for non-parametric multivariate analysis</w:t>
+      </w:r>
+      <w:r>
+        <w:t xml:space="preserve"> </w:t>
+      </w:r>
+      <w:r>
+        <w:t xml:space="preserve">of variance.</w:t>
+      </w:r>
+      <w:r>
+        <w:t xml:space="preserve"> </w:t>
+      </w:r>
+      <w:r>
+        <w:rPr>
+          <w:i/>
+          <w:iCs/>
+        </w:rPr>
+        <w:t xml:space="preserve">Austral Ecol</w:t>
+      </w:r>
+      <w:r>
+        <w:t xml:space="preserve">. 2001;26(1):32-46. (PERMANOVA.)</w:t>
+      </w:r>
+    </w:p>
+    <w:bookmarkEnd w:id="40"/>
     <w:sectPr>
       <w:footnotePr>
         <w:numRestart w:val="eachSect"/>
@@ -2594,6 +6671,12 @@
     <w:abstractNumId w:val="991"/>
   </w:num>
   <w:num w:numId="1002">
+    <w:abstractNumId w:val="991"/>
+  </w:num>
+  <w:num w:numId="1003">
+    <w:abstractNumId w:val="991"/>
+  </w:num>
+  <w:num w:numId="1004">
     <w:abstractNumId w:val="99411"/>
     <w:lvlOverride w:ilvl="0">
       <w:startOverride w:val="1"/>
@@ -2623,7 +6706,43 @@
       <w:startOverride w:val="1"/>
     </w:lvlOverride>
   </w:num>
-  <w:num w:numId="1003">
+  <w:num w:numId="1005">
+    <w:abstractNumId w:val="991"/>
+  </w:num>
+  <w:num w:numId="1006">
+    <w:abstractNumId w:val="991"/>
+  </w:num>
+  <w:num w:numId="1007">
+    <w:abstractNumId w:val="99411"/>
+    <w:lvlOverride w:ilvl="0">
+      <w:startOverride w:val="1"/>
+    </w:lvlOverride>
+    <w:lvlOverride w:ilvl="1">
+      <w:startOverride w:val="1"/>
+    </w:lvlOverride>
+    <w:lvlOverride w:ilvl="2">
+      <w:startOverride w:val="1"/>
+    </w:lvlOverride>
+    <w:lvlOverride w:ilvl="3">
+      <w:startOverride w:val="1"/>
+    </w:lvlOverride>
+    <w:lvlOverride w:ilvl="4">
+      <w:startOverride w:val="1"/>
+    </w:lvlOverride>
+    <w:lvlOverride w:ilvl="5">
+      <w:startOverride w:val="1"/>
+    </w:lvlOverride>
+    <w:lvlOverride w:ilvl="6">
+      <w:startOverride w:val="1"/>
+    </w:lvlOverride>
+    <w:lvlOverride w:ilvl="7">
+      <w:startOverride w:val="1"/>
+    </w:lvlOverride>
+    <w:lvlOverride w:ilvl="8">
+      <w:startOverride w:val="1"/>
+    </w:lvlOverride>
+  </w:num>
+  <w:num w:numId="1008">
     <w:abstractNumId w:val="99411"/>
     <w:lvlOverride w:ilvl="0">
       <w:startOverride w:val="1"/>
